--- a/notes-14052025.docx
+++ b/notes-14052025.docx
@@ -668,17 +668,317 @@
       <w:r>
         <w:t>.</w:t>
       </w:r>
+    </w:p>
+    <w:p>
+      <w:pPr>
+        <w:pStyle w:val="ListParagraph"/>
+        <w:ind w:left="770"/>
+        <w:rPr>
+          <w:color w:val="FF0000"/>
+        </w:rPr>
+      </w:pPr>
+      <w:r>
+        <w:rPr>
+          <w:color w:val="FF0000"/>
+          <w:highlight w:val="yellow"/>
+        </w:rPr>
+        <w:t>15-05-2025</w:t>
+      </w:r>
+    </w:p>
+    <w:p>
+      <w:pPr>
+        <w:rPr>
+          <w:b/>
+          <w:u w:val="single"/>
+        </w:rPr>
+      </w:pPr>
+      <w:r>
+        <w:rPr>
+          <w:b/>
+          <w:u w:val="single"/>
+        </w:rPr>
+        <w:t>Data types:</w:t>
+      </w:r>
+    </w:p>
+    <w:p>
+      <w:r>
+        <w:t xml:space="preserve">Java script </w:t>
+      </w:r>
+      <w:proofErr w:type="spellStart"/>
+      <w:r>
+        <w:t>likea</w:t>
+      </w:r>
+      <w:proofErr w:type="spellEnd"/>
+      <w:r>
+        <w:t xml:space="preserve"> many programming </w:t>
+      </w:r>
+      <w:proofErr w:type="gramStart"/>
+      <w:r>
+        <w:t>language</w:t>
+      </w:r>
+      <w:proofErr w:type="gramEnd"/>
+      <w:r>
+        <w:t xml:space="preserve"> support various data types</w:t>
+      </w:r>
+    </w:p>
+    <w:p>
+      <w:r>
+        <w:t>Mainly divided into two types</w:t>
+      </w:r>
+    </w:p>
+    <w:p>
+      <w:r>
+        <w:t>1.primitive datatypes</w:t>
+      </w:r>
+    </w:p>
+    <w:p>
+      <w:r>
+        <w:lastRenderedPageBreak/>
+        <w:t>2.non primitive datatypes</w:t>
+      </w:r>
+    </w:p>
+    <w:p>
+      <w:pPr>
+        <w:rPr>
+          <w:b/>
+          <w:u w:val="single"/>
+        </w:rPr>
+      </w:pPr>
+      <w:r>
+        <w:rPr>
+          <w:b/>
+          <w:u w:val="single"/>
+        </w:rPr>
+        <w:t>1.primitive datatypes:</w:t>
+      </w:r>
+    </w:p>
+    <w:p>
+      <w:r>
+        <w:t xml:space="preserve">Primitive datatypes holds a </w:t>
+      </w:r>
+      <w:proofErr w:type="gramStart"/>
+      <w:r>
+        <w:t>single ,basic</w:t>
+      </w:r>
+      <w:proofErr w:type="gramEnd"/>
+      <w:r>
+        <w:t xml:space="preserve"> values.</w:t>
+      </w:r>
+    </w:p>
+    <w:p>
+      <w:r>
+        <w:t>It is immutable.</w:t>
+      </w:r>
+    </w:p>
+    <w:p>
+      <w:r>
+        <w:t>Means once create do not change.</w:t>
+      </w:r>
+    </w:p>
+    <w:p>
+      <w:proofErr w:type="spellStart"/>
+      <w:proofErr w:type="gramStart"/>
+      <w:r>
+        <w:t>Eg.</w:t>
+      </w:r>
+      <w:r>
+        <w:t>var,string</w:t>
+      </w:r>
+      <w:proofErr w:type="gramEnd"/>
+      <w:r>
+        <w:t>,boolean</w:t>
+      </w:r>
+      <w:proofErr w:type="spellEnd"/>
+      <w:r>
+        <w:t xml:space="preserve"> ,</w:t>
+      </w:r>
+      <w:proofErr w:type="spellStart"/>
+      <w:r>
+        <w:t>null,</w:t>
+      </w:r>
+      <w:r>
+        <w:t>undefined</w:t>
+      </w:r>
+      <w:proofErr w:type="spellEnd"/>
+    </w:p>
+    <w:p>
+      <w:pPr>
+        <w:rPr>
+          <w:b/>
+          <w:u w:val="single"/>
+        </w:rPr>
+      </w:pPr>
+      <w:r>
+        <w:rPr>
+          <w:b/>
+          <w:u w:val="single"/>
+        </w:rPr>
+        <w:t>Number datatype:</w:t>
+      </w:r>
+    </w:p>
+    <w:p>
+      <w:pPr>
+        <w:rPr>
+          <w:b/>
+          <w:u w:val="single"/>
+        </w:rPr>
+      </w:pPr>
+      <w:r>
+        <w:rPr>
+          <w:b/>
+          <w:u w:val="single"/>
+        </w:rPr>
+        <w:t>String datatype:</w:t>
+      </w:r>
+    </w:p>
+    <w:p>
+      <w:r>
+        <w:rPr>
+          <w:noProof/>
+        </w:rPr>
+        <w:drawing>
+          <wp:inline distT="0" distB="0" distL="0" distR="0" wp14:anchorId="0B295678" wp14:editId="1362EF79">
+            <wp:extent cx="2863850" cy="1873250"/>
+            <wp:effectExtent l="0" t="0" r="0" b="0"/>
+            <wp:docPr id="1" name="Picture 1"/>
+            <wp:cNvGraphicFramePr>
+              <a:graphicFrameLocks xmlns:a="http://schemas.openxmlformats.org/drawingml/2006/main" noChangeAspect="1"/>
+            </wp:cNvGraphicFramePr>
+            <a:graphic xmlns:a="http://schemas.openxmlformats.org/drawingml/2006/main">
+              <a:graphicData uri="http://schemas.openxmlformats.org/drawingml/2006/picture">
+                <pic:pic xmlns:pic="http://schemas.openxmlformats.org/drawingml/2006/picture">
+                  <pic:nvPicPr>
+                    <pic:cNvPr id="1" name=""/>
+                    <pic:cNvPicPr/>
+                  </pic:nvPicPr>
+                  <pic:blipFill rotWithShape="1">
+                    <a:blip r:embed="rId5"/>
+                    <a:srcRect l="24893" t="11969" r="26923" b="31081"/>
+                    <a:stretch/>
+                  </pic:blipFill>
+                  <pic:spPr bwMode="auto">
+                    <a:xfrm>
+                      <a:off x="0" y="0"/>
+                      <a:ext cx="2863850" cy="1873250"/>
+                    </a:xfrm>
+                    <a:prstGeom prst="rect">
+                      <a:avLst/>
+                    </a:prstGeom>
+                    <a:ln>
+                      <a:noFill/>
+                    </a:ln>
+                    <a:extLst>
+                      <a:ext uri="{53640926-AAD7-44D8-BBD7-CCE9431645EC}">
+                        <a14:shadowObscured xmlns:a14="http://schemas.microsoft.com/office/drawing/2010/main"/>
+                      </a:ext>
+                    </a:extLst>
+                  </pic:spPr>
+                </pic:pic>
+              </a:graphicData>
+            </a:graphic>
+          </wp:inline>
+        </w:drawing>
+      </w:r>
+    </w:p>
+    <w:p>
+      <w:pPr>
+        <w:rPr>
+          <w:b/>
+          <w:u w:val="single"/>
+        </w:rPr>
+      </w:pPr>
+      <w:proofErr w:type="spellStart"/>
+      <w:proofErr w:type="gramStart"/>
+      <w:r>
+        <w:rPr>
+          <w:b/>
+          <w:u w:val="single"/>
+        </w:rPr>
+        <w:t>boolean</w:t>
+      </w:r>
+      <w:proofErr w:type="spellEnd"/>
+      <w:r>
+        <w:rPr>
+          <w:b/>
+          <w:u w:val="single"/>
+        </w:rPr>
+        <w:t xml:space="preserve"> ,</w:t>
+      </w:r>
+      <w:proofErr w:type="spellStart"/>
+      <w:r>
+        <w:rPr>
+          <w:b/>
+          <w:u w:val="single"/>
+        </w:rPr>
+        <w:t>null</w:t>
+      </w:r>
+      <w:proofErr w:type="gramEnd"/>
+      <w:r>
+        <w:rPr>
+          <w:b/>
+          <w:u w:val="single"/>
+        </w:rPr>
+        <w:t>.undefined</w:t>
+      </w:r>
+      <w:proofErr w:type="spellEnd"/>
+    </w:p>
+    <w:p>
+      <w:pPr>
+        <w:rPr>
+          <w:b/>
+          <w:u w:val="single"/>
+        </w:rPr>
+      </w:pPr>
+      <w:r>
+        <w:rPr>
+          <w:noProof/>
+        </w:rPr>
+        <w:drawing>
+          <wp:inline distT="0" distB="0" distL="0" distR="0" wp14:anchorId="5F8BB5AB" wp14:editId="50003A95">
+            <wp:extent cx="2768600" cy="2349500"/>
+            <wp:effectExtent l="0" t="0" r="0" b="0"/>
+            <wp:docPr id="2" name="Picture 2"/>
+            <wp:cNvGraphicFramePr>
+              <a:graphicFrameLocks xmlns:a="http://schemas.openxmlformats.org/drawingml/2006/main" noChangeAspect="1"/>
+            </wp:cNvGraphicFramePr>
+            <a:graphic xmlns:a="http://schemas.openxmlformats.org/drawingml/2006/main">
+              <a:graphicData uri="http://schemas.openxmlformats.org/drawingml/2006/picture">
+                <pic:pic xmlns:pic="http://schemas.openxmlformats.org/drawingml/2006/picture">
+                  <pic:nvPicPr>
+                    <pic:cNvPr id="1" name=""/>
+                    <pic:cNvPicPr/>
+                  </pic:nvPicPr>
+                  <pic:blipFill rotWithShape="1">
+                    <a:blip r:embed="rId6"/>
+                    <a:srcRect l="22543" r="30876" b="29684"/>
+                    <a:stretch/>
+                  </pic:blipFill>
+                  <pic:spPr bwMode="auto">
+                    <a:xfrm>
+                      <a:off x="0" y="0"/>
+                      <a:ext cx="2768600" cy="2349500"/>
+                    </a:xfrm>
+                    <a:prstGeom prst="rect">
+                      <a:avLst/>
+                    </a:prstGeom>
+                    <a:ln>
+                      <a:noFill/>
+                    </a:ln>
+                    <a:extLst>
+                      <a:ext uri="{53640926-AAD7-44D8-BBD7-CCE9431645EC}">
+                        <a14:shadowObscured xmlns:a14="http://schemas.microsoft.com/office/drawing/2010/main"/>
+                      </a:ext>
+                    </a:extLst>
+                  </pic:spPr>
+                </pic:pic>
+              </a:graphicData>
+            </a:graphic>
+          </wp:inline>
+        </w:drawing>
+      </w:r>
       <w:bookmarkStart w:id="0" w:name="_GoBack"/>
       <w:bookmarkEnd w:id="0"/>
     </w:p>
-    <w:p>
-      <w:pPr>
-        <w:pStyle w:val="ListParagraph"/>
-        <w:ind w:left="770"/>
-      </w:pPr>
-    </w:p>
-    <w:p/>
-    <w:p/>
     <w:sectPr>
       <w:pgSz w:w="12240" w:h="15840"/>
       <w:pgMar w:top="1440" w:right="1440" w:bottom="1440" w:left="1440" w:header="720" w:footer="720" w:gutter="0"/>

--- a/notes-14052025.docx
+++ b/notes-14052025.docx
@@ -975,6 +975,66 @@
             </a:graphic>
           </wp:inline>
         </w:drawing>
+      </w:r>
+    </w:p>
+    <w:p/>
+    <w:p/>
+    <w:p/>
+    <w:p>
+      <w:pPr>
+        <w:tabs>
+          <w:tab w:val="left" w:pos="1410"/>
+        </w:tabs>
+      </w:pPr>
+      <w:r>
+        <w:tab/>
+      </w:r>
+    </w:p>
+    <w:p>
+      <w:pPr>
+        <w:tabs>
+          <w:tab w:val="left" w:pos="1410"/>
+        </w:tabs>
+        <w:rPr>
+          <w:b/>
+          <w:u w:val="single"/>
+        </w:rPr>
+      </w:pPr>
+      <w:r>
+        <w:rPr>
+          <w:b/>
+          <w:u w:val="single"/>
+        </w:rPr>
+        <w:lastRenderedPageBreak/>
+        <w:t>16-05-2025</w:t>
+      </w:r>
+    </w:p>
+    <w:p>
+      <w:pPr>
+        <w:tabs>
+          <w:tab w:val="left" w:pos="1410"/>
+        </w:tabs>
+        <w:rPr>
+          <w:b/>
+          <w:u w:val="single"/>
+        </w:rPr>
+      </w:pPr>
+      <w:r>
+        <w:rPr>
+          <w:b/>
+          <w:u w:val="single"/>
+        </w:rPr>
+        <w:t>Arrays</w:t>
+      </w:r>
+    </w:p>
+    <w:p>
+      <w:pPr>
+        <w:tabs>
+          <w:tab w:val="left" w:pos="1410"/>
+        </w:tabs>
+      </w:pPr>
+      <w:r>
+        <w:t>Collection of values stored in a single variable</w:t>
       </w:r>
       <w:bookmarkStart w:id="0" w:name="_GoBack"/>
       <w:bookmarkEnd w:id="0"/>

--- a/notes-14052025.docx
+++ b/notes-14052025.docx
@@ -1036,8 +1036,6496 @@
       <w:r>
         <w:t>Collection of values stored in a single variable</w:t>
       </w:r>
+      <w:r>
+        <w:t xml:space="preserve"> is called </w:t>
+      </w:r>
+      <w:proofErr w:type="spellStart"/>
+      <w:proofErr w:type="gramStart"/>
+      <w:r>
+        <w:t>array.or</w:t>
+      </w:r>
+      <w:proofErr w:type="spellEnd"/>
+      <w:proofErr w:type="gramEnd"/>
+      <w:r>
+        <w:t xml:space="preserve"> collection of similar datatype elements is called array</w:t>
+      </w:r>
+      <w:r>
+        <w:t>.</w:t>
+      </w:r>
+    </w:p>
+    <w:p>
+      <w:pPr>
+        <w:shd w:val="clear" w:color="auto" w:fill="1F1F1F"/>
+        <w:spacing w:after="0" w:line="285" w:lineRule="atLeast"/>
+        <w:rPr>
+          <w:rFonts w:ascii="Consolas" w:eastAsia="Times New Roman" w:hAnsi="Consolas" w:cs="Times New Roman"/>
+          <w:color w:val="CCCCCC"/>
+          <w:sz w:val="21"/>
+          <w:szCs w:val="21"/>
+        </w:rPr>
+      </w:pPr>
+      <w:r>
+        <w:rPr>
+          <w:rFonts w:ascii="Consolas" w:eastAsia="Times New Roman" w:hAnsi="Consolas" w:cs="Times New Roman"/>
+          <w:color w:val="6A9955"/>
+          <w:sz w:val="21"/>
+          <w:szCs w:val="21"/>
+        </w:rPr>
+        <w:t>//arrays</w:t>
+      </w:r>
+    </w:p>
+    <w:p>
+      <w:pPr>
+        <w:shd w:val="clear" w:color="auto" w:fill="1F1F1F"/>
+        <w:spacing w:after="0" w:line="285" w:lineRule="atLeast"/>
+        <w:rPr>
+          <w:rFonts w:ascii="Consolas" w:eastAsia="Times New Roman" w:hAnsi="Consolas" w:cs="Times New Roman"/>
+          <w:color w:val="CCCCCC"/>
+          <w:sz w:val="21"/>
+          <w:szCs w:val="21"/>
+        </w:rPr>
+      </w:pPr>
+      <w:r>
+        <w:rPr>
+          <w:rFonts w:ascii="Consolas" w:eastAsia="Times New Roman" w:hAnsi="Consolas" w:cs="Times New Roman"/>
+          <w:color w:val="6A9955"/>
+          <w:sz w:val="21"/>
+          <w:szCs w:val="21"/>
+        </w:rPr>
+        <w:t>// let id = [1, 2, 3, 4, 5]; //the id contains only numbers</w:t>
+      </w:r>
+    </w:p>
+    <w:p>
+      <w:pPr>
+        <w:shd w:val="clear" w:color="auto" w:fill="1F1F1F"/>
+        <w:spacing w:after="0" w:line="285" w:lineRule="atLeast"/>
+        <w:rPr>
+          <w:rFonts w:ascii="Consolas" w:eastAsia="Times New Roman" w:hAnsi="Consolas" w:cs="Times New Roman"/>
+          <w:color w:val="CCCCCC"/>
+          <w:sz w:val="21"/>
+          <w:szCs w:val="21"/>
+        </w:rPr>
+      </w:pPr>
+      <w:r>
+        <w:rPr>
+          <w:rFonts w:ascii="Consolas" w:eastAsia="Times New Roman" w:hAnsi="Consolas" w:cs="Times New Roman"/>
+          <w:color w:val="6A9955"/>
+          <w:sz w:val="21"/>
+          <w:szCs w:val="21"/>
+        </w:rPr>
+        <w:t>// let Name = ["</w:t>
+      </w:r>
+      <w:proofErr w:type="spellStart"/>
+      <w:r>
+        <w:rPr>
+          <w:rFonts w:ascii="Consolas" w:eastAsia="Times New Roman" w:hAnsi="Consolas" w:cs="Times New Roman"/>
+          <w:color w:val="6A9955"/>
+          <w:sz w:val="21"/>
+          <w:szCs w:val="21"/>
+        </w:rPr>
+        <w:t>kavya</w:t>
+      </w:r>
+      <w:proofErr w:type="spellEnd"/>
+      <w:r>
+        <w:rPr>
+          <w:rFonts w:ascii="Consolas" w:eastAsia="Times New Roman" w:hAnsi="Consolas" w:cs="Times New Roman"/>
+          <w:color w:val="6A9955"/>
+          <w:sz w:val="21"/>
+          <w:szCs w:val="21"/>
+        </w:rPr>
+        <w:t>", "</w:t>
+      </w:r>
+      <w:proofErr w:type="spellStart"/>
+      <w:r>
+        <w:rPr>
+          <w:rFonts w:ascii="Consolas" w:eastAsia="Times New Roman" w:hAnsi="Consolas" w:cs="Times New Roman"/>
+          <w:color w:val="6A9955"/>
+          <w:sz w:val="21"/>
+          <w:szCs w:val="21"/>
+        </w:rPr>
+        <w:t>minnu</w:t>
+      </w:r>
+      <w:proofErr w:type="spellEnd"/>
+      <w:r>
+        <w:rPr>
+          <w:rFonts w:ascii="Consolas" w:eastAsia="Times New Roman" w:hAnsi="Consolas" w:cs="Times New Roman"/>
+          <w:color w:val="6A9955"/>
+          <w:sz w:val="21"/>
+          <w:szCs w:val="21"/>
+        </w:rPr>
+        <w:t>", "</w:t>
+      </w:r>
+      <w:proofErr w:type="spellStart"/>
+      <w:r>
+        <w:rPr>
+          <w:rFonts w:ascii="Consolas" w:eastAsia="Times New Roman" w:hAnsi="Consolas" w:cs="Times New Roman"/>
+          <w:color w:val="6A9955"/>
+          <w:sz w:val="21"/>
+          <w:szCs w:val="21"/>
+        </w:rPr>
+        <w:t>sree</w:t>
+      </w:r>
+      <w:proofErr w:type="spellEnd"/>
+      <w:r>
+        <w:rPr>
+          <w:rFonts w:ascii="Consolas" w:eastAsia="Times New Roman" w:hAnsi="Consolas" w:cs="Times New Roman"/>
+          <w:color w:val="6A9955"/>
+          <w:sz w:val="21"/>
+          <w:szCs w:val="21"/>
+        </w:rPr>
+        <w:t>"]; //the name contains strings</w:t>
+      </w:r>
+    </w:p>
+    <w:p>
+      <w:pPr>
+        <w:shd w:val="clear" w:color="auto" w:fill="1F1F1F"/>
+        <w:spacing w:after="0" w:line="285" w:lineRule="atLeast"/>
+        <w:rPr>
+          <w:rFonts w:ascii="Consolas" w:eastAsia="Times New Roman" w:hAnsi="Consolas" w:cs="Times New Roman"/>
+          <w:color w:val="CCCCCC"/>
+          <w:sz w:val="21"/>
+          <w:szCs w:val="21"/>
+        </w:rPr>
+      </w:pPr>
+      <w:r>
+        <w:rPr>
+          <w:rFonts w:ascii="Consolas" w:eastAsia="Times New Roman" w:hAnsi="Consolas" w:cs="Times New Roman"/>
+          <w:color w:val="6A9955"/>
+          <w:sz w:val="21"/>
+          <w:szCs w:val="21"/>
+        </w:rPr>
+        <w:t>// let mixed = ["</w:t>
+      </w:r>
+      <w:proofErr w:type="spellStart"/>
+      <w:r>
+        <w:rPr>
+          <w:rFonts w:ascii="Consolas" w:eastAsia="Times New Roman" w:hAnsi="Consolas" w:cs="Times New Roman"/>
+          <w:color w:val="6A9955"/>
+          <w:sz w:val="21"/>
+          <w:szCs w:val="21"/>
+        </w:rPr>
+        <w:t>kavya</w:t>
+      </w:r>
+      <w:proofErr w:type="spellEnd"/>
+      <w:r>
+        <w:rPr>
+          <w:rFonts w:ascii="Consolas" w:eastAsia="Times New Roman" w:hAnsi="Consolas" w:cs="Times New Roman"/>
+          <w:color w:val="6A9955"/>
+          <w:sz w:val="21"/>
+          <w:szCs w:val="21"/>
+        </w:rPr>
+        <w:t xml:space="preserve">", 1, 2, [null, undefined]]; //the mixed variable contains </w:t>
+      </w:r>
+      <w:proofErr w:type="spellStart"/>
+      <w:proofErr w:type="gramStart"/>
+      <w:r>
+        <w:rPr>
+          <w:rFonts w:ascii="Consolas" w:eastAsia="Times New Roman" w:hAnsi="Consolas" w:cs="Times New Roman"/>
+          <w:color w:val="6A9955"/>
+          <w:sz w:val="21"/>
+          <w:szCs w:val="21"/>
+        </w:rPr>
+        <w:t>strings,numbers</w:t>
+      </w:r>
+      <w:proofErr w:type="spellEnd"/>
+      <w:proofErr w:type="gramEnd"/>
+      <w:r>
+        <w:rPr>
+          <w:rFonts w:ascii="Consolas" w:eastAsia="Times New Roman" w:hAnsi="Consolas" w:cs="Times New Roman"/>
+          <w:color w:val="6A9955"/>
+          <w:sz w:val="21"/>
+          <w:szCs w:val="21"/>
+        </w:rPr>
+        <w:t xml:space="preserve"> and list or arrays</w:t>
+      </w:r>
+    </w:p>
+    <w:p>
+      <w:pPr>
+        <w:shd w:val="clear" w:color="auto" w:fill="1F1F1F"/>
+        <w:spacing w:after="0" w:line="285" w:lineRule="atLeast"/>
+        <w:rPr>
+          <w:rFonts w:ascii="Consolas" w:eastAsia="Times New Roman" w:hAnsi="Consolas" w:cs="Times New Roman"/>
+          <w:color w:val="CCCCCC"/>
+          <w:sz w:val="21"/>
+          <w:szCs w:val="21"/>
+        </w:rPr>
+      </w:pPr>
+      <w:r>
+        <w:rPr>
+          <w:rFonts w:ascii="Consolas" w:eastAsia="Times New Roman" w:hAnsi="Consolas" w:cs="Times New Roman"/>
+          <w:color w:val="6A9955"/>
+          <w:sz w:val="21"/>
+          <w:szCs w:val="21"/>
+        </w:rPr>
+        <w:t>// console.log(id);</w:t>
+      </w:r>
+    </w:p>
+    <w:p>
+      <w:pPr>
+        <w:shd w:val="clear" w:color="auto" w:fill="1F1F1F"/>
+        <w:spacing w:after="0" w:line="285" w:lineRule="atLeast"/>
+        <w:rPr>
+          <w:rFonts w:ascii="Consolas" w:eastAsia="Times New Roman" w:hAnsi="Consolas" w:cs="Times New Roman"/>
+          <w:color w:val="CCCCCC"/>
+          <w:sz w:val="21"/>
+          <w:szCs w:val="21"/>
+        </w:rPr>
+      </w:pPr>
+      <w:r>
+        <w:rPr>
+          <w:rFonts w:ascii="Consolas" w:eastAsia="Times New Roman" w:hAnsi="Consolas" w:cs="Times New Roman"/>
+          <w:color w:val="6A9955"/>
+          <w:sz w:val="21"/>
+          <w:szCs w:val="21"/>
+        </w:rPr>
+        <w:t>// console.log(Name);</w:t>
+      </w:r>
+    </w:p>
+    <w:p>
+      <w:pPr>
+        <w:shd w:val="clear" w:color="auto" w:fill="1F1F1F"/>
+        <w:spacing w:after="0" w:line="285" w:lineRule="atLeast"/>
+        <w:rPr>
+          <w:rFonts w:ascii="Consolas" w:eastAsia="Times New Roman" w:hAnsi="Consolas" w:cs="Times New Roman"/>
+          <w:color w:val="CCCCCC"/>
+          <w:sz w:val="21"/>
+          <w:szCs w:val="21"/>
+        </w:rPr>
+      </w:pPr>
+      <w:r>
+        <w:rPr>
+          <w:rFonts w:ascii="Consolas" w:eastAsia="Times New Roman" w:hAnsi="Consolas" w:cs="Times New Roman"/>
+          <w:color w:val="6A9955"/>
+          <w:sz w:val="21"/>
+          <w:szCs w:val="21"/>
+        </w:rPr>
+        <w:t>// console.log(mixed);</w:t>
+      </w:r>
+    </w:p>
+    <w:p>
+      <w:pPr>
+        <w:shd w:val="clear" w:color="auto" w:fill="1F1F1F"/>
+        <w:spacing w:after="0" w:line="285" w:lineRule="atLeast"/>
+        <w:rPr>
+          <w:rFonts w:ascii="Consolas" w:eastAsia="Times New Roman" w:hAnsi="Consolas" w:cs="Times New Roman"/>
+          <w:color w:val="CCCCCC"/>
+          <w:sz w:val="21"/>
+          <w:szCs w:val="21"/>
+        </w:rPr>
+      </w:pPr>
+      <w:r>
+        <w:rPr>
+          <w:rFonts w:ascii="Consolas" w:eastAsia="Times New Roman" w:hAnsi="Consolas" w:cs="Times New Roman"/>
+          <w:color w:val="6A9955"/>
+          <w:sz w:val="21"/>
+          <w:szCs w:val="21"/>
+        </w:rPr>
+        <w:t>// console.log(</w:t>
+      </w:r>
+      <w:proofErr w:type="gramStart"/>
+      <w:r>
+        <w:rPr>
+          <w:rFonts w:ascii="Consolas" w:eastAsia="Times New Roman" w:hAnsi="Consolas" w:cs="Times New Roman"/>
+          <w:color w:val="6A9955"/>
+          <w:sz w:val="21"/>
+          <w:szCs w:val="21"/>
+        </w:rPr>
+        <w:t>id[</w:t>
+      </w:r>
+      <w:proofErr w:type="gramEnd"/>
+      <w:r>
+        <w:rPr>
+          <w:rFonts w:ascii="Consolas" w:eastAsia="Times New Roman" w:hAnsi="Consolas" w:cs="Times New Roman"/>
+          <w:color w:val="6A9955"/>
+          <w:sz w:val="21"/>
+          <w:szCs w:val="21"/>
+        </w:rPr>
+        <w:t>3]);</w:t>
+      </w:r>
+    </w:p>
+    <w:p>
+      <w:pPr>
+        <w:shd w:val="clear" w:color="auto" w:fill="1F1F1F"/>
+        <w:spacing w:after="0" w:line="285" w:lineRule="atLeast"/>
+        <w:rPr>
+          <w:rFonts w:ascii="Consolas" w:eastAsia="Times New Roman" w:hAnsi="Consolas" w:cs="Times New Roman"/>
+          <w:color w:val="CCCCCC"/>
+          <w:sz w:val="21"/>
+          <w:szCs w:val="21"/>
+        </w:rPr>
+      </w:pPr>
+      <w:r>
+        <w:rPr>
+          <w:rFonts w:ascii="Consolas" w:eastAsia="Times New Roman" w:hAnsi="Consolas" w:cs="Times New Roman"/>
+          <w:color w:val="6A9955"/>
+          <w:sz w:val="21"/>
+          <w:szCs w:val="21"/>
+        </w:rPr>
+        <w:t>// console.log(</w:t>
+      </w:r>
+      <w:proofErr w:type="gramStart"/>
+      <w:r>
+        <w:rPr>
+          <w:rFonts w:ascii="Consolas" w:eastAsia="Times New Roman" w:hAnsi="Consolas" w:cs="Times New Roman"/>
+          <w:color w:val="6A9955"/>
+          <w:sz w:val="21"/>
+          <w:szCs w:val="21"/>
+        </w:rPr>
+        <w:t>Name[</w:t>
+      </w:r>
+      <w:proofErr w:type="gramEnd"/>
+      <w:r>
+        <w:rPr>
+          <w:rFonts w:ascii="Consolas" w:eastAsia="Times New Roman" w:hAnsi="Consolas" w:cs="Times New Roman"/>
+          <w:color w:val="6A9955"/>
+          <w:sz w:val="21"/>
+          <w:szCs w:val="21"/>
+        </w:rPr>
+        <w:t>0]);</w:t>
+      </w:r>
+    </w:p>
+    <w:p>
+      <w:pPr>
+        <w:shd w:val="clear" w:color="auto" w:fill="1F1F1F"/>
+        <w:spacing w:after="0" w:line="285" w:lineRule="atLeast"/>
+        <w:rPr>
+          <w:rFonts w:ascii="Consolas" w:eastAsia="Times New Roman" w:hAnsi="Consolas" w:cs="Times New Roman"/>
+          <w:color w:val="CCCCCC"/>
+          <w:sz w:val="21"/>
+          <w:szCs w:val="21"/>
+        </w:rPr>
+      </w:pPr>
+      <w:r>
+        <w:rPr>
+          <w:rFonts w:ascii="Consolas" w:eastAsia="Times New Roman" w:hAnsi="Consolas" w:cs="Times New Roman"/>
+          <w:color w:val="6A9955"/>
+          <w:sz w:val="21"/>
+          <w:szCs w:val="21"/>
+        </w:rPr>
+        <w:t xml:space="preserve">// </w:t>
+      </w:r>
+      <w:proofErr w:type="spellStart"/>
+      <w:r>
+        <w:rPr>
+          <w:rFonts w:ascii="Consolas" w:eastAsia="Times New Roman" w:hAnsi="Consolas" w:cs="Times New Roman"/>
+          <w:color w:val="6A9955"/>
+          <w:sz w:val="21"/>
+          <w:szCs w:val="21"/>
+        </w:rPr>
+        <w:t>var</w:t>
+      </w:r>
+      <w:proofErr w:type="spellEnd"/>
+      <w:r>
+        <w:rPr>
+          <w:rFonts w:ascii="Consolas" w:eastAsia="Times New Roman" w:hAnsi="Consolas" w:cs="Times New Roman"/>
+          <w:color w:val="6A9955"/>
+          <w:sz w:val="21"/>
+          <w:szCs w:val="21"/>
+        </w:rPr>
+        <w:t xml:space="preserve"> </w:t>
+      </w:r>
+      <w:proofErr w:type="spellStart"/>
+      <w:r>
+        <w:rPr>
+          <w:rFonts w:ascii="Consolas" w:eastAsia="Times New Roman" w:hAnsi="Consolas" w:cs="Times New Roman"/>
+          <w:color w:val="6A9955"/>
+          <w:sz w:val="21"/>
+          <w:szCs w:val="21"/>
+        </w:rPr>
+        <w:t>nameFrommixedArray</w:t>
+      </w:r>
+      <w:proofErr w:type="spellEnd"/>
+      <w:r>
+        <w:rPr>
+          <w:rFonts w:ascii="Consolas" w:eastAsia="Times New Roman" w:hAnsi="Consolas" w:cs="Times New Roman"/>
+          <w:color w:val="6A9955"/>
+          <w:sz w:val="21"/>
+          <w:szCs w:val="21"/>
+        </w:rPr>
+        <w:t xml:space="preserve"> = </w:t>
+      </w:r>
+      <w:proofErr w:type="gramStart"/>
+      <w:r>
+        <w:rPr>
+          <w:rFonts w:ascii="Consolas" w:eastAsia="Times New Roman" w:hAnsi="Consolas" w:cs="Times New Roman"/>
+          <w:color w:val="6A9955"/>
+          <w:sz w:val="21"/>
+          <w:szCs w:val="21"/>
+        </w:rPr>
+        <w:t>mixed[</w:t>
+      </w:r>
+      <w:proofErr w:type="gramEnd"/>
+      <w:r>
+        <w:rPr>
+          <w:rFonts w:ascii="Consolas" w:eastAsia="Times New Roman" w:hAnsi="Consolas" w:cs="Times New Roman"/>
+          <w:color w:val="6A9955"/>
+          <w:sz w:val="21"/>
+          <w:szCs w:val="21"/>
+        </w:rPr>
+        <w:t>3];</w:t>
+      </w:r>
+    </w:p>
+    <w:p>
+      <w:pPr>
+        <w:shd w:val="clear" w:color="auto" w:fill="1F1F1F"/>
+        <w:spacing w:after="0" w:line="285" w:lineRule="atLeast"/>
+        <w:rPr>
+          <w:rFonts w:ascii="Consolas" w:eastAsia="Times New Roman" w:hAnsi="Consolas" w:cs="Times New Roman"/>
+          <w:color w:val="CCCCCC"/>
+          <w:sz w:val="21"/>
+          <w:szCs w:val="21"/>
+        </w:rPr>
+      </w:pPr>
+      <w:r>
+        <w:rPr>
+          <w:rFonts w:ascii="Consolas" w:eastAsia="Times New Roman" w:hAnsi="Consolas" w:cs="Times New Roman"/>
+          <w:color w:val="6A9955"/>
+          <w:sz w:val="21"/>
+          <w:szCs w:val="21"/>
+        </w:rPr>
+        <w:t>// console.log(</w:t>
+      </w:r>
+      <w:proofErr w:type="spellStart"/>
+      <w:r>
+        <w:rPr>
+          <w:rFonts w:ascii="Consolas" w:eastAsia="Times New Roman" w:hAnsi="Consolas" w:cs="Times New Roman"/>
+          <w:color w:val="6A9955"/>
+          <w:sz w:val="21"/>
+          <w:szCs w:val="21"/>
+        </w:rPr>
+        <w:t>nameFrommixedArray</w:t>
+      </w:r>
+      <w:proofErr w:type="spellEnd"/>
+      <w:r>
+        <w:rPr>
+          <w:rFonts w:ascii="Consolas" w:eastAsia="Times New Roman" w:hAnsi="Consolas" w:cs="Times New Roman"/>
+          <w:color w:val="6A9955"/>
+          <w:sz w:val="21"/>
+          <w:szCs w:val="21"/>
+        </w:rPr>
+        <w:t>);</w:t>
+      </w:r>
+    </w:p>
+    <w:p>
+      <w:pPr>
+        <w:shd w:val="clear" w:color="auto" w:fill="1F1F1F"/>
+        <w:spacing w:after="0" w:line="285" w:lineRule="atLeast"/>
+        <w:rPr>
+          <w:rFonts w:ascii="Consolas" w:eastAsia="Times New Roman" w:hAnsi="Consolas" w:cs="Times New Roman"/>
+          <w:color w:val="CCCCCC"/>
+          <w:sz w:val="21"/>
+          <w:szCs w:val="21"/>
+        </w:rPr>
+      </w:pPr>
+      <w:r>
+        <w:rPr>
+          <w:rFonts w:ascii="Consolas" w:eastAsia="Times New Roman" w:hAnsi="Consolas" w:cs="Times New Roman"/>
+          <w:color w:val="6A9955"/>
+          <w:sz w:val="21"/>
+          <w:szCs w:val="21"/>
+        </w:rPr>
+        <w:t xml:space="preserve">// </w:t>
+      </w:r>
+      <w:proofErr w:type="spellStart"/>
+      <w:r>
+        <w:rPr>
+          <w:rFonts w:ascii="Consolas" w:eastAsia="Times New Roman" w:hAnsi="Consolas" w:cs="Times New Roman"/>
+          <w:color w:val="6A9955"/>
+          <w:sz w:val="21"/>
+          <w:szCs w:val="21"/>
+        </w:rPr>
+        <w:t>var</w:t>
+      </w:r>
+      <w:proofErr w:type="spellEnd"/>
+      <w:r>
+        <w:rPr>
+          <w:rFonts w:ascii="Consolas" w:eastAsia="Times New Roman" w:hAnsi="Consolas" w:cs="Times New Roman"/>
+          <w:color w:val="6A9955"/>
+          <w:sz w:val="21"/>
+          <w:szCs w:val="21"/>
+        </w:rPr>
+        <w:t xml:space="preserve"> </w:t>
+      </w:r>
+      <w:proofErr w:type="spellStart"/>
+      <w:r>
+        <w:rPr>
+          <w:rFonts w:ascii="Consolas" w:eastAsia="Times New Roman" w:hAnsi="Consolas" w:cs="Times New Roman"/>
+          <w:color w:val="6A9955"/>
+          <w:sz w:val="21"/>
+          <w:szCs w:val="21"/>
+        </w:rPr>
+        <w:t>Namemixeda</w:t>
+      </w:r>
+      <w:proofErr w:type="spellEnd"/>
+      <w:r>
+        <w:rPr>
+          <w:rFonts w:ascii="Consolas" w:eastAsia="Times New Roman" w:hAnsi="Consolas" w:cs="Times New Roman"/>
+          <w:color w:val="6A9955"/>
+          <w:sz w:val="21"/>
+          <w:szCs w:val="21"/>
+        </w:rPr>
+        <w:t xml:space="preserve"> = </w:t>
+      </w:r>
+      <w:proofErr w:type="gramStart"/>
+      <w:r>
+        <w:rPr>
+          <w:rFonts w:ascii="Consolas" w:eastAsia="Times New Roman" w:hAnsi="Consolas" w:cs="Times New Roman"/>
+          <w:color w:val="6A9955"/>
+          <w:sz w:val="21"/>
+          <w:szCs w:val="21"/>
+        </w:rPr>
+        <w:t>mixed[</w:t>
+      </w:r>
+      <w:proofErr w:type="gramEnd"/>
+      <w:r>
+        <w:rPr>
+          <w:rFonts w:ascii="Consolas" w:eastAsia="Times New Roman" w:hAnsi="Consolas" w:cs="Times New Roman"/>
+          <w:color w:val="6A9955"/>
+          <w:sz w:val="21"/>
+          <w:szCs w:val="21"/>
+        </w:rPr>
+        <w:t>0];</w:t>
+      </w:r>
+    </w:p>
+    <w:p>
+      <w:pPr>
+        <w:shd w:val="clear" w:color="auto" w:fill="1F1F1F"/>
+        <w:spacing w:after="0" w:line="285" w:lineRule="atLeast"/>
+        <w:rPr>
+          <w:rFonts w:ascii="Consolas" w:eastAsia="Times New Roman" w:hAnsi="Consolas" w:cs="Times New Roman"/>
+          <w:color w:val="CCCCCC"/>
+          <w:sz w:val="21"/>
+          <w:szCs w:val="21"/>
+        </w:rPr>
+      </w:pPr>
+      <w:r>
+        <w:rPr>
+          <w:rFonts w:ascii="Consolas" w:eastAsia="Times New Roman" w:hAnsi="Consolas" w:cs="Times New Roman"/>
+          <w:color w:val="6A9955"/>
+          <w:sz w:val="21"/>
+          <w:szCs w:val="21"/>
+        </w:rPr>
+        <w:t>// console.log(</w:t>
+      </w:r>
+      <w:proofErr w:type="spellStart"/>
+      <w:r>
+        <w:rPr>
+          <w:rFonts w:ascii="Consolas" w:eastAsia="Times New Roman" w:hAnsi="Consolas" w:cs="Times New Roman"/>
+          <w:color w:val="6A9955"/>
+          <w:sz w:val="21"/>
+          <w:szCs w:val="21"/>
+        </w:rPr>
+        <w:t>Namemixeda</w:t>
+      </w:r>
+      <w:proofErr w:type="spellEnd"/>
+      <w:r>
+        <w:rPr>
+          <w:rFonts w:ascii="Consolas" w:eastAsia="Times New Roman" w:hAnsi="Consolas" w:cs="Times New Roman"/>
+          <w:color w:val="6A9955"/>
+          <w:sz w:val="21"/>
+          <w:szCs w:val="21"/>
+        </w:rPr>
+        <w:t>);</w:t>
+      </w:r>
+    </w:p>
+    <w:p>
+      <w:pPr>
+        <w:shd w:val="clear" w:color="auto" w:fill="1F1F1F"/>
+        <w:spacing w:after="0" w:line="285" w:lineRule="atLeast"/>
+        <w:rPr>
+          <w:rFonts w:ascii="Consolas" w:eastAsia="Times New Roman" w:hAnsi="Consolas" w:cs="Times New Roman"/>
+          <w:color w:val="CCCCCC"/>
+          <w:sz w:val="21"/>
+          <w:szCs w:val="21"/>
+        </w:rPr>
+      </w:pPr>
+      <w:r>
+        <w:rPr>
+          <w:rFonts w:ascii="Consolas" w:eastAsia="Times New Roman" w:hAnsi="Consolas" w:cs="Times New Roman"/>
+          <w:color w:val="6A9955"/>
+          <w:sz w:val="21"/>
+          <w:szCs w:val="21"/>
+        </w:rPr>
+        <w:t>/</w:t>
+      </w:r>
+      <w:proofErr w:type="gramStart"/>
+      <w:r>
+        <w:rPr>
+          <w:rFonts w:ascii="Consolas" w:eastAsia="Times New Roman" w:hAnsi="Consolas" w:cs="Times New Roman"/>
+          <w:color w:val="6A9955"/>
+          <w:sz w:val="21"/>
+          <w:szCs w:val="21"/>
+        </w:rPr>
+        <w:t>/  let</w:t>
+      </w:r>
+      <w:proofErr w:type="gramEnd"/>
+      <w:r>
+        <w:rPr>
+          <w:rFonts w:ascii="Consolas" w:eastAsia="Times New Roman" w:hAnsi="Consolas" w:cs="Times New Roman"/>
+          <w:color w:val="6A9955"/>
+          <w:sz w:val="21"/>
+          <w:szCs w:val="21"/>
+        </w:rPr>
+        <w:t xml:space="preserve"> </w:t>
+      </w:r>
+      <w:proofErr w:type="spellStart"/>
+      <w:r>
+        <w:rPr>
+          <w:rFonts w:ascii="Consolas" w:eastAsia="Times New Roman" w:hAnsi="Consolas" w:cs="Times New Roman"/>
+          <w:color w:val="6A9955"/>
+          <w:sz w:val="21"/>
+          <w:szCs w:val="21"/>
+        </w:rPr>
+        <w:t>mbooks</w:t>
+      </w:r>
+      <w:proofErr w:type="spellEnd"/>
+      <w:r>
+        <w:rPr>
+          <w:rFonts w:ascii="Consolas" w:eastAsia="Times New Roman" w:hAnsi="Consolas" w:cs="Times New Roman"/>
+          <w:color w:val="6A9955"/>
+          <w:sz w:val="21"/>
+          <w:szCs w:val="21"/>
+        </w:rPr>
+        <w:t xml:space="preserve"> = ["</w:t>
+      </w:r>
+      <w:proofErr w:type="spellStart"/>
+      <w:r>
+        <w:rPr>
+          <w:rFonts w:ascii="Consolas" w:eastAsia="Times New Roman" w:hAnsi="Consolas" w:cs="Times New Roman"/>
+          <w:color w:val="6A9955"/>
+          <w:sz w:val="21"/>
+          <w:szCs w:val="21"/>
+        </w:rPr>
+        <w:t>kranthi</w:t>
+      </w:r>
+      <w:proofErr w:type="spellEnd"/>
+      <w:r>
+        <w:rPr>
+          <w:rFonts w:ascii="Consolas" w:eastAsia="Times New Roman" w:hAnsi="Consolas" w:cs="Times New Roman"/>
+          <w:color w:val="6A9955"/>
+          <w:sz w:val="21"/>
+          <w:szCs w:val="21"/>
+        </w:rPr>
+        <w:t>", "</w:t>
+      </w:r>
+      <w:proofErr w:type="spellStart"/>
+      <w:r>
+        <w:rPr>
+          <w:rFonts w:ascii="Consolas" w:eastAsia="Times New Roman" w:hAnsi="Consolas" w:cs="Times New Roman"/>
+          <w:color w:val="6A9955"/>
+          <w:sz w:val="21"/>
+          <w:szCs w:val="21"/>
+        </w:rPr>
+        <w:t>minnu</w:t>
+      </w:r>
+      <w:proofErr w:type="spellEnd"/>
+      <w:r>
+        <w:rPr>
+          <w:rFonts w:ascii="Consolas" w:eastAsia="Times New Roman" w:hAnsi="Consolas" w:cs="Times New Roman"/>
+          <w:color w:val="6A9955"/>
+          <w:sz w:val="21"/>
+          <w:szCs w:val="21"/>
+        </w:rPr>
+        <w:t>", "</w:t>
+      </w:r>
+      <w:proofErr w:type="spellStart"/>
+      <w:r>
+        <w:rPr>
+          <w:rFonts w:ascii="Consolas" w:eastAsia="Times New Roman" w:hAnsi="Consolas" w:cs="Times New Roman"/>
+          <w:color w:val="6A9955"/>
+          <w:sz w:val="21"/>
+          <w:szCs w:val="21"/>
+        </w:rPr>
+        <w:t>sree</w:t>
+      </w:r>
+      <w:proofErr w:type="spellEnd"/>
+      <w:r>
+        <w:rPr>
+          <w:rFonts w:ascii="Consolas" w:eastAsia="Times New Roman" w:hAnsi="Consolas" w:cs="Times New Roman"/>
+          <w:color w:val="6A9955"/>
+          <w:sz w:val="21"/>
+          <w:szCs w:val="21"/>
+        </w:rPr>
+        <w:t>", 1,true, null, [1, 2, 3]];</w:t>
+      </w:r>
+    </w:p>
+    <w:p>
+      <w:pPr>
+        <w:shd w:val="clear" w:color="auto" w:fill="1F1F1F"/>
+        <w:spacing w:after="0" w:line="285" w:lineRule="atLeast"/>
+        <w:rPr>
+          <w:rFonts w:ascii="Consolas" w:eastAsia="Times New Roman" w:hAnsi="Consolas" w:cs="Times New Roman"/>
+          <w:color w:val="CCCCCC"/>
+          <w:sz w:val="21"/>
+          <w:szCs w:val="21"/>
+        </w:rPr>
+      </w:pPr>
+      <w:r>
+        <w:rPr>
+          <w:rFonts w:ascii="Consolas" w:eastAsia="Times New Roman" w:hAnsi="Consolas" w:cs="Times New Roman"/>
+          <w:color w:val="6A9955"/>
+          <w:sz w:val="21"/>
+          <w:szCs w:val="21"/>
+        </w:rPr>
+        <w:t>/</w:t>
+      </w:r>
+      <w:proofErr w:type="gramStart"/>
+      <w:r>
+        <w:rPr>
+          <w:rFonts w:ascii="Consolas" w:eastAsia="Times New Roman" w:hAnsi="Consolas" w:cs="Times New Roman"/>
+          <w:color w:val="6A9955"/>
+          <w:sz w:val="21"/>
+          <w:szCs w:val="21"/>
+        </w:rPr>
+        <w:t>/  console.log</w:t>
+      </w:r>
+      <w:proofErr w:type="gramEnd"/>
+      <w:r>
+        <w:rPr>
+          <w:rFonts w:ascii="Consolas" w:eastAsia="Times New Roman" w:hAnsi="Consolas" w:cs="Times New Roman"/>
+          <w:color w:val="6A9955"/>
+          <w:sz w:val="21"/>
+          <w:szCs w:val="21"/>
+        </w:rPr>
+        <w:t>(</w:t>
+      </w:r>
+      <w:proofErr w:type="spellStart"/>
+      <w:r>
+        <w:rPr>
+          <w:rFonts w:ascii="Consolas" w:eastAsia="Times New Roman" w:hAnsi="Consolas" w:cs="Times New Roman"/>
+          <w:color w:val="6A9955"/>
+          <w:sz w:val="21"/>
+          <w:szCs w:val="21"/>
+        </w:rPr>
+        <w:t>mbooks</w:t>
+      </w:r>
+      <w:proofErr w:type="spellEnd"/>
+      <w:r>
+        <w:rPr>
+          <w:rFonts w:ascii="Consolas" w:eastAsia="Times New Roman" w:hAnsi="Consolas" w:cs="Times New Roman"/>
+          <w:color w:val="6A9955"/>
+          <w:sz w:val="21"/>
+          <w:szCs w:val="21"/>
+        </w:rPr>
+        <w:t>);</w:t>
+      </w:r>
+    </w:p>
+    <w:p>
+      <w:pPr>
+        <w:shd w:val="clear" w:color="auto" w:fill="1F1F1F"/>
+        <w:spacing w:after="0" w:line="285" w:lineRule="atLeast"/>
+        <w:rPr>
+          <w:rFonts w:ascii="Consolas" w:eastAsia="Times New Roman" w:hAnsi="Consolas" w:cs="Times New Roman"/>
+          <w:color w:val="CCCCCC"/>
+          <w:sz w:val="21"/>
+          <w:szCs w:val="21"/>
+        </w:rPr>
+      </w:pPr>
+      <w:r>
+        <w:rPr>
+          <w:rFonts w:ascii="Consolas" w:eastAsia="Times New Roman" w:hAnsi="Consolas" w:cs="Times New Roman"/>
+          <w:color w:val="6A9955"/>
+          <w:sz w:val="21"/>
+          <w:szCs w:val="21"/>
+        </w:rPr>
+        <w:t>/</w:t>
+      </w:r>
+      <w:proofErr w:type="gramStart"/>
+      <w:r>
+        <w:rPr>
+          <w:rFonts w:ascii="Consolas" w:eastAsia="Times New Roman" w:hAnsi="Consolas" w:cs="Times New Roman"/>
+          <w:color w:val="6A9955"/>
+          <w:sz w:val="21"/>
+          <w:szCs w:val="21"/>
+        </w:rPr>
+        <w:t>/  console.log</w:t>
+      </w:r>
+      <w:proofErr w:type="gramEnd"/>
+      <w:r>
+        <w:rPr>
+          <w:rFonts w:ascii="Consolas" w:eastAsia="Times New Roman" w:hAnsi="Consolas" w:cs="Times New Roman"/>
+          <w:color w:val="6A9955"/>
+          <w:sz w:val="21"/>
+          <w:szCs w:val="21"/>
+        </w:rPr>
+        <w:t>(</w:t>
+      </w:r>
+      <w:proofErr w:type="spellStart"/>
+      <w:r>
+        <w:rPr>
+          <w:rFonts w:ascii="Consolas" w:eastAsia="Times New Roman" w:hAnsi="Consolas" w:cs="Times New Roman"/>
+          <w:color w:val="6A9955"/>
+          <w:sz w:val="21"/>
+          <w:szCs w:val="21"/>
+        </w:rPr>
+        <w:t>mbooks</w:t>
+      </w:r>
+      <w:proofErr w:type="spellEnd"/>
+      <w:r>
+        <w:rPr>
+          <w:rFonts w:ascii="Consolas" w:eastAsia="Times New Roman" w:hAnsi="Consolas" w:cs="Times New Roman"/>
+          <w:color w:val="6A9955"/>
+          <w:sz w:val="21"/>
+          <w:szCs w:val="21"/>
+        </w:rPr>
+        <w:t>[6][1]);</w:t>
+      </w:r>
+    </w:p>
+    <w:p>
+      <w:pPr>
+        <w:shd w:val="clear" w:color="auto" w:fill="1F1F1F"/>
+        <w:spacing w:after="0" w:line="285" w:lineRule="atLeast"/>
+        <w:rPr>
+          <w:rFonts w:ascii="Consolas" w:eastAsia="Times New Roman" w:hAnsi="Consolas" w:cs="Times New Roman"/>
+          <w:color w:val="CCCCCC"/>
+          <w:sz w:val="21"/>
+          <w:szCs w:val="21"/>
+        </w:rPr>
+      </w:pPr>
+      <w:r>
+        <w:rPr>
+          <w:rFonts w:ascii="Consolas" w:eastAsia="Times New Roman" w:hAnsi="Consolas" w:cs="Times New Roman"/>
+          <w:color w:val="6A9955"/>
+          <w:sz w:val="21"/>
+          <w:szCs w:val="21"/>
+        </w:rPr>
+        <w:t>// console.log(</w:t>
+      </w:r>
+      <w:proofErr w:type="spellStart"/>
+      <w:proofErr w:type="gramStart"/>
+      <w:r>
+        <w:rPr>
+          <w:rFonts w:ascii="Consolas" w:eastAsia="Times New Roman" w:hAnsi="Consolas" w:cs="Times New Roman"/>
+          <w:color w:val="6A9955"/>
+          <w:sz w:val="21"/>
+          <w:szCs w:val="21"/>
+        </w:rPr>
+        <w:t>mbooks</w:t>
+      </w:r>
+      <w:proofErr w:type="spellEnd"/>
+      <w:r>
+        <w:rPr>
+          <w:rFonts w:ascii="Consolas" w:eastAsia="Times New Roman" w:hAnsi="Consolas" w:cs="Times New Roman"/>
+          <w:color w:val="6A9955"/>
+          <w:sz w:val="21"/>
+          <w:szCs w:val="21"/>
+        </w:rPr>
+        <w:t>[</w:t>
+      </w:r>
+      <w:proofErr w:type="gramEnd"/>
+      <w:r>
+        <w:rPr>
+          <w:rFonts w:ascii="Consolas" w:eastAsia="Times New Roman" w:hAnsi="Consolas" w:cs="Times New Roman"/>
+          <w:color w:val="6A9955"/>
+          <w:sz w:val="21"/>
+          <w:szCs w:val="21"/>
+        </w:rPr>
+        <w:t>5])</w:t>
+      </w:r>
+    </w:p>
+    <w:p>
+      <w:pPr>
+        <w:shd w:val="clear" w:color="auto" w:fill="1F1F1F"/>
+        <w:spacing w:after="0" w:line="285" w:lineRule="atLeast"/>
+        <w:rPr>
+          <w:rFonts w:ascii="Consolas" w:eastAsia="Times New Roman" w:hAnsi="Consolas" w:cs="Times New Roman"/>
+          <w:color w:val="CCCCCC"/>
+          <w:sz w:val="21"/>
+          <w:szCs w:val="21"/>
+        </w:rPr>
+      </w:pPr>
+      <w:r>
+        <w:rPr>
+          <w:rFonts w:ascii="Consolas" w:eastAsia="Times New Roman" w:hAnsi="Consolas" w:cs="Times New Roman"/>
+          <w:color w:val="6A9955"/>
+          <w:sz w:val="21"/>
+          <w:szCs w:val="21"/>
+        </w:rPr>
+        <w:t>//objects----&gt;key value pair</w:t>
+      </w:r>
+    </w:p>
+    <w:p>
+      <w:pPr>
+        <w:shd w:val="clear" w:color="auto" w:fill="1F1F1F"/>
+        <w:spacing w:after="0" w:line="285" w:lineRule="atLeast"/>
+        <w:rPr>
+          <w:rFonts w:ascii="Consolas" w:eastAsia="Times New Roman" w:hAnsi="Consolas" w:cs="Times New Roman"/>
+          <w:color w:val="CCCCCC"/>
+          <w:sz w:val="21"/>
+          <w:szCs w:val="21"/>
+        </w:rPr>
+      </w:pPr>
+      <w:r>
+        <w:rPr>
+          <w:rFonts w:ascii="Consolas" w:eastAsia="Times New Roman" w:hAnsi="Consolas" w:cs="Times New Roman"/>
+          <w:color w:val="569CD6"/>
+          <w:sz w:val="21"/>
+          <w:szCs w:val="21"/>
+        </w:rPr>
+        <w:t>let</w:t>
+      </w:r>
+      <w:r>
+        <w:rPr>
+          <w:rFonts w:ascii="Consolas" w:eastAsia="Times New Roman" w:hAnsi="Consolas" w:cs="Times New Roman"/>
+          <w:color w:val="CCCCCC"/>
+          <w:sz w:val="21"/>
+          <w:szCs w:val="21"/>
+        </w:rPr>
+        <w:t xml:space="preserve"> </w:t>
+      </w:r>
+      <w:r>
+        <w:rPr>
+          <w:rFonts w:ascii="Consolas" w:eastAsia="Times New Roman" w:hAnsi="Consolas" w:cs="Times New Roman"/>
+          <w:color w:val="9CDCFE"/>
+          <w:sz w:val="21"/>
+          <w:szCs w:val="21"/>
+        </w:rPr>
+        <w:t>car</w:t>
+      </w:r>
+      <w:r>
+        <w:rPr>
+          <w:rFonts w:ascii="Consolas" w:eastAsia="Times New Roman" w:hAnsi="Consolas" w:cs="Times New Roman"/>
+          <w:color w:val="CCCCCC"/>
+          <w:sz w:val="21"/>
+          <w:szCs w:val="21"/>
+        </w:rPr>
+        <w:t xml:space="preserve"> </w:t>
+      </w:r>
+      <w:r>
+        <w:rPr>
+          <w:rFonts w:ascii="Consolas" w:eastAsia="Times New Roman" w:hAnsi="Consolas" w:cs="Times New Roman"/>
+          <w:color w:val="D4D4D4"/>
+          <w:sz w:val="21"/>
+          <w:szCs w:val="21"/>
+        </w:rPr>
+        <w:t>=</w:t>
+      </w:r>
+      <w:r>
+        <w:rPr>
+          <w:rFonts w:ascii="Consolas" w:eastAsia="Times New Roman" w:hAnsi="Consolas" w:cs="Times New Roman"/>
+          <w:color w:val="CCCCCC"/>
+          <w:sz w:val="21"/>
+          <w:szCs w:val="21"/>
+        </w:rPr>
+        <w:t xml:space="preserve"> {</w:t>
+      </w:r>
+    </w:p>
+    <w:p>
+      <w:pPr>
+        <w:shd w:val="clear" w:color="auto" w:fill="1F1F1F"/>
+        <w:spacing w:after="0" w:line="285" w:lineRule="atLeast"/>
+        <w:rPr>
+          <w:rFonts w:ascii="Consolas" w:eastAsia="Times New Roman" w:hAnsi="Consolas" w:cs="Times New Roman"/>
+          <w:color w:val="CCCCCC"/>
+          <w:sz w:val="21"/>
+          <w:szCs w:val="21"/>
+        </w:rPr>
+      </w:pPr>
+      <w:r>
+        <w:rPr>
+          <w:rFonts w:ascii="Consolas" w:eastAsia="Times New Roman" w:hAnsi="Consolas" w:cs="Times New Roman"/>
+          <w:color w:val="CCCCCC"/>
+          <w:sz w:val="21"/>
+          <w:szCs w:val="21"/>
+        </w:rPr>
+        <w:t xml:space="preserve">    </w:t>
+      </w:r>
+      <w:r>
+        <w:rPr>
+          <w:rFonts w:ascii="Consolas" w:eastAsia="Times New Roman" w:hAnsi="Consolas" w:cs="Times New Roman"/>
+          <w:color w:val="9CDCFE"/>
+          <w:sz w:val="21"/>
+          <w:szCs w:val="21"/>
+        </w:rPr>
+        <w:t>brand:</w:t>
+      </w:r>
+      <w:r>
+        <w:rPr>
+          <w:rFonts w:ascii="Consolas" w:eastAsia="Times New Roman" w:hAnsi="Consolas" w:cs="Times New Roman"/>
+          <w:color w:val="CCCCCC"/>
+          <w:sz w:val="21"/>
+          <w:szCs w:val="21"/>
+        </w:rPr>
+        <w:t xml:space="preserve"> </w:t>
+      </w:r>
+      <w:r>
+        <w:rPr>
+          <w:rFonts w:ascii="Consolas" w:eastAsia="Times New Roman" w:hAnsi="Consolas" w:cs="Times New Roman"/>
+          <w:color w:val="CE9178"/>
+          <w:sz w:val="21"/>
+          <w:szCs w:val="21"/>
+        </w:rPr>
+        <w:t>"</w:t>
+      </w:r>
+      <w:proofErr w:type="spellStart"/>
+      <w:r>
+        <w:rPr>
+          <w:rFonts w:ascii="Consolas" w:eastAsia="Times New Roman" w:hAnsi="Consolas" w:cs="Times New Roman"/>
+          <w:color w:val="CE9178"/>
+          <w:sz w:val="21"/>
+          <w:szCs w:val="21"/>
+        </w:rPr>
+        <w:t>honda</w:t>
+      </w:r>
+      <w:proofErr w:type="spellEnd"/>
+      <w:r>
+        <w:rPr>
+          <w:rFonts w:ascii="Consolas" w:eastAsia="Times New Roman" w:hAnsi="Consolas" w:cs="Times New Roman"/>
+          <w:color w:val="CE9178"/>
+          <w:sz w:val="21"/>
+          <w:szCs w:val="21"/>
+        </w:rPr>
+        <w:t>"</w:t>
+      </w:r>
+      <w:r>
+        <w:rPr>
+          <w:rFonts w:ascii="Consolas" w:eastAsia="Times New Roman" w:hAnsi="Consolas" w:cs="Times New Roman"/>
+          <w:color w:val="CCCCCC"/>
+          <w:sz w:val="21"/>
+          <w:szCs w:val="21"/>
+        </w:rPr>
+        <w:t>,</w:t>
+      </w:r>
+    </w:p>
+    <w:p>
+      <w:pPr>
+        <w:shd w:val="clear" w:color="auto" w:fill="1F1F1F"/>
+        <w:spacing w:after="0" w:line="285" w:lineRule="atLeast"/>
+        <w:rPr>
+          <w:rFonts w:ascii="Consolas" w:eastAsia="Times New Roman" w:hAnsi="Consolas" w:cs="Times New Roman"/>
+          <w:color w:val="CCCCCC"/>
+          <w:sz w:val="21"/>
+          <w:szCs w:val="21"/>
+        </w:rPr>
+      </w:pPr>
+      <w:r>
+        <w:rPr>
+          <w:rFonts w:ascii="Consolas" w:eastAsia="Times New Roman" w:hAnsi="Consolas" w:cs="Times New Roman"/>
+          <w:color w:val="CCCCCC"/>
+          <w:sz w:val="21"/>
+          <w:szCs w:val="21"/>
+        </w:rPr>
+        <w:t xml:space="preserve">    </w:t>
+      </w:r>
+      <w:r>
+        <w:rPr>
+          <w:rFonts w:ascii="Consolas" w:eastAsia="Times New Roman" w:hAnsi="Consolas" w:cs="Times New Roman"/>
+          <w:color w:val="9CDCFE"/>
+          <w:sz w:val="21"/>
+          <w:szCs w:val="21"/>
+        </w:rPr>
+        <w:t>year:</w:t>
+      </w:r>
+      <w:r>
+        <w:rPr>
+          <w:rFonts w:ascii="Consolas" w:eastAsia="Times New Roman" w:hAnsi="Consolas" w:cs="Times New Roman"/>
+          <w:color w:val="CCCCCC"/>
+          <w:sz w:val="21"/>
+          <w:szCs w:val="21"/>
+        </w:rPr>
+        <w:t xml:space="preserve"> </w:t>
+      </w:r>
+      <w:r>
+        <w:rPr>
+          <w:rFonts w:ascii="Consolas" w:eastAsia="Times New Roman" w:hAnsi="Consolas" w:cs="Times New Roman"/>
+          <w:color w:val="B5CEA8"/>
+          <w:sz w:val="21"/>
+          <w:szCs w:val="21"/>
+        </w:rPr>
+        <w:t>2020</w:t>
+      </w:r>
+      <w:r>
+        <w:rPr>
+          <w:rFonts w:ascii="Consolas" w:eastAsia="Times New Roman" w:hAnsi="Consolas" w:cs="Times New Roman"/>
+          <w:color w:val="CCCCCC"/>
+          <w:sz w:val="21"/>
+          <w:szCs w:val="21"/>
+        </w:rPr>
+        <w:t>,</w:t>
+      </w:r>
+    </w:p>
+    <w:p>
+      <w:pPr>
+        <w:shd w:val="clear" w:color="auto" w:fill="1F1F1F"/>
+        <w:spacing w:after="0" w:line="285" w:lineRule="atLeast"/>
+        <w:rPr>
+          <w:rFonts w:ascii="Consolas" w:eastAsia="Times New Roman" w:hAnsi="Consolas" w:cs="Times New Roman"/>
+          <w:color w:val="CCCCCC"/>
+          <w:sz w:val="21"/>
+          <w:szCs w:val="21"/>
+        </w:rPr>
+      </w:pPr>
+      <w:r>
+        <w:rPr>
+          <w:rFonts w:ascii="Consolas" w:eastAsia="Times New Roman" w:hAnsi="Consolas" w:cs="Times New Roman"/>
+          <w:color w:val="CCCCCC"/>
+          <w:sz w:val="21"/>
+          <w:szCs w:val="21"/>
+        </w:rPr>
+        <w:t xml:space="preserve">    </w:t>
+      </w:r>
+      <w:r>
+        <w:rPr>
+          <w:rFonts w:ascii="Consolas" w:eastAsia="Times New Roman" w:hAnsi="Consolas" w:cs="Times New Roman"/>
+          <w:color w:val="9CDCFE"/>
+          <w:sz w:val="21"/>
+          <w:szCs w:val="21"/>
+        </w:rPr>
+        <w:t>model:</w:t>
+      </w:r>
+      <w:r>
+        <w:rPr>
+          <w:rFonts w:ascii="Consolas" w:eastAsia="Times New Roman" w:hAnsi="Consolas" w:cs="Times New Roman"/>
+          <w:color w:val="CCCCCC"/>
+          <w:sz w:val="21"/>
+          <w:szCs w:val="21"/>
+        </w:rPr>
+        <w:t xml:space="preserve"> </w:t>
+      </w:r>
+      <w:r>
+        <w:rPr>
+          <w:rFonts w:ascii="Consolas" w:eastAsia="Times New Roman" w:hAnsi="Consolas" w:cs="Times New Roman"/>
+          <w:color w:val="CE9178"/>
+          <w:sz w:val="21"/>
+          <w:szCs w:val="21"/>
+        </w:rPr>
+        <w:t>"</w:t>
+      </w:r>
+      <w:proofErr w:type="spellStart"/>
+      <w:r>
+        <w:rPr>
+          <w:rFonts w:ascii="Consolas" w:eastAsia="Times New Roman" w:hAnsi="Consolas" w:cs="Times New Roman"/>
+          <w:color w:val="CE9178"/>
+          <w:sz w:val="21"/>
+          <w:szCs w:val="21"/>
+        </w:rPr>
+        <w:t>cici</w:t>
+      </w:r>
+      <w:proofErr w:type="spellEnd"/>
+      <w:r>
+        <w:rPr>
+          <w:rFonts w:ascii="Consolas" w:eastAsia="Times New Roman" w:hAnsi="Consolas" w:cs="Times New Roman"/>
+          <w:color w:val="CE9178"/>
+          <w:sz w:val="21"/>
+          <w:szCs w:val="21"/>
+        </w:rPr>
+        <w:t>"</w:t>
+      </w:r>
+      <w:r>
+        <w:rPr>
+          <w:rFonts w:ascii="Consolas" w:eastAsia="Times New Roman" w:hAnsi="Consolas" w:cs="Times New Roman"/>
+          <w:color w:val="CCCCCC"/>
+          <w:sz w:val="21"/>
+          <w:szCs w:val="21"/>
+        </w:rPr>
+        <w:t>,</w:t>
+      </w:r>
+    </w:p>
+    <w:p>
+      <w:pPr>
+        <w:shd w:val="clear" w:color="auto" w:fill="1F1F1F"/>
+        <w:spacing w:after="0" w:line="285" w:lineRule="atLeast"/>
+        <w:rPr>
+          <w:rFonts w:ascii="Consolas" w:eastAsia="Times New Roman" w:hAnsi="Consolas" w:cs="Times New Roman"/>
+          <w:color w:val="CCCCCC"/>
+          <w:sz w:val="21"/>
+          <w:szCs w:val="21"/>
+        </w:rPr>
+      </w:pPr>
+      <w:r>
+        <w:rPr>
+          <w:rFonts w:ascii="Consolas" w:eastAsia="Times New Roman" w:hAnsi="Consolas" w:cs="Times New Roman"/>
+          <w:color w:val="CCCCCC"/>
+          <w:sz w:val="21"/>
+          <w:szCs w:val="21"/>
+        </w:rPr>
+        <w:t>}</w:t>
+      </w:r>
+    </w:p>
+    <w:p>
+      <w:pPr>
+        <w:shd w:val="clear" w:color="auto" w:fill="1F1F1F"/>
+        <w:spacing w:after="0" w:line="285" w:lineRule="atLeast"/>
+        <w:rPr>
+          <w:rFonts w:ascii="Consolas" w:eastAsia="Times New Roman" w:hAnsi="Consolas" w:cs="Times New Roman"/>
+          <w:color w:val="CCCCCC"/>
+          <w:sz w:val="21"/>
+          <w:szCs w:val="21"/>
+        </w:rPr>
+      </w:pPr>
+      <w:r>
+        <w:rPr>
+          <w:rFonts w:ascii="Consolas" w:eastAsia="Times New Roman" w:hAnsi="Consolas" w:cs="Times New Roman"/>
+          <w:color w:val="9CDCFE"/>
+          <w:sz w:val="21"/>
+          <w:szCs w:val="21"/>
+        </w:rPr>
+        <w:t>console</w:t>
+      </w:r>
+      <w:r>
+        <w:rPr>
+          <w:rFonts w:ascii="Consolas" w:eastAsia="Times New Roman" w:hAnsi="Consolas" w:cs="Times New Roman"/>
+          <w:color w:val="CCCCCC"/>
+          <w:sz w:val="21"/>
+          <w:szCs w:val="21"/>
+        </w:rPr>
+        <w:t>.</w:t>
+      </w:r>
+      <w:r>
+        <w:rPr>
+          <w:rFonts w:ascii="Consolas" w:eastAsia="Times New Roman" w:hAnsi="Consolas" w:cs="Times New Roman"/>
+          <w:color w:val="DCDCAA"/>
+          <w:sz w:val="21"/>
+          <w:szCs w:val="21"/>
+        </w:rPr>
+        <w:t>log</w:t>
+      </w:r>
+      <w:r>
+        <w:rPr>
+          <w:rFonts w:ascii="Consolas" w:eastAsia="Times New Roman" w:hAnsi="Consolas" w:cs="Times New Roman"/>
+          <w:color w:val="CCCCCC"/>
+          <w:sz w:val="21"/>
+          <w:szCs w:val="21"/>
+        </w:rPr>
+        <w:t>(</w:t>
+      </w:r>
+      <w:r>
+        <w:rPr>
+          <w:rFonts w:ascii="Consolas" w:eastAsia="Times New Roman" w:hAnsi="Consolas" w:cs="Times New Roman"/>
+          <w:color w:val="9CDCFE"/>
+          <w:sz w:val="21"/>
+          <w:szCs w:val="21"/>
+        </w:rPr>
+        <w:t>car</w:t>
+      </w:r>
+      <w:r>
+        <w:rPr>
+          <w:rFonts w:ascii="Consolas" w:eastAsia="Times New Roman" w:hAnsi="Consolas" w:cs="Times New Roman"/>
+          <w:color w:val="CCCCCC"/>
+          <w:sz w:val="21"/>
+          <w:szCs w:val="21"/>
+        </w:rPr>
+        <w:t>);</w:t>
+      </w:r>
+    </w:p>
+    <w:p>
+      <w:pPr>
+        <w:shd w:val="clear" w:color="auto" w:fill="1F1F1F"/>
+        <w:spacing w:after="0" w:line="285" w:lineRule="atLeast"/>
+        <w:rPr>
+          <w:rFonts w:ascii="Consolas" w:eastAsia="Times New Roman" w:hAnsi="Consolas" w:cs="Times New Roman"/>
+          <w:color w:val="CCCCCC"/>
+          <w:sz w:val="21"/>
+          <w:szCs w:val="21"/>
+        </w:rPr>
+      </w:pPr>
+      <w:r>
+        <w:rPr>
+          <w:rFonts w:ascii="Consolas" w:eastAsia="Times New Roman" w:hAnsi="Consolas" w:cs="Times New Roman"/>
+          <w:color w:val="9CDCFE"/>
+          <w:sz w:val="21"/>
+          <w:szCs w:val="21"/>
+        </w:rPr>
+        <w:t>console</w:t>
+      </w:r>
+      <w:r>
+        <w:rPr>
+          <w:rFonts w:ascii="Consolas" w:eastAsia="Times New Roman" w:hAnsi="Consolas" w:cs="Times New Roman"/>
+          <w:color w:val="CCCCCC"/>
+          <w:sz w:val="21"/>
+          <w:szCs w:val="21"/>
+        </w:rPr>
+        <w:t>.</w:t>
+      </w:r>
+      <w:r>
+        <w:rPr>
+          <w:rFonts w:ascii="Consolas" w:eastAsia="Times New Roman" w:hAnsi="Consolas" w:cs="Times New Roman"/>
+          <w:color w:val="DCDCAA"/>
+          <w:sz w:val="21"/>
+          <w:szCs w:val="21"/>
+        </w:rPr>
+        <w:t>log</w:t>
+      </w:r>
+      <w:r>
+        <w:rPr>
+          <w:rFonts w:ascii="Consolas" w:eastAsia="Times New Roman" w:hAnsi="Consolas" w:cs="Times New Roman"/>
+          <w:color w:val="CCCCCC"/>
+          <w:sz w:val="21"/>
+          <w:szCs w:val="21"/>
+        </w:rPr>
+        <w:t>(</w:t>
+      </w:r>
+      <w:proofErr w:type="spellStart"/>
+      <w:proofErr w:type="gramStart"/>
+      <w:r>
+        <w:rPr>
+          <w:rFonts w:ascii="Consolas" w:eastAsia="Times New Roman" w:hAnsi="Consolas" w:cs="Times New Roman"/>
+          <w:color w:val="9CDCFE"/>
+          <w:sz w:val="21"/>
+          <w:szCs w:val="21"/>
+        </w:rPr>
+        <w:t>car</w:t>
+      </w:r>
+      <w:r>
+        <w:rPr>
+          <w:rFonts w:ascii="Consolas" w:eastAsia="Times New Roman" w:hAnsi="Consolas" w:cs="Times New Roman"/>
+          <w:color w:val="CCCCCC"/>
+          <w:sz w:val="21"/>
+          <w:szCs w:val="21"/>
+        </w:rPr>
+        <w:t>.</w:t>
+      </w:r>
+      <w:r>
+        <w:rPr>
+          <w:rFonts w:ascii="Consolas" w:eastAsia="Times New Roman" w:hAnsi="Consolas" w:cs="Times New Roman"/>
+          <w:color w:val="9CDCFE"/>
+          <w:sz w:val="21"/>
+          <w:szCs w:val="21"/>
+        </w:rPr>
+        <w:t>brand</w:t>
+      </w:r>
+      <w:proofErr w:type="spellEnd"/>
+      <w:proofErr w:type="gramEnd"/>
+      <w:r>
+        <w:rPr>
+          <w:rFonts w:ascii="Consolas" w:eastAsia="Times New Roman" w:hAnsi="Consolas" w:cs="Times New Roman"/>
+          <w:color w:val="CCCCCC"/>
+          <w:sz w:val="21"/>
+          <w:szCs w:val="21"/>
+        </w:rPr>
+        <w:t>);</w:t>
+      </w:r>
+    </w:p>
+    <w:p>
+      <w:pPr>
+        <w:shd w:val="clear" w:color="auto" w:fill="1F1F1F"/>
+        <w:spacing w:after="0" w:line="285" w:lineRule="atLeast"/>
+        <w:rPr>
+          <w:rFonts w:ascii="Consolas" w:eastAsia="Times New Roman" w:hAnsi="Consolas" w:cs="Times New Roman"/>
+          <w:color w:val="CCCCCC"/>
+          <w:sz w:val="21"/>
+          <w:szCs w:val="21"/>
+        </w:rPr>
+      </w:pPr>
+      <w:r>
+        <w:rPr>
+          <w:rFonts w:ascii="Consolas" w:eastAsia="Times New Roman" w:hAnsi="Consolas" w:cs="Times New Roman"/>
+          <w:color w:val="569CD6"/>
+          <w:sz w:val="21"/>
+          <w:szCs w:val="21"/>
+        </w:rPr>
+        <w:t>let</w:t>
+      </w:r>
+      <w:r>
+        <w:rPr>
+          <w:rFonts w:ascii="Consolas" w:eastAsia="Times New Roman" w:hAnsi="Consolas" w:cs="Times New Roman"/>
+          <w:color w:val="CCCCCC"/>
+          <w:sz w:val="21"/>
+          <w:szCs w:val="21"/>
+        </w:rPr>
+        <w:t xml:space="preserve"> </w:t>
+      </w:r>
+      <w:r>
+        <w:rPr>
+          <w:rFonts w:ascii="Consolas" w:eastAsia="Times New Roman" w:hAnsi="Consolas" w:cs="Times New Roman"/>
+          <w:color w:val="9CDCFE"/>
+          <w:sz w:val="21"/>
+          <w:szCs w:val="21"/>
+        </w:rPr>
+        <w:t>person</w:t>
+      </w:r>
+      <w:r>
+        <w:rPr>
+          <w:rFonts w:ascii="Consolas" w:eastAsia="Times New Roman" w:hAnsi="Consolas" w:cs="Times New Roman"/>
+          <w:color w:val="CCCCCC"/>
+          <w:sz w:val="21"/>
+          <w:szCs w:val="21"/>
+        </w:rPr>
+        <w:t xml:space="preserve"> </w:t>
+      </w:r>
+      <w:r>
+        <w:rPr>
+          <w:rFonts w:ascii="Consolas" w:eastAsia="Times New Roman" w:hAnsi="Consolas" w:cs="Times New Roman"/>
+          <w:color w:val="D4D4D4"/>
+          <w:sz w:val="21"/>
+          <w:szCs w:val="21"/>
+        </w:rPr>
+        <w:t>=</w:t>
+      </w:r>
+      <w:r>
+        <w:rPr>
+          <w:rFonts w:ascii="Consolas" w:eastAsia="Times New Roman" w:hAnsi="Consolas" w:cs="Times New Roman"/>
+          <w:color w:val="CCCCCC"/>
+          <w:sz w:val="21"/>
+          <w:szCs w:val="21"/>
+        </w:rPr>
+        <w:t xml:space="preserve"> {</w:t>
+      </w:r>
+    </w:p>
+    <w:p>
+      <w:pPr>
+        <w:shd w:val="clear" w:color="auto" w:fill="1F1F1F"/>
+        <w:spacing w:after="0" w:line="285" w:lineRule="atLeast"/>
+        <w:rPr>
+          <w:rFonts w:ascii="Consolas" w:eastAsia="Times New Roman" w:hAnsi="Consolas" w:cs="Times New Roman"/>
+          <w:color w:val="CCCCCC"/>
+          <w:sz w:val="21"/>
+          <w:szCs w:val="21"/>
+        </w:rPr>
+      </w:pPr>
+      <w:r>
+        <w:rPr>
+          <w:rFonts w:ascii="Consolas" w:eastAsia="Times New Roman" w:hAnsi="Consolas" w:cs="Times New Roman"/>
+          <w:color w:val="CCCCCC"/>
+          <w:sz w:val="21"/>
+          <w:szCs w:val="21"/>
+        </w:rPr>
+        <w:t>   </w:t>
+      </w:r>
+      <w:proofErr w:type="spellStart"/>
+      <w:r>
+        <w:rPr>
+          <w:rFonts w:ascii="Consolas" w:eastAsia="Times New Roman" w:hAnsi="Consolas" w:cs="Times New Roman"/>
+          <w:color w:val="9CDCFE"/>
+          <w:sz w:val="21"/>
+          <w:szCs w:val="21"/>
+        </w:rPr>
+        <w:t>peru</w:t>
+      </w:r>
+      <w:proofErr w:type="spellEnd"/>
+      <w:r>
+        <w:rPr>
+          <w:rFonts w:ascii="Consolas" w:eastAsia="Times New Roman" w:hAnsi="Consolas" w:cs="Times New Roman"/>
+          <w:color w:val="9CDCFE"/>
+          <w:sz w:val="21"/>
+          <w:szCs w:val="21"/>
+        </w:rPr>
+        <w:t>:</w:t>
+      </w:r>
+      <w:r>
+        <w:rPr>
+          <w:rFonts w:ascii="Consolas" w:eastAsia="Times New Roman" w:hAnsi="Consolas" w:cs="Times New Roman"/>
+          <w:color w:val="CE9178"/>
+          <w:sz w:val="21"/>
+          <w:szCs w:val="21"/>
+        </w:rPr>
+        <w:t>"</w:t>
+      </w:r>
+      <w:proofErr w:type="spellStart"/>
+      <w:r>
+        <w:rPr>
+          <w:rFonts w:ascii="Consolas" w:eastAsia="Times New Roman" w:hAnsi="Consolas" w:cs="Times New Roman"/>
+          <w:color w:val="CE9178"/>
+          <w:sz w:val="21"/>
+          <w:szCs w:val="21"/>
+        </w:rPr>
+        <w:t>reddy</w:t>
+      </w:r>
+      <w:proofErr w:type="spellEnd"/>
+      <w:r>
+        <w:rPr>
+          <w:rFonts w:ascii="Consolas" w:eastAsia="Times New Roman" w:hAnsi="Consolas" w:cs="Times New Roman"/>
+          <w:color w:val="CE9178"/>
+          <w:sz w:val="21"/>
+          <w:szCs w:val="21"/>
+        </w:rPr>
+        <w:t>"</w:t>
+      </w:r>
+      <w:r>
+        <w:rPr>
+          <w:rFonts w:ascii="Consolas" w:eastAsia="Times New Roman" w:hAnsi="Consolas" w:cs="Times New Roman"/>
+          <w:color w:val="CCCCCC"/>
+          <w:sz w:val="21"/>
+          <w:szCs w:val="21"/>
+        </w:rPr>
+        <w:t>,</w:t>
+      </w:r>
+    </w:p>
+    <w:p>
+      <w:pPr>
+        <w:shd w:val="clear" w:color="auto" w:fill="1F1F1F"/>
+        <w:spacing w:after="0" w:line="285" w:lineRule="atLeast"/>
+        <w:rPr>
+          <w:rFonts w:ascii="Consolas" w:eastAsia="Times New Roman" w:hAnsi="Consolas" w:cs="Times New Roman"/>
+          <w:color w:val="CCCCCC"/>
+          <w:sz w:val="21"/>
+          <w:szCs w:val="21"/>
+        </w:rPr>
+      </w:pPr>
+      <w:r>
+        <w:rPr>
+          <w:rFonts w:ascii="Consolas" w:eastAsia="Times New Roman" w:hAnsi="Consolas" w:cs="Times New Roman"/>
+          <w:color w:val="CCCCCC"/>
+          <w:sz w:val="21"/>
+          <w:szCs w:val="21"/>
+        </w:rPr>
+        <w:t xml:space="preserve">    </w:t>
+      </w:r>
+      <w:r>
+        <w:rPr>
+          <w:rFonts w:ascii="Consolas" w:eastAsia="Times New Roman" w:hAnsi="Consolas" w:cs="Times New Roman"/>
+          <w:color w:val="9CDCFE"/>
+          <w:sz w:val="21"/>
+          <w:szCs w:val="21"/>
+        </w:rPr>
+        <w:t>age:</w:t>
+      </w:r>
+      <w:r>
+        <w:rPr>
+          <w:rFonts w:ascii="Consolas" w:eastAsia="Times New Roman" w:hAnsi="Consolas" w:cs="Times New Roman"/>
+          <w:color w:val="CCCCCC"/>
+          <w:sz w:val="21"/>
+          <w:szCs w:val="21"/>
+        </w:rPr>
+        <w:t xml:space="preserve"> </w:t>
+      </w:r>
+      <w:r>
+        <w:rPr>
+          <w:rFonts w:ascii="Consolas" w:eastAsia="Times New Roman" w:hAnsi="Consolas" w:cs="Times New Roman"/>
+          <w:color w:val="B5CEA8"/>
+          <w:sz w:val="21"/>
+          <w:szCs w:val="21"/>
+        </w:rPr>
+        <w:t>26</w:t>
+      </w:r>
+      <w:r>
+        <w:rPr>
+          <w:rFonts w:ascii="Consolas" w:eastAsia="Times New Roman" w:hAnsi="Consolas" w:cs="Times New Roman"/>
+          <w:color w:val="CCCCCC"/>
+          <w:sz w:val="21"/>
+          <w:szCs w:val="21"/>
+        </w:rPr>
+        <w:t>,</w:t>
+      </w:r>
+    </w:p>
+    <w:p>
+      <w:pPr>
+        <w:shd w:val="clear" w:color="auto" w:fill="1F1F1F"/>
+        <w:spacing w:after="0" w:line="285" w:lineRule="atLeast"/>
+        <w:rPr>
+          <w:rFonts w:ascii="Consolas" w:eastAsia="Times New Roman" w:hAnsi="Consolas" w:cs="Times New Roman"/>
+          <w:color w:val="CCCCCC"/>
+          <w:sz w:val="21"/>
+          <w:szCs w:val="21"/>
+        </w:rPr>
+      </w:pPr>
+      <w:r>
+        <w:rPr>
+          <w:rFonts w:ascii="Consolas" w:eastAsia="Times New Roman" w:hAnsi="Consolas" w:cs="Times New Roman"/>
+          <w:color w:val="CCCCCC"/>
+          <w:sz w:val="21"/>
+          <w:szCs w:val="21"/>
+        </w:rPr>
+        <w:t xml:space="preserve">    </w:t>
+      </w:r>
+      <w:r>
+        <w:rPr>
+          <w:rFonts w:ascii="Consolas" w:eastAsia="Times New Roman" w:hAnsi="Consolas" w:cs="Times New Roman"/>
+          <w:color w:val="9CDCFE"/>
+          <w:sz w:val="21"/>
+          <w:szCs w:val="21"/>
+        </w:rPr>
+        <w:t>city:</w:t>
+      </w:r>
+      <w:r>
+        <w:rPr>
+          <w:rFonts w:ascii="Consolas" w:eastAsia="Times New Roman" w:hAnsi="Consolas" w:cs="Times New Roman"/>
+          <w:color w:val="CCCCCC"/>
+          <w:sz w:val="21"/>
+          <w:szCs w:val="21"/>
+        </w:rPr>
+        <w:t xml:space="preserve"> </w:t>
+      </w:r>
+      <w:r>
+        <w:rPr>
+          <w:rFonts w:ascii="Consolas" w:eastAsia="Times New Roman" w:hAnsi="Consolas" w:cs="Times New Roman"/>
+          <w:color w:val="CE9178"/>
+          <w:sz w:val="21"/>
+          <w:szCs w:val="21"/>
+        </w:rPr>
+        <w:t>"</w:t>
+      </w:r>
+      <w:proofErr w:type="spellStart"/>
+      <w:r>
+        <w:rPr>
+          <w:rFonts w:ascii="Consolas" w:eastAsia="Times New Roman" w:hAnsi="Consolas" w:cs="Times New Roman"/>
+          <w:color w:val="CE9178"/>
+          <w:sz w:val="21"/>
+          <w:szCs w:val="21"/>
+        </w:rPr>
+        <w:t>kadapa</w:t>
+      </w:r>
+      <w:proofErr w:type="spellEnd"/>
+      <w:r>
+        <w:rPr>
+          <w:rFonts w:ascii="Consolas" w:eastAsia="Times New Roman" w:hAnsi="Consolas" w:cs="Times New Roman"/>
+          <w:color w:val="CE9178"/>
+          <w:sz w:val="21"/>
+          <w:szCs w:val="21"/>
+        </w:rPr>
+        <w:t>"</w:t>
+      </w:r>
+      <w:r>
+        <w:rPr>
+          <w:rFonts w:ascii="Consolas" w:eastAsia="Times New Roman" w:hAnsi="Consolas" w:cs="Times New Roman"/>
+          <w:color w:val="CCCCCC"/>
+          <w:sz w:val="21"/>
+          <w:szCs w:val="21"/>
+        </w:rPr>
+        <w:t>,</w:t>
+      </w:r>
+    </w:p>
+    <w:p>
+      <w:pPr>
+        <w:shd w:val="clear" w:color="auto" w:fill="1F1F1F"/>
+        <w:spacing w:after="0" w:line="285" w:lineRule="atLeast"/>
+        <w:rPr>
+          <w:rFonts w:ascii="Consolas" w:eastAsia="Times New Roman" w:hAnsi="Consolas" w:cs="Times New Roman"/>
+          <w:color w:val="CCCCCC"/>
+          <w:sz w:val="21"/>
+          <w:szCs w:val="21"/>
+        </w:rPr>
+      </w:pPr>
+      <w:r>
+        <w:rPr>
+          <w:rFonts w:ascii="Consolas" w:eastAsia="Times New Roman" w:hAnsi="Consolas" w:cs="Times New Roman"/>
+          <w:color w:val="CCCCCC"/>
+          <w:sz w:val="21"/>
+          <w:szCs w:val="21"/>
+        </w:rPr>
+        <w:t xml:space="preserve">    </w:t>
+      </w:r>
+      <w:r>
+        <w:rPr>
+          <w:rFonts w:ascii="Consolas" w:eastAsia="Times New Roman" w:hAnsi="Consolas" w:cs="Times New Roman"/>
+          <w:color w:val="9CDCFE"/>
+          <w:sz w:val="21"/>
+          <w:szCs w:val="21"/>
+        </w:rPr>
+        <w:t>village:</w:t>
+      </w:r>
+      <w:r>
+        <w:rPr>
+          <w:rFonts w:ascii="Consolas" w:eastAsia="Times New Roman" w:hAnsi="Consolas" w:cs="Times New Roman"/>
+          <w:color w:val="CCCCCC"/>
+          <w:sz w:val="21"/>
+          <w:szCs w:val="21"/>
+        </w:rPr>
+        <w:t xml:space="preserve"> </w:t>
+      </w:r>
+      <w:r>
+        <w:rPr>
+          <w:rFonts w:ascii="Consolas" w:eastAsia="Times New Roman" w:hAnsi="Consolas" w:cs="Times New Roman"/>
+          <w:color w:val="CE9178"/>
+          <w:sz w:val="21"/>
+          <w:szCs w:val="21"/>
+        </w:rPr>
+        <w:t>"</w:t>
+      </w:r>
+      <w:proofErr w:type="spellStart"/>
+      <w:r>
+        <w:rPr>
+          <w:rFonts w:ascii="Consolas" w:eastAsia="Times New Roman" w:hAnsi="Consolas" w:cs="Times New Roman"/>
+          <w:color w:val="CE9178"/>
+          <w:sz w:val="21"/>
+          <w:szCs w:val="21"/>
+        </w:rPr>
+        <w:t>tadipatri</w:t>
+      </w:r>
+      <w:proofErr w:type="spellEnd"/>
+      <w:r>
+        <w:rPr>
+          <w:rFonts w:ascii="Consolas" w:eastAsia="Times New Roman" w:hAnsi="Consolas" w:cs="Times New Roman"/>
+          <w:color w:val="CE9178"/>
+          <w:sz w:val="21"/>
+          <w:szCs w:val="21"/>
+        </w:rPr>
+        <w:t>"</w:t>
+      </w:r>
+      <w:r>
+        <w:rPr>
+          <w:rFonts w:ascii="Consolas" w:eastAsia="Times New Roman" w:hAnsi="Consolas" w:cs="Times New Roman"/>
+          <w:color w:val="CCCCCC"/>
+          <w:sz w:val="21"/>
+          <w:szCs w:val="21"/>
+        </w:rPr>
+        <w:t>,</w:t>
+      </w:r>
+    </w:p>
+    <w:p>
+      <w:pPr>
+        <w:shd w:val="clear" w:color="auto" w:fill="1F1F1F"/>
+        <w:spacing w:after="0" w:line="285" w:lineRule="atLeast"/>
+        <w:rPr>
+          <w:rFonts w:ascii="Consolas" w:eastAsia="Times New Roman" w:hAnsi="Consolas" w:cs="Times New Roman"/>
+          <w:color w:val="CCCCCC"/>
+          <w:sz w:val="21"/>
+          <w:szCs w:val="21"/>
+        </w:rPr>
+      </w:pPr>
+      <w:r>
+        <w:rPr>
+          <w:rFonts w:ascii="Consolas" w:eastAsia="Times New Roman" w:hAnsi="Consolas" w:cs="Times New Roman"/>
+          <w:color w:val="CCCCCC"/>
+          <w:sz w:val="21"/>
+          <w:szCs w:val="21"/>
+        </w:rPr>
+        <w:t xml:space="preserve">    </w:t>
+      </w:r>
+      <w:proofErr w:type="spellStart"/>
+      <w:r>
+        <w:rPr>
+          <w:rFonts w:ascii="Consolas" w:eastAsia="Times New Roman" w:hAnsi="Consolas" w:cs="Times New Roman"/>
+          <w:color w:val="9CDCFE"/>
+          <w:sz w:val="21"/>
+          <w:szCs w:val="21"/>
+        </w:rPr>
+        <w:t>habbies</w:t>
+      </w:r>
+      <w:proofErr w:type="spellEnd"/>
+      <w:r>
+        <w:rPr>
+          <w:rFonts w:ascii="Consolas" w:eastAsia="Times New Roman" w:hAnsi="Consolas" w:cs="Times New Roman"/>
+          <w:color w:val="9CDCFE"/>
+          <w:sz w:val="21"/>
+          <w:szCs w:val="21"/>
+        </w:rPr>
+        <w:t>:</w:t>
+      </w:r>
+      <w:r>
+        <w:rPr>
+          <w:rFonts w:ascii="Consolas" w:eastAsia="Times New Roman" w:hAnsi="Consolas" w:cs="Times New Roman"/>
+          <w:color w:val="CCCCCC"/>
+          <w:sz w:val="21"/>
+          <w:szCs w:val="21"/>
+        </w:rPr>
+        <w:t xml:space="preserve"> [</w:t>
+      </w:r>
+      <w:r>
+        <w:rPr>
+          <w:rFonts w:ascii="Consolas" w:eastAsia="Times New Roman" w:hAnsi="Consolas" w:cs="Times New Roman"/>
+          <w:color w:val="CE9178"/>
+          <w:sz w:val="21"/>
+          <w:szCs w:val="21"/>
+        </w:rPr>
+        <w:t>"reading"</w:t>
+      </w:r>
+      <w:r>
+        <w:rPr>
+          <w:rFonts w:ascii="Consolas" w:eastAsia="Times New Roman" w:hAnsi="Consolas" w:cs="Times New Roman"/>
+          <w:color w:val="CCCCCC"/>
+          <w:sz w:val="21"/>
+          <w:szCs w:val="21"/>
+        </w:rPr>
+        <w:t xml:space="preserve">, </w:t>
+      </w:r>
+      <w:r>
+        <w:rPr>
+          <w:rFonts w:ascii="Consolas" w:eastAsia="Times New Roman" w:hAnsi="Consolas" w:cs="Times New Roman"/>
+          <w:color w:val="CE9178"/>
+          <w:sz w:val="21"/>
+          <w:szCs w:val="21"/>
+        </w:rPr>
+        <w:t>"</w:t>
+      </w:r>
+      <w:proofErr w:type="spellStart"/>
+      <w:r>
+        <w:rPr>
+          <w:rFonts w:ascii="Consolas" w:eastAsia="Times New Roman" w:hAnsi="Consolas" w:cs="Times New Roman"/>
+          <w:color w:val="CE9178"/>
+          <w:sz w:val="21"/>
+          <w:szCs w:val="21"/>
+        </w:rPr>
+        <w:t>playig</w:t>
+      </w:r>
+      <w:proofErr w:type="spellEnd"/>
+      <w:r>
+        <w:rPr>
+          <w:rFonts w:ascii="Consolas" w:eastAsia="Times New Roman" w:hAnsi="Consolas" w:cs="Times New Roman"/>
+          <w:color w:val="CE9178"/>
+          <w:sz w:val="21"/>
+          <w:szCs w:val="21"/>
+        </w:rPr>
+        <w:t>"</w:t>
+      </w:r>
+      <w:r>
+        <w:rPr>
+          <w:rFonts w:ascii="Consolas" w:eastAsia="Times New Roman" w:hAnsi="Consolas" w:cs="Times New Roman"/>
+          <w:color w:val="CCCCCC"/>
+          <w:sz w:val="21"/>
+          <w:szCs w:val="21"/>
+        </w:rPr>
+        <w:t xml:space="preserve">, </w:t>
+      </w:r>
+      <w:r>
+        <w:rPr>
+          <w:rFonts w:ascii="Consolas" w:eastAsia="Times New Roman" w:hAnsi="Consolas" w:cs="Times New Roman"/>
+          <w:color w:val="CE9178"/>
+          <w:sz w:val="21"/>
+          <w:szCs w:val="21"/>
+        </w:rPr>
+        <w:t>"singing"</w:t>
+      </w:r>
+      <w:r>
+        <w:rPr>
+          <w:rFonts w:ascii="Consolas" w:eastAsia="Times New Roman" w:hAnsi="Consolas" w:cs="Times New Roman"/>
+          <w:color w:val="CCCCCC"/>
+          <w:sz w:val="21"/>
+          <w:szCs w:val="21"/>
+        </w:rPr>
+        <w:t>],</w:t>
+      </w:r>
+    </w:p>
+    <w:p>
+      <w:pPr>
+        <w:shd w:val="clear" w:color="auto" w:fill="1F1F1F"/>
+        <w:spacing w:after="0" w:line="285" w:lineRule="atLeast"/>
+        <w:rPr>
+          <w:rFonts w:ascii="Consolas" w:eastAsia="Times New Roman" w:hAnsi="Consolas" w:cs="Times New Roman"/>
+          <w:color w:val="CCCCCC"/>
+          <w:sz w:val="21"/>
+          <w:szCs w:val="21"/>
+        </w:rPr>
+      </w:pPr>
+      <w:r>
+        <w:rPr>
+          <w:rFonts w:ascii="Consolas" w:eastAsia="Times New Roman" w:hAnsi="Consolas" w:cs="Times New Roman"/>
+          <w:color w:val="CCCCCC"/>
+          <w:sz w:val="21"/>
+          <w:szCs w:val="21"/>
+        </w:rPr>
+        <w:t xml:space="preserve">    </w:t>
+      </w:r>
+      <w:proofErr w:type="spellStart"/>
+      <w:r>
+        <w:rPr>
+          <w:rFonts w:ascii="Consolas" w:eastAsia="Times New Roman" w:hAnsi="Consolas" w:cs="Times New Roman"/>
+          <w:color w:val="9CDCFE"/>
+          <w:sz w:val="21"/>
+          <w:szCs w:val="21"/>
+        </w:rPr>
+        <w:t>famdetails</w:t>
+      </w:r>
+      <w:proofErr w:type="spellEnd"/>
+      <w:r>
+        <w:rPr>
+          <w:rFonts w:ascii="Consolas" w:eastAsia="Times New Roman" w:hAnsi="Consolas" w:cs="Times New Roman"/>
+          <w:color w:val="9CDCFE"/>
+          <w:sz w:val="21"/>
+          <w:szCs w:val="21"/>
+        </w:rPr>
+        <w:t>:</w:t>
+      </w:r>
+      <w:r>
+        <w:rPr>
+          <w:rFonts w:ascii="Consolas" w:eastAsia="Times New Roman" w:hAnsi="Consolas" w:cs="Times New Roman"/>
+          <w:color w:val="CCCCCC"/>
+          <w:sz w:val="21"/>
+          <w:szCs w:val="21"/>
+        </w:rPr>
+        <w:t xml:space="preserve"> [</w:t>
+      </w:r>
+      <w:r>
+        <w:rPr>
+          <w:rFonts w:ascii="Consolas" w:eastAsia="Times New Roman" w:hAnsi="Consolas" w:cs="Times New Roman"/>
+          <w:color w:val="CE9178"/>
+          <w:sz w:val="21"/>
+          <w:szCs w:val="21"/>
+        </w:rPr>
+        <w:t>"father"</w:t>
+      </w:r>
+      <w:r>
+        <w:rPr>
+          <w:rFonts w:ascii="Consolas" w:eastAsia="Times New Roman" w:hAnsi="Consolas" w:cs="Times New Roman"/>
+          <w:color w:val="CCCCCC"/>
+          <w:sz w:val="21"/>
+          <w:szCs w:val="21"/>
+        </w:rPr>
+        <w:t xml:space="preserve">, </w:t>
+      </w:r>
+      <w:r>
+        <w:rPr>
+          <w:rFonts w:ascii="Consolas" w:eastAsia="Times New Roman" w:hAnsi="Consolas" w:cs="Times New Roman"/>
+          <w:color w:val="CE9178"/>
+          <w:sz w:val="21"/>
+          <w:szCs w:val="21"/>
+        </w:rPr>
+        <w:t>"mother"</w:t>
+      </w:r>
+      <w:r>
+        <w:rPr>
+          <w:rFonts w:ascii="Consolas" w:eastAsia="Times New Roman" w:hAnsi="Consolas" w:cs="Times New Roman"/>
+          <w:color w:val="CCCCCC"/>
+          <w:sz w:val="21"/>
+          <w:szCs w:val="21"/>
+        </w:rPr>
+        <w:t xml:space="preserve">, </w:t>
+      </w:r>
+      <w:r>
+        <w:rPr>
+          <w:rFonts w:ascii="Consolas" w:eastAsia="Times New Roman" w:hAnsi="Consolas" w:cs="Times New Roman"/>
+          <w:color w:val="CE9178"/>
+          <w:sz w:val="21"/>
+          <w:szCs w:val="21"/>
+        </w:rPr>
+        <w:t>"bro"</w:t>
+      </w:r>
+      <w:r>
+        <w:rPr>
+          <w:rFonts w:ascii="Consolas" w:eastAsia="Times New Roman" w:hAnsi="Consolas" w:cs="Times New Roman"/>
+          <w:color w:val="CCCCCC"/>
+          <w:sz w:val="21"/>
+          <w:szCs w:val="21"/>
+        </w:rPr>
+        <w:t>],</w:t>
+      </w:r>
+    </w:p>
+    <w:p>
+      <w:pPr>
+        <w:shd w:val="clear" w:color="auto" w:fill="1F1F1F"/>
+        <w:spacing w:after="0" w:line="285" w:lineRule="atLeast"/>
+        <w:rPr>
+          <w:rFonts w:ascii="Consolas" w:eastAsia="Times New Roman" w:hAnsi="Consolas" w:cs="Times New Roman"/>
+          <w:color w:val="CCCCCC"/>
+          <w:sz w:val="21"/>
+          <w:szCs w:val="21"/>
+        </w:rPr>
+      </w:pPr>
+      <w:r>
+        <w:rPr>
+          <w:rFonts w:ascii="Consolas" w:eastAsia="Times New Roman" w:hAnsi="Consolas" w:cs="Times New Roman"/>
+          <w:color w:val="CCCCCC"/>
+          <w:sz w:val="21"/>
+          <w:szCs w:val="21"/>
+        </w:rPr>
+        <w:t xml:space="preserve">    </w:t>
+      </w:r>
+      <w:proofErr w:type="gramStart"/>
+      <w:r>
+        <w:rPr>
+          <w:rFonts w:ascii="Consolas" w:eastAsia="Times New Roman" w:hAnsi="Consolas" w:cs="Times New Roman"/>
+          <w:color w:val="9CDCFE"/>
+          <w:sz w:val="21"/>
+          <w:szCs w:val="21"/>
+        </w:rPr>
+        <w:t>venue:</w:t>
+      </w:r>
+      <w:r>
+        <w:rPr>
+          <w:rFonts w:ascii="Consolas" w:eastAsia="Times New Roman" w:hAnsi="Consolas" w:cs="Times New Roman"/>
+          <w:color w:val="CCCCCC"/>
+          <w:sz w:val="21"/>
+          <w:szCs w:val="21"/>
+        </w:rPr>
+        <w:t>{</w:t>
+      </w:r>
+      <w:proofErr w:type="gramEnd"/>
+      <w:r>
+        <w:rPr>
+          <w:rFonts w:ascii="Consolas" w:eastAsia="Times New Roman" w:hAnsi="Consolas" w:cs="Times New Roman"/>
+          <w:color w:val="CCCCCC"/>
+          <w:sz w:val="21"/>
+          <w:szCs w:val="21"/>
+        </w:rPr>
+        <w:t xml:space="preserve"> </w:t>
+      </w:r>
+      <w:r>
+        <w:rPr>
+          <w:rFonts w:ascii="Consolas" w:eastAsia="Times New Roman" w:hAnsi="Consolas" w:cs="Times New Roman"/>
+          <w:color w:val="9CDCFE"/>
+          <w:sz w:val="21"/>
+          <w:szCs w:val="21"/>
+        </w:rPr>
+        <w:t>city:</w:t>
+      </w:r>
+      <w:r>
+        <w:rPr>
+          <w:rFonts w:ascii="Consolas" w:eastAsia="Times New Roman" w:hAnsi="Consolas" w:cs="Times New Roman"/>
+          <w:color w:val="CE9178"/>
+          <w:sz w:val="21"/>
+          <w:szCs w:val="21"/>
+        </w:rPr>
+        <w:t>"</w:t>
+      </w:r>
+      <w:proofErr w:type="spellStart"/>
+      <w:r>
+        <w:rPr>
+          <w:rFonts w:ascii="Consolas" w:eastAsia="Times New Roman" w:hAnsi="Consolas" w:cs="Times New Roman"/>
+          <w:color w:val="CE9178"/>
+          <w:sz w:val="21"/>
+          <w:szCs w:val="21"/>
+        </w:rPr>
+        <w:t>atp</w:t>
+      </w:r>
+      <w:proofErr w:type="spellEnd"/>
+      <w:r>
+        <w:rPr>
+          <w:rFonts w:ascii="Consolas" w:eastAsia="Times New Roman" w:hAnsi="Consolas" w:cs="Times New Roman"/>
+          <w:color w:val="CE9178"/>
+          <w:sz w:val="21"/>
+          <w:szCs w:val="21"/>
+        </w:rPr>
+        <w:t>"</w:t>
+      </w:r>
+      <w:r>
+        <w:rPr>
+          <w:rFonts w:ascii="Consolas" w:eastAsia="Times New Roman" w:hAnsi="Consolas" w:cs="Times New Roman"/>
+          <w:color w:val="CCCCCC"/>
+          <w:sz w:val="21"/>
+          <w:szCs w:val="21"/>
+        </w:rPr>
+        <w:t>,</w:t>
+      </w:r>
+    </w:p>
+    <w:p>
+      <w:pPr>
+        <w:shd w:val="clear" w:color="auto" w:fill="1F1F1F"/>
+        <w:spacing w:after="0" w:line="285" w:lineRule="atLeast"/>
+        <w:rPr>
+          <w:rFonts w:ascii="Consolas" w:eastAsia="Times New Roman" w:hAnsi="Consolas" w:cs="Times New Roman"/>
+          <w:color w:val="CCCCCC"/>
+          <w:sz w:val="21"/>
+          <w:szCs w:val="21"/>
+        </w:rPr>
+      </w:pPr>
+      <w:r>
+        <w:rPr>
+          <w:rFonts w:ascii="Consolas" w:eastAsia="Times New Roman" w:hAnsi="Consolas" w:cs="Times New Roman"/>
+          <w:color w:val="CCCCCC"/>
+          <w:sz w:val="21"/>
+          <w:szCs w:val="21"/>
+        </w:rPr>
+        <w:t xml:space="preserve">        </w:t>
+      </w:r>
+      <w:proofErr w:type="spellStart"/>
+      <w:r>
+        <w:rPr>
+          <w:rFonts w:ascii="Consolas" w:eastAsia="Times New Roman" w:hAnsi="Consolas" w:cs="Times New Roman"/>
+          <w:color w:val="9CDCFE"/>
+          <w:sz w:val="21"/>
+          <w:szCs w:val="21"/>
+        </w:rPr>
+        <w:t>hName</w:t>
+      </w:r>
+      <w:proofErr w:type="spellEnd"/>
+      <w:r>
+        <w:rPr>
+          <w:rFonts w:ascii="Consolas" w:eastAsia="Times New Roman" w:hAnsi="Consolas" w:cs="Times New Roman"/>
+          <w:color w:val="9CDCFE"/>
+          <w:sz w:val="21"/>
+          <w:szCs w:val="21"/>
+        </w:rPr>
+        <w:t>:</w:t>
+      </w:r>
+      <w:r>
+        <w:rPr>
+          <w:rFonts w:ascii="Consolas" w:eastAsia="Times New Roman" w:hAnsi="Consolas" w:cs="Times New Roman"/>
+          <w:color w:val="CE9178"/>
+          <w:sz w:val="21"/>
+          <w:szCs w:val="21"/>
+        </w:rPr>
+        <w:t>"</w:t>
+      </w:r>
+      <w:proofErr w:type="spellStart"/>
+      <w:r>
+        <w:rPr>
+          <w:rFonts w:ascii="Consolas" w:eastAsia="Times New Roman" w:hAnsi="Consolas" w:cs="Times New Roman"/>
+          <w:color w:val="CE9178"/>
+          <w:sz w:val="21"/>
+          <w:szCs w:val="21"/>
+        </w:rPr>
+        <w:t>raviteja</w:t>
+      </w:r>
+      <w:proofErr w:type="spellEnd"/>
+      <w:r>
+        <w:rPr>
+          <w:rFonts w:ascii="Consolas" w:eastAsia="Times New Roman" w:hAnsi="Consolas" w:cs="Times New Roman"/>
+          <w:color w:val="CE9178"/>
+          <w:sz w:val="21"/>
+          <w:szCs w:val="21"/>
+        </w:rPr>
+        <w:t>"</w:t>
+      </w:r>
+      <w:r>
+        <w:rPr>
+          <w:rFonts w:ascii="Consolas" w:eastAsia="Times New Roman" w:hAnsi="Consolas" w:cs="Times New Roman"/>
+          <w:color w:val="CCCCCC"/>
+          <w:sz w:val="21"/>
+          <w:szCs w:val="21"/>
+        </w:rPr>
+        <w:t>,</w:t>
+      </w:r>
+    </w:p>
+    <w:p>
+      <w:pPr>
+        <w:shd w:val="clear" w:color="auto" w:fill="1F1F1F"/>
+        <w:spacing w:after="0" w:line="285" w:lineRule="atLeast"/>
+        <w:rPr>
+          <w:rFonts w:ascii="Consolas" w:eastAsia="Times New Roman" w:hAnsi="Consolas" w:cs="Times New Roman"/>
+          <w:color w:val="CCCCCC"/>
+          <w:sz w:val="21"/>
+          <w:szCs w:val="21"/>
+        </w:rPr>
+      </w:pPr>
+      <w:r>
+        <w:rPr>
+          <w:rFonts w:ascii="Consolas" w:eastAsia="Times New Roman" w:hAnsi="Consolas" w:cs="Times New Roman"/>
+          <w:color w:val="CCCCCC"/>
+          <w:sz w:val="21"/>
+          <w:szCs w:val="21"/>
+        </w:rPr>
+        <w:t xml:space="preserve">        </w:t>
+      </w:r>
+      <w:r>
+        <w:rPr>
+          <w:rFonts w:ascii="Consolas" w:eastAsia="Times New Roman" w:hAnsi="Consolas" w:cs="Times New Roman"/>
+          <w:color w:val="9CDCFE"/>
+          <w:sz w:val="21"/>
+          <w:szCs w:val="21"/>
+        </w:rPr>
+        <w:t>time:</w:t>
+      </w:r>
+      <w:r>
+        <w:rPr>
+          <w:rFonts w:ascii="Consolas" w:eastAsia="Times New Roman" w:hAnsi="Consolas" w:cs="Times New Roman"/>
+          <w:color w:val="B5CEA8"/>
+          <w:sz w:val="21"/>
+          <w:szCs w:val="21"/>
+        </w:rPr>
+        <w:t>10</w:t>
+      </w:r>
+      <w:r>
+        <w:rPr>
+          <w:rFonts w:ascii="Consolas" w:eastAsia="Times New Roman" w:hAnsi="Consolas" w:cs="Times New Roman"/>
+          <w:color w:val="CCCCCC"/>
+          <w:sz w:val="21"/>
+          <w:szCs w:val="21"/>
+        </w:rPr>
+        <w:t>,</w:t>
+      </w:r>
+    </w:p>
+    <w:p>
+      <w:pPr>
+        <w:shd w:val="clear" w:color="auto" w:fill="1F1F1F"/>
+        <w:spacing w:after="0" w:line="285" w:lineRule="atLeast"/>
+        <w:rPr>
+          <w:rFonts w:ascii="Consolas" w:eastAsia="Times New Roman" w:hAnsi="Consolas" w:cs="Times New Roman"/>
+          <w:color w:val="CCCCCC"/>
+          <w:sz w:val="21"/>
+          <w:szCs w:val="21"/>
+        </w:rPr>
+      </w:pPr>
+    </w:p>
+    <w:p>
+      <w:pPr>
+        <w:shd w:val="clear" w:color="auto" w:fill="1F1F1F"/>
+        <w:spacing w:after="0" w:line="285" w:lineRule="atLeast"/>
+        <w:rPr>
+          <w:rFonts w:ascii="Consolas" w:eastAsia="Times New Roman" w:hAnsi="Consolas" w:cs="Times New Roman"/>
+          <w:color w:val="CCCCCC"/>
+          <w:sz w:val="21"/>
+          <w:szCs w:val="21"/>
+        </w:rPr>
+      </w:pPr>
+      <w:r>
+        <w:rPr>
+          <w:rFonts w:ascii="Consolas" w:eastAsia="Times New Roman" w:hAnsi="Consolas" w:cs="Times New Roman"/>
+          <w:color w:val="CCCCCC"/>
+          <w:sz w:val="21"/>
+          <w:szCs w:val="21"/>
+        </w:rPr>
+        <w:t>    }</w:t>
+      </w:r>
+    </w:p>
+    <w:p>
+      <w:pPr>
+        <w:shd w:val="clear" w:color="auto" w:fill="1F1F1F"/>
+        <w:spacing w:after="0" w:line="285" w:lineRule="atLeast"/>
+        <w:rPr>
+          <w:rFonts w:ascii="Consolas" w:eastAsia="Times New Roman" w:hAnsi="Consolas" w:cs="Times New Roman"/>
+          <w:color w:val="CCCCCC"/>
+          <w:sz w:val="21"/>
+          <w:szCs w:val="21"/>
+        </w:rPr>
+      </w:pPr>
+      <w:r>
+        <w:rPr>
+          <w:rFonts w:ascii="Consolas" w:eastAsia="Times New Roman" w:hAnsi="Consolas" w:cs="Times New Roman"/>
+          <w:color w:val="CCCCCC"/>
+          <w:sz w:val="21"/>
+          <w:szCs w:val="21"/>
+        </w:rPr>
+        <w:t xml:space="preserve">    </w:t>
+      </w:r>
+    </w:p>
+    <w:p>
+      <w:pPr>
+        <w:shd w:val="clear" w:color="auto" w:fill="1F1F1F"/>
+        <w:spacing w:after="0" w:line="285" w:lineRule="atLeast"/>
+        <w:rPr>
+          <w:rFonts w:ascii="Consolas" w:eastAsia="Times New Roman" w:hAnsi="Consolas" w:cs="Times New Roman"/>
+          <w:color w:val="CCCCCC"/>
+          <w:sz w:val="21"/>
+          <w:szCs w:val="21"/>
+        </w:rPr>
+      </w:pPr>
+      <w:r>
+        <w:rPr>
+          <w:rFonts w:ascii="Consolas" w:eastAsia="Times New Roman" w:hAnsi="Consolas" w:cs="Times New Roman"/>
+          <w:color w:val="CCCCCC"/>
+          <w:sz w:val="21"/>
+          <w:szCs w:val="21"/>
+        </w:rPr>
+        <w:lastRenderedPageBreak/>
+        <w:t>}</w:t>
+      </w:r>
+    </w:p>
+    <w:p>
+      <w:pPr>
+        <w:shd w:val="clear" w:color="auto" w:fill="1F1F1F"/>
+        <w:spacing w:after="0" w:line="285" w:lineRule="atLeast"/>
+        <w:rPr>
+          <w:rFonts w:ascii="Consolas" w:eastAsia="Times New Roman" w:hAnsi="Consolas" w:cs="Times New Roman"/>
+          <w:color w:val="CCCCCC"/>
+          <w:sz w:val="21"/>
+          <w:szCs w:val="21"/>
+        </w:rPr>
+      </w:pPr>
+      <w:r>
+        <w:rPr>
+          <w:rFonts w:ascii="Consolas" w:eastAsia="Times New Roman" w:hAnsi="Consolas" w:cs="Times New Roman"/>
+          <w:color w:val="9CDCFE"/>
+          <w:sz w:val="21"/>
+          <w:szCs w:val="21"/>
+        </w:rPr>
+        <w:t>console</w:t>
+      </w:r>
+      <w:r>
+        <w:rPr>
+          <w:rFonts w:ascii="Consolas" w:eastAsia="Times New Roman" w:hAnsi="Consolas" w:cs="Times New Roman"/>
+          <w:color w:val="CCCCCC"/>
+          <w:sz w:val="21"/>
+          <w:szCs w:val="21"/>
+        </w:rPr>
+        <w:t>.</w:t>
+      </w:r>
+      <w:r>
+        <w:rPr>
+          <w:rFonts w:ascii="Consolas" w:eastAsia="Times New Roman" w:hAnsi="Consolas" w:cs="Times New Roman"/>
+          <w:color w:val="DCDCAA"/>
+          <w:sz w:val="21"/>
+          <w:szCs w:val="21"/>
+        </w:rPr>
+        <w:t>log</w:t>
+      </w:r>
+      <w:r>
+        <w:rPr>
+          <w:rFonts w:ascii="Consolas" w:eastAsia="Times New Roman" w:hAnsi="Consolas" w:cs="Times New Roman"/>
+          <w:color w:val="CCCCCC"/>
+          <w:sz w:val="21"/>
+          <w:szCs w:val="21"/>
+        </w:rPr>
+        <w:t>(</w:t>
+      </w:r>
+      <w:proofErr w:type="spellStart"/>
+      <w:r>
+        <w:rPr>
+          <w:rFonts w:ascii="Consolas" w:eastAsia="Times New Roman" w:hAnsi="Consolas" w:cs="Times New Roman"/>
+          <w:color w:val="9CDCFE"/>
+          <w:sz w:val="21"/>
+          <w:szCs w:val="21"/>
+        </w:rPr>
+        <w:t>person</w:t>
+      </w:r>
+      <w:r>
+        <w:rPr>
+          <w:rFonts w:ascii="Consolas" w:eastAsia="Times New Roman" w:hAnsi="Consolas" w:cs="Times New Roman"/>
+          <w:color w:val="CCCCCC"/>
+          <w:sz w:val="21"/>
+          <w:szCs w:val="21"/>
+        </w:rPr>
+        <w:t>.</w:t>
+      </w:r>
+      <w:r>
+        <w:rPr>
+          <w:rFonts w:ascii="Consolas" w:eastAsia="Times New Roman" w:hAnsi="Consolas" w:cs="Times New Roman"/>
+          <w:color w:val="9CDCFE"/>
+          <w:sz w:val="21"/>
+          <w:szCs w:val="21"/>
+        </w:rPr>
+        <w:t>age</w:t>
+      </w:r>
+      <w:proofErr w:type="spellEnd"/>
+      <w:r>
+        <w:rPr>
+          <w:rFonts w:ascii="Consolas" w:eastAsia="Times New Roman" w:hAnsi="Consolas" w:cs="Times New Roman"/>
+          <w:color w:val="CCCCCC"/>
+          <w:sz w:val="21"/>
+          <w:szCs w:val="21"/>
+        </w:rPr>
+        <w:t>);</w:t>
+      </w:r>
+    </w:p>
+    <w:p>
+      <w:pPr>
+        <w:shd w:val="clear" w:color="auto" w:fill="1F1F1F"/>
+        <w:spacing w:after="0" w:line="285" w:lineRule="atLeast"/>
+        <w:rPr>
+          <w:rFonts w:ascii="Consolas" w:eastAsia="Times New Roman" w:hAnsi="Consolas" w:cs="Times New Roman"/>
+          <w:color w:val="CCCCCC"/>
+          <w:sz w:val="21"/>
+          <w:szCs w:val="21"/>
+        </w:rPr>
+      </w:pPr>
+      <w:r>
+        <w:rPr>
+          <w:rFonts w:ascii="Consolas" w:eastAsia="Times New Roman" w:hAnsi="Consolas" w:cs="Times New Roman"/>
+          <w:color w:val="9CDCFE"/>
+          <w:sz w:val="21"/>
+          <w:szCs w:val="21"/>
+        </w:rPr>
+        <w:t>console</w:t>
+      </w:r>
+      <w:r>
+        <w:rPr>
+          <w:rFonts w:ascii="Consolas" w:eastAsia="Times New Roman" w:hAnsi="Consolas" w:cs="Times New Roman"/>
+          <w:color w:val="CCCCCC"/>
+          <w:sz w:val="21"/>
+          <w:szCs w:val="21"/>
+        </w:rPr>
+        <w:t>.</w:t>
+      </w:r>
+      <w:r>
+        <w:rPr>
+          <w:rFonts w:ascii="Consolas" w:eastAsia="Times New Roman" w:hAnsi="Consolas" w:cs="Times New Roman"/>
+          <w:color w:val="DCDCAA"/>
+          <w:sz w:val="21"/>
+          <w:szCs w:val="21"/>
+        </w:rPr>
+        <w:t>lo</w:t>
+      </w:r>
       <w:bookmarkStart w:id="0" w:name="_GoBack"/>
       <w:bookmarkEnd w:id="0"/>
+      <w:r>
+        <w:rPr>
+          <w:rFonts w:ascii="Consolas" w:eastAsia="Times New Roman" w:hAnsi="Consolas" w:cs="Times New Roman"/>
+          <w:color w:val="DCDCAA"/>
+          <w:sz w:val="21"/>
+          <w:szCs w:val="21"/>
+        </w:rPr>
+        <w:t>g</w:t>
+      </w:r>
+      <w:r>
+        <w:rPr>
+          <w:rFonts w:ascii="Consolas" w:eastAsia="Times New Roman" w:hAnsi="Consolas" w:cs="Times New Roman"/>
+          <w:color w:val="CCCCCC"/>
+          <w:sz w:val="21"/>
+          <w:szCs w:val="21"/>
+        </w:rPr>
+        <w:t>(</w:t>
+      </w:r>
+      <w:proofErr w:type="spellStart"/>
+      <w:proofErr w:type="gramStart"/>
+      <w:r>
+        <w:rPr>
+          <w:rFonts w:ascii="Consolas" w:eastAsia="Times New Roman" w:hAnsi="Consolas" w:cs="Times New Roman"/>
+          <w:color w:val="9CDCFE"/>
+          <w:sz w:val="21"/>
+          <w:szCs w:val="21"/>
+        </w:rPr>
+        <w:t>person</w:t>
+      </w:r>
+      <w:r>
+        <w:rPr>
+          <w:rFonts w:ascii="Consolas" w:eastAsia="Times New Roman" w:hAnsi="Consolas" w:cs="Times New Roman"/>
+          <w:color w:val="CCCCCC"/>
+          <w:sz w:val="21"/>
+          <w:szCs w:val="21"/>
+        </w:rPr>
+        <w:t>.</w:t>
+      </w:r>
+      <w:r>
+        <w:rPr>
+          <w:rFonts w:ascii="Consolas" w:eastAsia="Times New Roman" w:hAnsi="Consolas" w:cs="Times New Roman"/>
+          <w:color w:val="9CDCFE"/>
+          <w:sz w:val="21"/>
+          <w:szCs w:val="21"/>
+        </w:rPr>
+        <w:t>habbies</w:t>
+      </w:r>
+      <w:proofErr w:type="spellEnd"/>
+      <w:proofErr w:type="gramEnd"/>
+      <w:r>
+        <w:rPr>
+          <w:rFonts w:ascii="Consolas" w:eastAsia="Times New Roman" w:hAnsi="Consolas" w:cs="Times New Roman"/>
+          <w:color w:val="CCCCCC"/>
+          <w:sz w:val="21"/>
+          <w:szCs w:val="21"/>
+        </w:rPr>
+        <w:t>[</w:t>
+      </w:r>
+      <w:r>
+        <w:rPr>
+          <w:rFonts w:ascii="Consolas" w:eastAsia="Times New Roman" w:hAnsi="Consolas" w:cs="Times New Roman"/>
+          <w:color w:val="B5CEA8"/>
+          <w:sz w:val="21"/>
+          <w:szCs w:val="21"/>
+        </w:rPr>
+        <w:t>1</w:t>
+      </w:r>
+      <w:r>
+        <w:rPr>
+          <w:rFonts w:ascii="Consolas" w:eastAsia="Times New Roman" w:hAnsi="Consolas" w:cs="Times New Roman"/>
+          <w:color w:val="CCCCCC"/>
+          <w:sz w:val="21"/>
+          <w:szCs w:val="21"/>
+        </w:rPr>
+        <w:t>]);</w:t>
+      </w:r>
+    </w:p>
+    <w:p>
+      <w:pPr>
+        <w:shd w:val="clear" w:color="auto" w:fill="1F1F1F"/>
+        <w:spacing w:after="0" w:line="285" w:lineRule="atLeast"/>
+        <w:rPr>
+          <w:rFonts w:ascii="Consolas" w:eastAsia="Times New Roman" w:hAnsi="Consolas" w:cs="Times New Roman"/>
+          <w:color w:val="CCCCCC"/>
+          <w:sz w:val="21"/>
+          <w:szCs w:val="21"/>
+        </w:rPr>
+      </w:pPr>
+      <w:r>
+        <w:rPr>
+          <w:rFonts w:ascii="Consolas" w:eastAsia="Times New Roman" w:hAnsi="Consolas" w:cs="Times New Roman"/>
+          <w:color w:val="9CDCFE"/>
+          <w:sz w:val="21"/>
+          <w:szCs w:val="21"/>
+        </w:rPr>
+        <w:t>console</w:t>
+      </w:r>
+      <w:r>
+        <w:rPr>
+          <w:rFonts w:ascii="Consolas" w:eastAsia="Times New Roman" w:hAnsi="Consolas" w:cs="Times New Roman"/>
+          <w:color w:val="CCCCCC"/>
+          <w:sz w:val="21"/>
+          <w:szCs w:val="21"/>
+        </w:rPr>
+        <w:t>.</w:t>
+      </w:r>
+      <w:r>
+        <w:rPr>
+          <w:rFonts w:ascii="Consolas" w:eastAsia="Times New Roman" w:hAnsi="Consolas" w:cs="Times New Roman"/>
+          <w:color w:val="DCDCAA"/>
+          <w:sz w:val="21"/>
+          <w:szCs w:val="21"/>
+        </w:rPr>
+        <w:t>log</w:t>
+      </w:r>
+      <w:r>
+        <w:rPr>
+          <w:rFonts w:ascii="Consolas" w:eastAsia="Times New Roman" w:hAnsi="Consolas" w:cs="Times New Roman"/>
+          <w:color w:val="CCCCCC"/>
+          <w:sz w:val="21"/>
+          <w:szCs w:val="21"/>
+        </w:rPr>
+        <w:t>(</w:t>
+      </w:r>
+      <w:proofErr w:type="spellStart"/>
+      <w:proofErr w:type="gramStart"/>
+      <w:r>
+        <w:rPr>
+          <w:rFonts w:ascii="Consolas" w:eastAsia="Times New Roman" w:hAnsi="Consolas" w:cs="Times New Roman"/>
+          <w:color w:val="9CDCFE"/>
+          <w:sz w:val="21"/>
+          <w:szCs w:val="21"/>
+        </w:rPr>
+        <w:t>person</w:t>
+      </w:r>
+      <w:r>
+        <w:rPr>
+          <w:rFonts w:ascii="Consolas" w:eastAsia="Times New Roman" w:hAnsi="Consolas" w:cs="Times New Roman"/>
+          <w:color w:val="CCCCCC"/>
+          <w:sz w:val="21"/>
+          <w:szCs w:val="21"/>
+        </w:rPr>
+        <w:t>.</w:t>
+      </w:r>
+      <w:r>
+        <w:rPr>
+          <w:rFonts w:ascii="Consolas" w:eastAsia="Times New Roman" w:hAnsi="Consolas" w:cs="Times New Roman"/>
+          <w:color w:val="9CDCFE"/>
+          <w:sz w:val="21"/>
+          <w:szCs w:val="21"/>
+        </w:rPr>
+        <w:t>famdetails</w:t>
+      </w:r>
+      <w:proofErr w:type="spellEnd"/>
+      <w:proofErr w:type="gramEnd"/>
+      <w:r>
+        <w:rPr>
+          <w:rFonts w:ascii="Consolas" w:eastAsia="Times New Roman" w:hAnsi="Consolas" w:cs="Times New Roman"/>
+          <w:color w:val="CCCCCC"/>
+          <w:sz w:val="21"/>
+          <w:szCs w:val="21"/>
+        </w:rPr>
+        <w:t>[</w:t>
+      </w:r>
+      <w:r>
+        <w:rPr>
+          <w:rFonts w:ascii="Consolas" w:eastAsia="Times New Roman" w:hAnsi="Consolas" w:cs="Times New Roman"/>
+          <w:color w:val="B5CEA8"/>
+          <w:sz w:val="21"/>
+          <w:szCs w:val="21"/>
+        </w:rPr>
+        <w:t>1</w:t>
+      </w:r>
+      <w:r>
+        <w:rPr>
+          <w:rFonts w:ascii="Consolas" w:eastAsia="Times New Roman" w:hAnsi="Consolas" w:cs="Times New Roman"/>
+          <w:color w:val="CCCCCC"/>
+          <w:sz w:val="21"/>
+          <w:szCs w:val="21"/>
+        </w:rPr>
+        <w:t>]);</w:t>
+      </w:r>
+    </w:p>
+    <w:p>
+      <w:pPr>
+        <w:shd w:val="clear" w:color="auto" w:fill="1F1F1F"/>
+        <w:spacing w:after="0" w:line="285" w:lineRule="atLeast"/>
+        <w:rPr>
+          <w:rFonts w:ascii="Consolas" w:eastAsia="Times New Roman" w:hAnsi="Consolas" w:cs="Times New Roman"/>
+          <w:color w:val="CCCCCC"/>
+          <w:sz w:val="21"/>
+          <w:szCs w:val="21"/>
+        </w:rPr>
+      </w:pPr>
+      <w:r>
+        <w:rPr>
+          <w:rFonts w:ascii="Consolas" w:eastAsia="Times New Roman" w:hAnsi="Consolas" w:cs="Times New Roman"/>
+          <w:color w:val="9CDCFE"/>
+          <w:sz w:val="21"/>
+          <w:szCs w:val="21"/>
+        </w:rPr>
+        <w:t>console</w:t>
+      </w:r>
+      <w:r>
+        <w:rPr>
+          <w:rFonts w:ascii="Consolas" w:eastAsia="Times New Roman" w:hAnsi="Consolas" w:cs="Times New Roman"/>
+          <w:color w:val="CCCCCC"/>
+          <w:sz w:val="21"/>
+          <w:szCs w:val="21"/>
+        </w:rPr>
+        <w:t>.</w:t>
+      </w:r>
+      <w:r>
+        <w:rPr>
+          <w:rFonts w:ascii="Consolas" w:eastAsia="Times New Roman" w:hAnsi="Consolas" w:cs="Times New Roman"/>
+          <w:color w:val="DCDCAA"/>
+          <w:sz w:val="21"/>
+          <w:szCs w:val="21"/>
+        </w:rPr>
+        <w:t>log</w:t>
+      </w:r>
+      <w:r>
+        <w:rPr>
+          <w:rFonts w:ascii="Consolas" w:eastAsia="Times New Roman" w:hAnsi="Consolas" w:cs="Times New Roman"/>
+          <w:color w:val="CCCCCC"/>
+          <w:sz w:val="21"/>
+          <w:szCs w:val="21"/>
+        </w:rPr>
+        <w:t>(</w:t>
+      </w:r>
+      <w:proofErr w:type="spellStart"/>
+      <w:proofErr w:type="gramStart"/>
+      <w:r>
+        <w:rPr>
+          <w:rFonts w:ascii="Consolas" w:eastAsia="Times New Roman" w:hAnsi="Consolas" w:cs="Times New Roman"/>
+          <w:color w:val="9CDCFE"/>
+          <w:sz w:val="21"/>
+          <w:szCs w:val="21"/>
+        </w:rPr>
+        <w:t>person</w:t>
+      </w:r>
+      <w:r>
+        <w:rPr>
+          <w:rFonts w:ascii="Consolas" w:eastAsia="Times New Roman" w:hAnsi="Consolas" w:cs="Times New Roman"/>
+          <w:color w:val="CCCCCC"/>
+          <w:sz w:val="21"/>
+          <w:szCs w:val="21"/>
+        </w:rPr>
+        <w:t>.</w:t>
+      </w:r>
+      <w:r>
+        <w:rPr>
+          <w:rFonts w:ascii="Consolas" w:eastAsia="Times New Roman" w:hAnsi="Consolas" w:cs="Times New Roman"/>
+          <w:color w:val="9CDCFE"/>
+          <w:sz w:val="21"/>
+          <w:szCs w:val="21"/>
+        </w:rPr>
+        <w:t>venue</w:t>
+      </w:r>
+      <w:proofErr w:type="gramEnd"/>
+      <w:r>
+        <w:rPr>
+          <w:rFonts w:ascii="Consolas" w:eastAsia="Times New Roman" w:hAnsi="Consolas" w:cs="Times New Roman"/>
+          <w:color w:val="CCCCCC"/>
+          <w:sz w:val="21"/>
+          <w:szCs w:val="21"/>
+        </w:rPr>
+        <w:t>.</w:t>
+      </w:r>
+      <w:r>
+        <w:rPr>
+          <w:rFonts w:ascii="Consolas" w:eastAsia="Times New Roman" w:hAnsi="Consolas" w:cs="Times New Roman"/>
+          <w:color w:val="9CDCFE"/>
+          <w:sz w:val="21"/>
+          <w:szCs w:val="21"/>
+        </w:rPr>
+        <w:t>city</w:t>
+      </w:r>
+      <w:proofErr w:type="spellEnd"/>
+      <w:r>
+        <w:rPr>
+          <w:rFonts w:ascii="Consolas" w:eastAsia="Times New Roman" w:hAnsi="Consolas" w:cs="Times New Roman"/>
+          <w:color w:val="CCCCCC"/>
+          <w:sz w:val="21"/>
+          <w:szCs w:val="21"/>
+        </w:rPr>
+        <w:t>);</w:t>
+      </w:r>
+    </w:p>
+    <w:p>
+      <w:pPr>
+        <w:shd w:val="clear" w:color="auto" w:fill="1F1F1F"/>
+        <w:spacing w:after="0" w:line="285" w:lineRule="atLeast"/>
+        <w:rPr>
+          <w:rFonts w:ascii="Consolas" w:eastAsia="Times New Roman" w:hAnsi="Consolas" w:cs="Times New Roman"/>
+          <w:color w:val="CCCCCC"/>
+          <w:sz w:val="21"/>
+          <w:szCs w:val="21"/>
+        </w:rPr>
+      </w:pPr>
+    </w:p>
+    <w:p>
+      <w:pPr>
+        <w:tabs>
+          <w:tab w:val="left" w:pos="1410"/>
+        </w:tabs>
+      </w:pPr>
+    </w:p>
+    <w:p/>
+    <w:p/>
+    <w:p/>
+    <w:p/>
+    <w:p/>
+    <w:p/>
+    <w:p/>
+    <w:p/>
+    <w:p/>
+    <w:p/>
+    <w:p>
+      <w:pPr>
+        <w:tabs>
+          <w:tab w:val="left" w:pos="1800"/>
+        </w:tabs>
+      </w:pPr>
+      <w:r>
+        <w:tab/>
+      </w:r>
+    </w:p>
+    <w:p>
+      <w:pPr>
+        <w:tabs>
+          <w:tab w:val="left" w:pos="1800"/>
+        </w:tabs>
+      </w:pPr>
+    </w:p>
+    <w:p>
+      <w:pPr>
+        <w:tabs>
+          <w:tab w:val="left" w:pos="1800"/>
+        </w:tabs>
+      </w:pPr>
+    </w:p>
+    <w:p>
+      <w:pPr>
+        <w:tabs>
+          <w:tab w:val="left" w:pos="1800"/>
+        </w:tabs>
+      </w:pPr>
+    </w:p>
+    <w:p>
+      <w:pPr>
+        <w:tabs>
+          <w:tab w:val="left" w:pos="1800"/>
+        </w:tabs>
+      </w:pPr>
+    </w:p>
+    <w:p>
+      <w:pPr>
+        <w:tabs>
+          <w:tab w:val="left" w:pos="1800"/>
+        </w:tabs>
+      </w:pPr>
+    </w:p>
+    <w:p>
+      <w:pPr>
+        <w:tabs>
+          <w:tab w:val="left" w:pos="1800"/>
+        </w:tabs>
+      </w:pPr>
+    </w:p>
+    <w:p>
+      <w:pPr>
+        <w:tabs>
+          <w:tab w:val="left" w:pos="1800"/>
+        </w:tabs>
+      </w:pPr>
+    </w:p>
+    <w:p>
+      <w:pPr>
+        <w:tabs>
+          <w:tab w:val="left" w:pos="1800"/>
+        </w:tabs>
+      </w:pPr>
+    </w:p>
+    <w:p>
+      <w:pPr>
+        <w:tabs>
+          <w:tab w:val="left" w:pos="1800"/>
+        </w:tabs>
+      </w:pPr>
+    </w:p>
+    <w:p>
+      <w:pPr>
+        <w:tabs>
+          <w:tab w:val="left" w:pos="1800"/>
+        </w:tabs>
+      </w:pPr>
+    </w:p>
+    <w:p>
+      <w:pPr>
+        <w:tabs>
+          <w:tab w:val="left" w:pos="1800"/>
+        </w:tabs>
+      </w:pPr>
+    </w:p>
+    <w:p>
+      <w:pPr>
+        <w:tabs>
+          <w:tab w:val="left" w:pos="1800"/>
+        </w:tabs>
+      </w:pPr>
+    </w:p>
+    <w:p>
+      <w:pPr>
+        <w:tabs>
+          <w:tab w:val="left" w:pos="1800"/>
+        </w:tabs>
+      </w:pPr>
+    </w:p>
+    <w:p>
+      <w:pPr>
+        <w:tabs>
+          <w:tab w:val="left" w:pos="1800"/>
+        </w:tabs>
+      </w:pPr>
+    </w:p>
+    <w:p>
+      <w:pPr>
+        <w:tabs>
+          <w:tab w:val="left" w:pos="1800"/>
+        </w:tabs>
+      </w:pPr>
+    </w:p>
+    <w:p>
+      <w:pPr>
+        <w:tabs>
+          <w:tab w:val="left" w:pos="1800"/>
+        </w:tabs>
+      </w:pPr>
+    </w:p>
+    <w:p>
+      <w:pPr>
+        <w:tabs>
+          <w:tab w:val="left" w:pos="1800"/>
+        </w:tabs>
+        <w:rPr>
+          <w:b/>
+        </w:rPr>
+      </w:pPr>
+      <w:r>
+        <w:rPr>
+          <w:b/>
+          <w:u w:val="single"/>
+        </w:rPr>
+        <w:t>FUNCTION:</w:t>
+      </w:r>
+      <w:r>
+        <w:rPr>
+          <w:b/>
+          <w:u w:val="single"/>
+        </w:rPr>
+        <w:t xml:space="preserve"> </w:t>
+      </w:r>
+      <w:r>
+        <w:rPr>
+          <w:b/>
+        </w:rPr>
+        <w:t>its perform a specific task or set of statements is called function</w:t>
+      </w:r>
+    </w:p>
+    <w:p>
+      <w:pPr>
+        <w:shd w:val="clear" w:color="auto" w:fill="1F1F1F"/>
+        <w:spacing w:after="0" w:line="285" w:lineRule="atLeast"/>
+        <w:rPr>
+          <w:rFonts w:ascii="Consolas" w:eastAsia="Times New Roman" w:hAnsi="Consolas" w:cs="Times New Roman"/>
+          <w:color w:val="CCCCCC"/>
+          <w:sz w:val="21"/>
+          <w:szCs w:val="21"/>
+        </w:rPr>
+      </w:pPr>
+      <w:r>
+        <w:rPr>
+          <w:rFonts w:ascii="Consolas" w:eastAsia="Times New Roman" w:hAnsi="Consolas" w:cs="Times New Roman"/>
+          <w:color w:val="569CD6"/>
+          <w:sz w:val="21"/>
+          <w:szCs w:val="21"/>
+        </w:rPr>
+        <w:t>function</w:t>
+      </w:r>
+      <w:r>
+        <w:rPr>
+          <w:rFonts w:ascii="Consolas" w:eastAsia="Times New Roman" w:hAnsi="Consolas" w:cs="Times New Roman"/>
+          <w:color w:val="CCCCCC"/>
+          <w:sz w:val="21"/>
+          <w:szCs w:val="21"/>
+        </w:rPr>
+        <w:t xml:space="preserve"> </w:t>
+      </w:r>
+      <w:proofErr w:type="gramStart"/>
+      <w:r>
+        <w:rPr>
+          <w:rFonts w:ascii="Consolas" w:eastAsia="Times New Roman" w:hAnsi="Consolas" w:cs="Times New Roman"/>
+          <w:color w:val="DCDCAA"/>
+          <w:sz w:val="21"/>
+          <w:szCs w:val="21"/>
+        </w:rPr>
+        <w:t>books</w:t>
+      </w:r>
+      <w:r>
+        <w:rPr>
+          <w:rFonts w:ascii="Consolas" w:eastAsia="Times New Roman" w:hAnsi="Consolas" w:cs="Times New Roman"/>
+          <w:color w:val="CCCCCC"/>
+          <w:sz w:val="21"/>
+          <w:szCs w:val="21"/>
+        </w:rPr>
+        <w:t>(</w:t>
+      </w:r>
+      <w:proofErr w:type="gramEnd"/>
+      <w:r>
+        <w:rPr>
+          <w:rFonts w:ascii="Consolas" w:eastAsia="Times New Roman" w:hAnsi="Consolas" w:cs="Times New Roman"/>
+          <w:color w:val="CCCCCC"/>
+          <w:sz w:val="21"/>
+          <w:szCs w:val="21"/>
+        </w:rPr>
+        <w:t>)  </w:t>
+      </w:r>
+      <w:r>
+        <w:rPr>
+          <w:rFonts w:ascii="Consolas" w:eastAsia="Times New Roman" w:hAnsi="Consolas" w:cs="Times New Roman"/>
+          <w:color w:val="6A9955"/>
+          <w:sz w:val="21"/>
+          <w:szCs w:val="21"/>
+        </w:rPr>
+        <w:t>// function declaration</w:t>
+      </w:r>
+    </w:p>
+    <w:p>
+      <w:pPr>
+        <w:shd w:val="clear" w:color="auto" w:fill="1F1F1F"/>
+        <w:spacing w:after="0" w:line="285" w:lineRule="atLeast"/>
+        <w:rPr>
+          <w:rFonts w:ascii="Consolas" w:eastAsia="Times New Roman" w:hAnsi="Consolas" w:cs="Times New Roman"/>
+          <w:color w:val="CCCCCC"/>
+          <w:sz w:val="21"/>
+          <w:szCs w:val="21"/>
+        </w:rPr>
+      </w:pPr>
+      <w:r>
+        <w:rPr>
+          <w:rFonts w:ascii="Consolas" w:eastAsia="Times New Roman" w:hAnsi="Consolas" w:cs="Times New Roman"/>
+          <w:color w:val="CCCCCC"/>
+          <w:sz w:val="21"/>
+          <w:szCs w:val="21"/>
+        </w:rPr>
+        <w:t>{</w:t>
+      </w:r>
+    </w:p>
+    <w:p>
+      <w:pPr>
+        <w:shd w:val="clear" w:color="auto" w:fill="1F1F1F"/>
+        <w:spacing w:after="0" w:line="285" w:lineRule="atLeast"/>
+        <w:rPr>
+          <w:rFonts w:ascii="Consolas" w:eastAsia="Times New Roman" w:hAnsi="Consolas" w:cs="Times New Roman"/>
+          <w:color w:val="CCCCCC"/>
+          <w:sz w:val="21"/>
+          <w:szCs w:val="21"/>
+        </w:rPr>
+      </w:pPr>
+      <w:r>
+        <w:rPr>
+          <w:rFonts w:ascii="Consolas" w:eastAsia="Times New Roman" w:hAnsi="Consolas" w:cs="Times New Roman"/>
+          <w:color w:val="569CD6"/>
+          <w:sz w:val="21"/>
+          <w:szCs w:val="21"/>
+        </w:rPr>
+        <w:t>let</w:t>
+      </w:r>
+      <w:r>
+        <w:rPr>
+          <w:rFonts w:ascii="Consolas" w:eastAsia="Times New Roman" w:hAnsi="Consolas" w:cs="Times New Roman"/>
+          <w:color w:val="CCCCCC"/>
+          <w:sz w:val="21"/>
+          <w:szCs w:val="21"/>
+        </w:rPr>
+        <w:t xml:space="preserve"> </w:t>
+      </w:r>
+      <w:proofErr w:type="spellStart"/>
+      <w:r>
+        <w:rPr>
+          <w:rFonts w:ascii="Consolas" w:eastAsia="Times New Roman" w:hAnsi="Consolas" w:cs="Times New Roman"/>
+          <w:color w:val="9CDCFE"/>
+          <w:sz w:val="21"/>
+          <w:szCs w:val="21"/>
+        </w:rPr>
+        <w:t>bookNames</w:t>
+      </w:r>
+      <w:proofErr w:type="spellEnd"/>
+      <w:proofErr w:type="gramStart"/>
+      <w:r>
+        <w:rPr>
+          <w:rFonts w:ascii="Consolas" w:eastAsia="Times New Roman" w:hAnsi="Consolas" w:cs="Times New Roman"/>
+          <w:color w:val="D4D4D4"/>
+          <w:sz w:val="21"/>
+          <w:szCs w:val="21"/>
+        </w:rPr>
+        <w:t>=</w:t>
+      </w:r>
+      <w:r>
+        <w:rPr>
+          <w:rFonts w:ascii="Consolas" w:eastAsia="Times New Roman" w:hAnsi="Consolas" w:cs="Times New Roman"/>
+          <w:color w:val="CCCCCC"/>
+          <w:sz w:val="21"/>
+          <w:szCs w:val="21"/>
+        </w:rPr>
+        <w:t>[</w:t>
+      </w:r>
+      <w:proofErr w:type="gramEnd"/>
+      <w:r>
+        <w:rPr>
+          <w:rFonts w:ascii="Consolas" w:eastAsia="Times New Roman" w:hAnsi="Consolas" w:cs="Times New Roman"/>
+          <w:color w:val="CE9178"/>
+          <w:sz w:val="21"/>
+          <w:szCs w:val="21"/>
+        </w:rPr>
+        <w:t>"</w:t>
+      </w:r>
+      <w:proofErr w:type="spellStart"/>
+      <w:r>
+        <w:rPr>
+          <w:rFonts w:ascii="Consolas" w:eastAsia="Times New Roman" w:hAnsi="Consolas" w:cs="Times New Roman"/>
+          <w:color w:val="CE9178"/>
+          <w:sz w:val="21"/>
+          <w:szCs w:val="21"/>
+        </w:rPr>
+        <w:t>java"</w:t>
+      </w:r>
+      <w:r>
+        <w:rPr>
+          <w:rFonts w:ascii="Consolas" w:eastAsia="Times New Roman" w:hAnsi="Consolas" w:cs="Times New Roman"/>
+          <w:color w:val="CCCCCC"/>
+          <w:sz w:val="21"/>
+          <w:szCs w:val="21"/>
+        </w:rPr>
+        <w:t>,</w:t>
+      </w:r>
+      <w:r>
+        <w:rPr>
+          <w:rFonts w:ascii="Consolas" w:eastAsia="Times New Roman" w:hAnsi="Consolas" w:cs="Times New Roman"/>
+          <w:color w:val="CE9178"/>
+          <w:sz w:val="21"/>
+          <w:szCs w:val="21"/>
+        </w:rPr>
+        <w:t>"c-programming"</w:t>
+      </w:r>
+      <w:r>
+        <w:rPr>
+          <w:rFonts w:ascii="Consolas" w:eastAsia="Times New Roman" w:hAnsi="Consolas" w:cs="Times New Roman"/>
+          <w:color w:val="CCCCCC"/>
+          <w:sz w:val="21"/>
+          <w:szCs w:val="21"/>
+        </w:rPr>
+        <w:t>,</w:t>
+      </w:r>
+      <w:r>
+        <w:rPr>
+          <w:rFonts w:ascii="Consolas" w:eastAsia="Times New Roman" w:hAnsi="Consolas" w:cs="Times New Roman"/>
+          <w:color w:val="CE9178"/>
+          <w:sz w:val="21"/>
+          <w:szCs w:val="21"/>
+        </w:rPr>
+        <w:t>"operating</w:t>
+      </w:r>
+      <w:proofErr w:type="spellEnd"/>
+      <w:r>
+        <w:rPr>
+          <w:rFonts w:ascii="Consolas" w:eastAsia="Times New Roman" w:hAnsi="Consolas" w:cs="Times New Roman"/>
+          <w:color w:val="CE9178"/>
+          <w:sz w:val="21"/>
+          <w:szCs w:val="21"/>
+        </w:rPr>
+        <w:t xml:space="preserve"> </w:t>
+      </w:r>
+      <w:proofErr w:type="spellStart"/>
+      <w:r>
+        <w:rPr>
+          <w:rFonts w:ascii="Consolas" w:eastAsia="Times New Roman" w:hAnsi="Consolas" w:cs="Times New Roman"/>
+          <w:color w:val="CE9178"/>
+          <w:sz w:val="21"/>
+          <w:szCs w:val="21"/>
+        </w:rPr>
+        <w:t>system"</w:t>
+      </w:r>
+      <w:r>
+        <w:rPr>
+          <w:rFonts w:ascii="Consolas" w:eastAsia="Times New Roman" w:hAnsi="Consolas" w:cs="Times New Roman"/>
+          <w:color w:val="CCCCCC"/>
+          <w:sz w:val="21"/>
+          <w:szCs w:val="21"/>
+        </w:rPr>
+        <w:t>,</w:t>
+      </w:r>
+      <w:r>
+        <w:rPr>
+          <w:rFonts w:ascii="Consolas" w:eastAsia="Times New Roman" w:hAnsi="Consolas" w:cs="Times New Roman"/>
+          <w:color w:val="CE9178"/>
+          <w:sz w:val="21"/>
+          <w:szCs w:val="21"/>
+        </w:rPr>
+        <w:t>"web</w:t>
+      </w:r>
+      <w:proofErr w:type="spellEnd"/>
+      <w:r>
+        <w:rPr>
+          <w:rFonts w:ascii="Consolas" w:eastAsia="Times New Roman" w:hAnsi="Consolas" w:cs="Times New Roman"/>
+          <w:color w:val="CE9178"/>
+          <w:sz w:val="21"/>
+          <w:szCs w:val="21"/>
+        </w:rPr>
+        <w:t xml:space="preserve"> </w:t>
+      </w:r>
+      <w:proofErr w:type="spellStart"/>
+      <w:r>
+        <w:rPr>
+          <w:rFonts w:ascii="Consolas" w:eastAsia="Times New Roman" w:hAnsi="Consolas" w:cs="Times New Roman"/>
+          <w:color w:val="CE9178"/>
+          <w:sz w:val="21"/>
+          <w:szCs w:val="21"/>
+        </w:rPr>
+        <w:t>technlogy</w:t>
+      </w:r>
+      <w:proofErr w:type="spellEnd"/>
+      <w:r>
+        <w:rPr>
+          <w:rFonts w:ascii="Consolas" w:eastAsia="Times New Roman" w:hAnsi="Consolas" w:cs="Times New Roman"/>
+          <w:color w:val="CE9178"/>
+          <w:sz w:val="21"/>
+          <w:szCs w:val="21"/>
+        </w:rPr>
+        <w:t>"</w:t>
+      </w:r>
+      <w:r>
+        <w:rPr>
+          <w:rFonts w:ascii="Consolas" w:eastAsia="Times New Roman" w:hAnsi="Consolas" w:cs="Times New Roman"/>
+          <w:color w:val="CCCCCC"/>
+          <w:sz w:val="21"/>
+          <w:szCs w:val="21"/>
+        </w:rPr>
+        <w:t>];</w:t>
+      </w:r>
+    </w:p>
+    <w:p>
+      <w:pPr>
+        <w:shd w:val="clear" w:color="auto" w:fill="1F1F1F"/>
+        <w:spacing w:after="0" w:line="285" w:lineRule="atLeast"/>
+        <w:rPr>
+          <w:rFonts w:ascii="Consolas" w:eastAsia="Times New Roman" w:hAnsi="Consolas" w:cs="Times New Roman"/>
+          <w:color w:val="CCCCCC"/>
+          <w:sz w:val="21"/>
+          <w:szCs w:val="21"/>
+        </w:rPr>
+      </w:pPr>
+      <w:r>
+        <w:rPr>
+          <w:rFonts w:ascii="Consolas" w:eastAsia="Times New Roman" w:hAnsi="Consolas" w:cs="Times New Roman"/>
+          <w:color w:val="9CDCFE"/>
+          <w:sz w:val="21"/>
+          <w:szCs w:val="21"/>
+        </w:rPr>
+        <w:t>console</w:t>
+      </w:r>
+      <w:r>
+        <w:rPr>
+          <w:rFonts w:ascii="Consolas" w:eastAsia="Times New Roman" w:hAnsi="Consolas" w:cs="Times New Roman"/>
+          <w:color w:val="CCCCCC"/>
+          <w:sz w:val="21"/>
+          <w:szCs w:val="21"/>
+        </w:rPr>
+        <w:t>.</w:t>
+      </w:r>
+      <w:r>
+        <w:rPr>
+          <w:rFonts w:ascii="Consolas" w:eastAsia="Times New Roman" w:hAnsi="Consolas" w:cs="Times New Roman"/>
+          <w:color w:val="DCDCAA"/>
+          <w:sz w:val="21"/>
+          <w:szCs w:val="21"/>
+        </w:rPr>
+        <w:t>log</w:t>
+      </w:r>
+      <w:r>
+        <w:rPr>
+          <w:rFonts w:ascii="Consolas" w:eastAsia="Times New Roman" w:hAnsi="Consolas" w:cs="Times New Roman"/>
+          <w:color w:val="CCCCCC"/>
+          <w:sz w:val="21"/>
+          <w:szCs w:val="21"/>
+        </w:rPr>
+        <w:t>(</w:t>
+      </w:r>
+      <w:proofErr w:type="spellStart"/>
+      <w:r>
+        <w:rPr>
+          <w:rFonts w:ascii="Consolas" w:eastAsia="Times New Roman" w:hAnsi="Consolas" w:cs="Times New Roman"/>
+          <w:color w:val="9CDCFE"/>
+          <w:sz w:val="21"/>
+          <w:szCs w:val="21"/>
+        </w:rPr>
+        <w:t>bookNames</w:t>
+      </w:r>
+      <w:proofErr w:type="spellEnd"/>
+      <w:r>
+        <w:rPr>
+          <w:rFonts w:ascii="Consolas" w:eastAsia="Times New Roman" w:hAnsi="Consolas" w:cs="Times New Roman"/>
+          <w:color w:val="CCCCCC"/>
+          <w:sz w:val="21"/>
+          <w:szCs w:val="21"/>
+        </w:rPr>
+        <w:t>);</w:t>
+      </w:r>
+    </w:p>
+    <w:p>
+      <w:pPr>
+        <w:shd w:val="clear" w:color="auto" w:fill="1F1F1F"/>
+        <w:spacing w:after="0" w:line="285" w:lineRule="atLeast"/>
+        <w:rPr>
+          <w:rFonts w:ascii="Consolas" w:eastAsia="Times New Roman" w:hAnsi="Consolas" w:cs="Times New Roman"/>
+          <w:color w:val="CCCCCC"/>
+          <w:sz w:val="21"/>
+          <w:szCs w:val="21"/>
+        </w:rPr>
+      </w:pPr>
+      <w:proofErr w:type="gramStart"/>
+      <w:r>
+        <w:rPr>
+          <w:rFonts w:ascii="Consolas" w:eastAsia="Times New Roman" w:hAnsi="Consolas" w:cs="Times New Roman"/>
+          <w:color w:val="9CDCFE"/>
+          <w:sz w:val="21"/>
+          <w:szCs w:val="21"/>
+        </w:rPr>
+        <w:t>console</w:t>
+      </w:r>
+      <w:r>
+        <w:rPr>
+          <w:rFonts w:ascii="Consolas" w:eastAsia="Times New Roman" w:hAnsi="Consolas" w:cs="Times New Roman"/>
+          <w:color w:val="CCCCCC"/>
+          <w:sz w:val="21"/>
+          <w:szCs w:val="21"/>
+        </w:rPr>
+        <w:t>.</w:t>
+      </w:r>
+      <w:r>
+        <w:rPr>
+          <w:rFonts w:ascii="Consolas" w:eastAsia="Times New Roman" w:hAnsi="Consolas" w:cs="Times New Roman"/>
+          <w:color w:val="DCDCAA"/>
+          <w:sz w:val="21"/>
+          <w:szCs w:val="21"/>
+        </w:rPr>
+        <w:t>log</w:t>
+      </w:r>
+      <w:r>
+        <w:rPr>
+          <w:rFonts w:ascii="Consolas" w:eastAsia="Times New Roman" w:hAnsi="Consolas" w:cs="Times New Roman"/>
+          <w:color w:val="CCCCCC"/>
+          <w:sz w:val="21"/>
+          <w:szCs w:val="21"/>
+        </w:rPr>
+        <w:t>(</w:t>
+      </w:r>
+      <w:proofErr w:type="gramEnd"/>
+      <w:r>
+        <w:rPr>
+          <w:rFonts w:ascii="Consolas" w:eastAsia="Times New Roman" w:hAnsi="Consolas" w:cs="Times New Roman"/>
+          <w:color w:val="CE9178"/>
+          <w:sz w:val="21"/>
+          <w:szCs w:val="21"/>
+        </w:rPr>
+        <w:t xml:space="preserve">"%c </w:t>
+      </w:r>
+      <w:proofErr w:type="spellStart"/>
+      <w:r>
+        <w:rPr>
+          <w:rFonts w:ascii="Consolas" w:eastAsia="Times New Roman" w:hAnsi="Consolas" w:cs="Times New Roman"/>
+          <w:color w:val="CE9178"/>
+          <w:sz w:val="21"/>
+          <w:szCs w:val="21"/>
+        </w:rPr>
+        <w:t>bookNames</w:t>
+      </w:r>
+      <w:proofErr w:type="spellEnd"/>
+      <w:r>
+        <w:rPr>
+          <w:rFonts w:ascii="Consolas" w:eastAsia="Times New Roman" w:hAnsi="Consolas" w:cs="Times New Roman"/>
+          <w:color w:val="CE9178"/>
+          <w:sz w:val="21"/>
+          <w:szCs w:val="21"/>
+        </w:rPr>
+        <w:t>"</w:t>
+      </w:r>
+      <w:r>
+        <w:rPr>
+          <w:rFonts w:ascii="Consolas" w:eastAsia="Times New Roman" w:hAnsi="Consolas" w:cs="Times New Roman"/>
+          <w:color w:val="CCCCCC"/>
+          <w:sz w:val="21"/>
+          <w:szCs w:val="21"/>
+        </w:rPr>
+        <w:t xml:space="preserve">, </w:t>
+      </w:r>
+      <w:r>
+        <w:rPr>
+          <w:rFonts w:ascii="Consolas" w:eastAsia="Times New Roman" w:hAnsi="Consolas" w:cs="Times New Roman"/>
+          <w:color w:val="CE9178"/>
+          <w:sz w:val="21"/>
+          <w:szCs w:val="21"/>
+        </w:rPr>
+        <w:t>"</w:t>
+      </w:r>
+      <w:proofErr w:type="spellStart"/>
+      <w:r>
+        <w:rPr>
+          <w:rFonts w:ascii="Consolas" w:eastAsia="Times New Roman" w:hAnsi="Consolas" w:cs="Times New Roman"/>
+          <w:color w:val="CE9178"/>
+          <w:sz w:val="21"/>
+          <w:szCs w:val="21"/>
+        </w:rPr>
+        <w:t>color:blue</w:t>
+      </w:r>
+      <w:proofErr w:type="spellEnd"/>
+      <w:r>
+        <w:rPr>
+          <w:rFonts w:ascii="Consolas" w:eastAsia="Times New Roman" w:hAnsi="Consolas" w:cs="Times New Roman"/>
+          <w:color w:val="CE9178"/>
+          <w:sz w:val="21"/>
+          <w:szCs w:val="21"/>
+        </w:rPr>
+        <w:t>"</w:t>
+      </w:r>
+      <w:r>
+        <w:rPr>
+          <w:rFonts w:ascii="Consolas" w:eastAsia="Times New Roman" w:hAnsi="Consolas" w:cs="Times New Roman"/>
+          <w:color w:val="CCCCCC"/>
+          <w:sz w:val="21"/>
+          <w:szCs w:val="21"/>
+        </w:rPr>
+        <w:t>);</w:t>
+      </w:r>
+    </w:p>
+    <w:p>
+      <w:pPr>
+        <w:shd w:val="clear" w:color="auto" w:fill="1F1F1F"/>
+        <w:spacing w:after="0" w:line="285" w:lineRule="atLeast"/>
+        <w:rPr>
+          <w:rFonts w:ascii="Consolas" w:eastAsia="Times New Roman" w:hAnsi="Consolas" w:cs="Times New Roman"/>
+          <w:color w:val="CCCCCC"/>
+          <w:sz w:val="21"/>
+          <w:szCs w:val="21"/>
+        </w:rPr>
+      </w:pPr>
+      <w:r>
+        <w:rPr>
+          <w:rFonts w:ascii="Consolas" w:eastAsia="Times New Roman" w:hAnsi="Consolas" w:cs="Times New Roman"/>
+          <w:color w:val="569CD6"/>
+          <w:sz w:val="21"/>
+          <w:szCs w:val="21"/>
+        </w:rPr>
+        <w:t>let</w:t>
+      </w:r>
+      <w:r>
+        <w:rPr>
+          <w:rFonts w:ascii="Consolas" w:eastAsia="Times New Roman" w:hAnsi="Consolas" w:cs="Times New Roman"/>
+          <w:color w:val="CCCCCC"/>
+          <w:sz w:val="21"/>
+          <w:szCs w:val="21"/>
+        </w:rPr>
+        <w:t xml:space="preserve"> </w:t>
+      </w:r>
+      <w:proofErr w:type="spellStart"/>
+      <w:r>
+        <w:rPr>
+          <w:rFonts w:ascii="Consolas" w:eastAsia="Times New Roman" w:hAnsi="Consolas" w:cs="Times New Roman"/>
+          <w:color w:val="9CDCFE"/>
+          <w:sz w:val="21"/>
+          <w:szCs w:val="21"/>
+        </w:rPr>
+        <w:t>stuid</w:t>
+      </w:r>
+      <w:proofErr w:type="spellEnd"/>
+      <w:proofErr w:type="gramStart"/>
+      <w:r>
+        <w:rPr>
+          <w:rFonts w:ascii="Consolas" w:eastAsia="Times New Roman" w:hAnsi="Consolas" w:cs="Times New Roman"/>
+          <w:color w:val="D4D4D4"/>
+          <w:sz w:val="21"/>
+          <w:szCs w:val="21"/>
+        </w:rPr>
+        <w:t>=</w:t>
+      </w:r>
+      <w:r>
+        <w:rPr>
+          <w:rFonts w:ascii="Consolas" w:eastAsia="Times New Roman" w:hAnsi="Consolas" w:cs="Times New Roman"/>
+          <w:color w:val="CCCCCC"/>
+          <w:sz w:val="21"/>
+          <w:szCs w:val="21"/>
+        </w:rPr>
+        <w:t>[</w:t>
+      </w:r>
+      <w:proofErr w:type="gramEnd"/>
+      <w:r>
+        <w:rPr>
+          <w:rFonts w:ascii="Consolas" w:eastAsia="Times New Roman" w:hAnsi="Consolas" w:cs="Times New Roman"/>
+          <w:color w:val="B5CEA8"/>
+          <w:sz w:val="21"/>
+          <w:szCs w:val="21"/>
+        </w:rPr>
+        <w:t>10</w:t>
+      </w:r>
+      <w:r>
+        <w:rPr>
+          <w:rFonts w:ascii="Consolas" w:eastAsia="Times New Roman" w:hAnsi="Consolas" w:cs="Times New Roman"/>
+          <w:color w:val="CCCCCC"/>
+          <w:sz w:val="21"/>
+          <w:szCs w:val="21"/>
+        </w:rPr>
+        <w:t>,</w:t>
+      </w:r>
+      <w:r>
+        <w:rPr>
+          <w:rFonts w:ascii="Consolas" w:eastAsia="Times New Roman" w:hAnsi="Consolas" w:cs="Times New Roman"/>
+          <w:color w:val="B5CEA8"/>
+          <w:sz w:val="21"/>
+          <w:szCs w:val="21"/>
+        </w:rPr>
+        <w:t>11</w:t>
+      </w:r>
+      <w:r>
+        <w:rPr>
+          <w:rFonts w:ascii="Consolas" w:eastAsia="Times New Roman" w:hAnsi="Consolas" w:cs="Times New Roman"/>
+          <w:color w:val="CCCCCC"/>
+          <w:sz w:val="21"/>
+          <w:szCs w:val="21"/>
+        </w:rPr>
+        <w:t>,</w:t>
+      </w:r>
+      <w:r>
+        <w:rPr>
+          <w:rFonts w:ascii="Consolas" w:eastAsia="Times New Roman" w:hAnsi="Consolas" w:cs="Times New Roman"/>
+          <w:color w:val="B5CEA8"/>
+          <w:sz w:val="21"/>
+          <w:szCs w:val="21"/>
+        </w:rPr>
+        <w:t>12</w:t>
+      </w:r>
+      <w:r>
+        <w:rPr>
+          <w:rFonts w:ascii="Consolas" w:eastAsia="Times New Roman" w:hAnsi="Consolas" w:cs="Times New Roman"/>
+          <w:color w:val="CCCCCC"/>
+          <w:sz w:val="21"/>
+          <w:szCs w:val="21"/>
+        </w:rPr>
+        <w:t>,</w:t>
+      </w:r>
+      <w:r>
+        <w:rPr>
+          <w:rFonts w:ascii="Consolas" w:eastAsia="Times New Roman" w:hAnsi="Consolas" w:cs="Times New Roman"/>
+          <w:color w:val="B5CEA8"/>
+          <w:sz w:val="21"/>
+          <w:szCs w:val="21"/>
+        </w:rPr>
+        <w:t>13</w:t>
+      </w:r>
+      <w:r>
+        <w:rPr>
+          <w:rFonts w:ascii="Consolas" w:eastAsia="Times New Roman" w:hAnsi="Consolas" w:cs="Times New Roman"/>
+          <w:color w:val="CCCCCC"/>
+          <w:sz w:val="21"/>
+          <w:szCs w:val="21"/>
+        </w:rPr>
+        <w:t>,</w:t>
+      </w:r>
+      <w:r>
+        <w:rPr>
+          <w:rFonts w:ascii="Consolas" w:eastAsia="Times New Roman" w:hAnsi="Consolas" w:cs="Times New Roman"/>
+          <w:color w:val="B5CEA8"/>
+          <w:sz w:val="21"/>
+          <w:szCs w:val="21"/>
+        </w:rPr>
+        <w:t>14</w:t>
+      </w:r>
+      <w:r>
+        <w:rPr>
+          <w:rFonts w:ascii="Consolas" w:eastAsia="Times New Roman" w:hAnsi="Consolas" w:cs="Times New Roman"/>
+          <w:color w:val="CCCCCC"/>
+          <w:sz w:val="21"/>
+          <w:szCs w:val="21"/>
+        </w:rPr>
+        <w:t>,</w:t>
+      </w:r>
+      <w:r>
+        <w:rPr>
+          <w:rFonts w:ascii="Consolas" w:eastAsia="Times New Roman" w:hAnsi="Consolas" w:cs="Times New Roman"/>
+          <w:color w:val="B5CEA8"/>
+          <w:sz w:val="21"/>
+          <w:szCs w:val="21"/>
+        </w:rPr>
+        <w:t>15</w:t>
+      </w:r>
+      <w:r>
+        <w:rPr>
+          <w:rFonts w:ascii="Consolas" w:eastAsia="Times New Roman" w:hAnsi="Consolas" w:cs="Times New Roman"/>
+          <w:color w:val="CCCCCC"/>
+          <w:sz w:val="21"/>
+          <w:szCs w:val="21"/>
+        </w:rPr>
+        <w:t>];</w:t>
+      </w:r>
+    </w:p>
+    <w:p>
+      <w:pPr>
+        <w:shd w:val="clear" w:color="auto" w:fill="1F1F1F"/>
+        <w:spacing w:after="0" w:line="285" w:lineRule="atLeast"/>
+        <w:rPr>
+          <w:rFonts w:ascii="Consolas" w:eastAsia="Times New Roman" w:hAnsi="Consolas" w:cs="Times New Roman"/>
+          <w:color w:val="CCCCCC"/>
+          <w:sz w:val="21"/>
+          <w:szCs w:val="21"/>
+        </w:rPr>
+      </w:pPr>
+      <w:r>
+        <w:rPr>
+          <w:rFonts w:ascii="Consolas" w:eastAsia="Times New Roman" w:hAnsi="Consolas" w:cs="Times New Roman"/>
+          <w:color w:val="9CDCFE"/>
+          <w:sz w:val="21"/>
+          <w:szCs w:val="21"/>
+        </w:rPr>
+        <w:t>console</w:t>
+      </w:r>
+      <w:r>
+        <w:rPr>
+          <w:rFonts w:ascii="Consolas" w:eastAsia="Times New Roman" w:hAnsi="Consolas" w:cs="Times New Roman"/>
+          <w:color w:val="CCCCCC"/>
+          <w:sz w:val="21"/>
+          <w:szCs w:val="21"/>
+        </w:rPr>
+        <w:t>.</w:t>
+      </w:r>
+      <w:r>
+        <w:rPr>
+          <w:rFonts w:ascii="Consolas" w:eastAsia="Times New Roman" w:hAnsi="Consolas" w:cs="Times New Roman"/>
+          <w:color w:val="DCDCAA"/>
+          <w:sz w:val="21"/>
+          <w:szCs w:val="21"/>
+        </w:rPr>
+        <w:t>log</w:t>
+      </w:r>
+      <w:r>
+        <w:rPr>
+          <w:rFonts w:ascii="Consolas" w:eastAsia="Times New Roman" w:hAnsi="Consolas" w:cs="Times New Roman"/>
+          <w:color w:val="CCCCCC"/>
+          <w:sz w:val="21"/>
+          <w:szCs w:val="21"/>
+        </w:rPr>
+        <w:t>(</w:t>
+      </w:r>
+      <w:proofErr w:type="spellStart"/>
+      <w:r>
+        <w:rPr>
+          <w:rFonts w:ascii="Consolas" w:eastAsia="Times New Roman" w:hAnsi="Consolas" w:cs="Times New Roman"/>
+          <w:color w:val="9CDCFE"/>
+          <w:sz w:val="21"/>
+          <w:szCs w:val="21"/>
+        </w:rPr>
+        <w:t>stuid</w:t>
+      </w:r>
+      <w:proofErr w:type="spellEnd"/>
+      <w:r>
+        <w:rPr>
+          <w:rFonts w:ascii="Consolas" w:eastAsia="Times New Roman" w:hAnsi="Consolas" w:cs="Times New Roman"/>
+          <w:color w:val="CCCCCC"/>
+          <w:sz w:val="21"/>
+          <w:szCs w:val="21"/>
+        </w:rPr>
+        <w:t>);</w:t>
+      </w:r>
+    </w:p>
+    <w:p>
+      <w:pPr>
+        <w:shd w:val="clear" w:color="auto" w:fill="1F1F1F"/>
+        <w:spacing w:after="0" w:line="285" w:lineRule="atLeast"/>
+        <w:rPr>
+          <w:rFonts w:ascii="Consolas" w:eastAsia="Times New Roman" w:hAnsi="Consolas" w:cs="Times New Roman"/>
+          <w:color w:val="CCCCCC"/>
+          <w:sz w:val="21"/>
+          <w:szCs w:val="21"/>
+        </w:rPr>
+      </w:pPr>
+    </w:p>
+    <w:p>
+      <w:pPr>
+        <w:shd w:val="clear" w:color="auto" w:fill="1F1F1F"/>
+        <w:spacing w:after="0" w:line="285" w:lineRule="atLeast"/>
+        <w:rPr>
+          <w:rFonts w:ascii="Consolas" w:eastAsia="Times New Roman" w:hAnsi="Consolas" w:cs="Times New Roman"/>
+          <w:color w:val="CCCCCC"/>
+          <w:sz w:val="21"/>
+          <w:szCs w:val="21"/>
+        </w:rPr>
+      </w:pPr>
+      <w:r>
+        <w:rPr>
+          <w:rFonts w:ascii="Consolas" w:eastAsia="Times New Roman" w:hAnsi="Consolas" w:cs="Times New Roman"/>
+          <w:color w:val="569CD6"/>
+          <w:sz w:val="21"/>
+          <w:szCs w:val="21"/>
+        </w:rPr>
+        <w:t>let</w:t>
+      </w:r>
+      <w:r>
+        <w:rPr>
+          <w:rFonts w:ascii="Consolas" w:eastAsia="Times New Roman" w:hAnsi="Consolas" w:cs="Times New Roman"/>
+          <w:color w:val="CCCCCC"/>
+          <w:sz w:val="21"/>
+          <w:szCs w:val="21"/>
+        </w:rPr>
+        <w:t xml:space="preserve"> </w:t>
+      </w:r>
+      <w:proofErr w:type="spellStart"/>
+      <w:r>
+        <w:rPr>
+          <w:rFonts w:ascii="Consolas" w:eastAsia="Times New Roman" w:hAnsi="Consolas" w:cs="Times New Roman"/>
+          <w:color w:val="9CDCFE"/>
+          <w:sz w:val="21"/>
+          <w:szCs w:val="21"/>
+        </w:rPr>
+        <w:t>stuName</w:t>
+      </w:r>
+      <w:proofErr w:type="spellEnd"/>
+      <w:r>
+        <w:rPr>
+          <w:rFonts w:ascii="Consolas" w:eastAsia="Times New Roman" w:hAnsi="Consolas" w:cs="Times New Roman"/>
+          <w:color w:val="D4D4D4"/>
+          <w:sz w:val="21"/>
+          <w:szCs w:val="21"/>
+        </w:rPr>
+        <w:t>=</w:t>
+      </w:r>
+      <w:r>
+        <w:rPr>
+          <w:rFonts w:ascii="Consolas" w:eastAsia="Times New Roman" w:hAnsi="Consolas" w:cs="Times New Roman"/>
+          <w:color w:val="CCCCCC"/>
+          <w:sz w:val="21"/>
+          <w:szCs w:val="21"/>
+        </w:rPr>
+        <w:t>[</w:t>
+      </w:r>
+      <w:r>
+        <w:rPr>
+          <w:rFonts w:ascii="Consolas" w:eastAsia="Times New Roman" w:hAnsi="Consolas" w:cs="Times New Roman"/>
+          <w:color w:val="CE9178"/>
+          <w:sz w:val="21"/>
+          <w:szCs w:val="21"/>
+        </w:rPr>
+        <w:t>"</w:t>
+      </w:r>
+      <w:proofErr w:type="spellStart"/>
+      <w:r>
+        <w:rPr>
+          <w:rFonts w:ascii="Consolas" w:eastAsia="Times New Roman" w:hAnsi="Consolas" w:cs="Times New Roman"/>
+          <w:color w:val="CE9178"/>
+          <w:sz w:val="21"/>
+          <w:szCs w:val="21"/>
+        </w:rPr>
+        <w:t>kavya</w:t>
+      </w:r>
+      <w:proofErr w:type="spellEnd"/>
+      <w:r>
+        <w:rPr>
+          <w:rFonts w:ascii="Consolas" w:eastAsia="Times New Roman" w:hAnsi="Consolas" w:cs="Times New Roman"/>
+          <w:color w:val="CE9178"/>
+          <w:sz w:val="21"/>
+          <w:szCs w:val="21"/>
+        </w:rPr>
+        <w:t>"</w:t>
+      </w:r>
+      <w:r>
+        <w:rPr>
+          <w:rFonts w:ascii="Consolas" w:eastAsia="Times New Roman" w:hAnsi="Consolas" w:cs="Times New Roman"/>
+          <w:color w:val="CCCCCC"/>
+          <w:sz w:val="21"/>
+          <w:szCs w:val="21"/>
+        </w:rPr>
+        <w:t>,</w:t>
+      </w:r>
+      <w:r>
+        <w:rPr>
+          <w:rFonts w:ascii="Consolas" w:eastAsia="Times New Roman" w:hAnsi="Consolas" w:cs="Times New Roman"/>
+          <w:color w:val="CE9178"/>
+          <w:sz w:val="21"/>
+          <w:szCs w:val="21"/>
+        </w:rPr>
+        <w:t>"</w:t>
+      </w:r>
+      <w:proofErr w:type="spellStart"/>
+      <w:r>
+        <w:rPr>
+          <w:rFonts w:ascii="Consolas" w:eastAsia="Times New Roman" w:hAnsi="Consolas" w:cs="Times New Roman"/>
+          <w:color w:val="CE9178"/>
+          <w:sz w:val="21"/>
+          <w:szCs w:val="21"/>
+        </w:rPr>
+        <w:t>minnu</w:t>
+      </w:r>
+      <w:proofErr w:type="spellEnd"/>
+      <w:r>
+        <w:rPr>
+          <w:rFonts w:ascii="Consolas" w:eastAsia="Times New Roman" w:hAnsi="Consolas" w:cs="Times New Roman"/>
+          <w:color w:val="CE9178"/>
+          <w:sz w:val="21"/>
+          <w:szCs w:val="21"/>
+        </w:rPr>
+        <w:t>"</w:t>
+      </w:r>
+      <w:r>
+        <w:rPr>
+          <w:rFonts w:ascii="Consolas" w:eastAsia="Times New Roman" w:hAnsi="Consolas" w:cs="Times New Roman"/>
+          <w:color w:val="CCCCCC"/>
+          <w:sz w:val="21"/>
+          <w:szCs w:val="21"/>
+        </w:rPr>
+        <w:t>,</w:t>
+      </w:r>
+      <w:r>
+        <w:rPr>
+          <w:rFonts w:ascii="Consolas" w:eastAsia="Times New Roman" w:hAnsi="Consolas" w:cs="Times New Roman"/>
+          <w:color w:val="CE9178"/>
+          <w:sz w:val="21"/>
+          <w:szCs w:val="21"/>
+        </w:rPr>
+        <w:t>"</w:t>
+      </w:r>
+      <w:proofErr w:type="spellStart"/>
+      <w:r>
+        <w:rPr>
+          <w:rFonts w:ascii="Consolas" w:eastAsia="Times New Roman" w:hAnsi="Consolas" w:cs="Times New Roman"/>
+          <w:color w:val="CE9178"/>
+          <w:sz w:val="21"/>
+          <w:szCs w:val="21"/>
+        </w:rPr>
+        <w:t>sree</w:t>
+      </w:r>
+      <w:proofErr w:type="spellEnd"/>
+      <w:r>
+        <w:rPr>
+          <w:rFonts w:ascii="Consolas" w:eastAsia="Times New Roman" w:hAnsi="Consolas" w:cs="Times New Roman"/>
+          <w:color w:val="CE9178"/>
+          <w:sz w:val="21"/>
+          <w:szCs w:val="21"/>
+        </w:rPr>
+        <w:t>"</w:t>
+      </w:r>
+      <w:r>
+        <w:rPr>
+          <w:rFonts w:ascii="Consolas" w:eastAsia="Times New Roman" w:hAnsi="Consolas" w:cs="Times New Roman"/>
+          <w:color w:val="CCCCCC"/>
+          <w:sz w:val="21"/>
+          <w:szCs w:val="21"/>
+        </w:rPr>
+        <w:t>,</w:t>
+      </w:r>
+      <w:r>
+        <w:rPr>
+          <w:rFonts w:ascii="Consolas" w:eastAsia="Times New Roman" w:hAnsi="Consolas" w:cs="Times New Roman"/>
+          <w:color w:val="CE9178"/>
+          <w:sz w:val="21"/>
+          <w:szCs w:val="21"/>
+        </w:rPr>
+        <w:t>"</w:t>
+      </w:r>
+      <w:proofErr w:type="spellStart"/>
+      <w:r>
+        <w:rPr>
+          <w:rFonts w:ascii="Consolas" w:eastAsia="Times New Roman" w:hAnsi="Consolas" w:cs="Times New Roman"/>
+          <w:color w:val="CE9178"/>
+          <w:sz w:val="21"/>
+          <w:szCs w:val="21"/>
+        </w:rPr>
+        <w:t>kranthi</w:t>
+      </w:r>
+      <w:proofErr w:type="spellEnd"/>
+      <w:r>
+        <w:rPr>
+          <w:rFonts w:ascii="Consolas" w:eastAsia="Times New Roman" w:hAnsi="Consolas" w:cs="Times New Roman"/>
+          <w:color w:val="CE9178"/>
+          <w:sz w:val="21"/>
+          <w:szCs w:val="21"/>
+        </w:rPr>
+        <w:t>"</w:t>
+      </w:r>
+      <w:r>
+        <w:rPr>
+          <w:rFonts w:ascii="Consolas" w:eastAsia="Times New Roman" w:hAnsi="Consolas" w:cs="Times New Roman"/>
+          <w:color w:val="CCCCCC"/>
+          <w:sz w:val="21"/>
+          <w:szCs w:val="21"/>
+        </w:rPr>
+        <w:t>];</w:t>
+      </w:r>
+    </w:p>
+    <w:p>
+      <w:pPr>
+        <w:shd w:val="clear" w:color="auto" w:fill="1F1F1F"/>
+        <w:spacing w:after="0" w:line="285" w:lineRule="atLeast"/>
+        <w:rPr>
+          <w:rFonts w:ascii="Consolas" w:eastAsia="Times New Roman" w:hAnsi="Consolas" w:cs="Times New Roman"/>
+          <w:color w:val="CCCCCC"/>
+          <w:sz w:val="21"/>
+          <w:szCs w:val="21"/>
+        </w:rPr>
+      </w:pPr>
+      <w:r>
+        <w:rPr>
+          <w:rFonts w:ascii="Consolas" w:eastAsia="Times New Roman" w:hAnsi="Consolas" w:cs="Times New Roman"/>
+          <w:color w:val="9CDCFE"/>
+          <w:sz w:val="21"/>
+          <w:szCs w:val="21"/>
+        </w:rPr>
+        <w:t>console</w:t>
+      </w:r>
+      <w:r>
+        <w:rPr>
+          <w:rFonts w:ascii="Consolas" w:eastAsia="Times New Roman" w:hAnsi="Consolas" w:cs="Times New Roman"/>
+          <w:color w:val="CCCCCC"/>
+          <w:sz w:val="21"/>
+          <w:szCs w:val="21"/>
+        </w:rPr>
+        <w:t>.</w:t>
+      </w:r>
+      <w:r>
+        <w:rPr>
+          <w:rFonts w:ascii="Consolas" w:eastAsia="Times New Roman" w:hAnsi="Consolas" w:cs="Times New Roman"/>
+          <w:color w:val="DCDCAA"/>
+          <w:sz w:val="21"/>
+          <w:szCs w:val="21"/>
+        </w:rPr>
+        <w:t>log</w:t>
+      </w:r>
+      <w:r>
+        <w:rPr>
+          <w:rFonts w:ascii="Consolas" w:eastAsia="Times New Roman" w:hAnsi="Consolas" w:cs="Times New Roman"/>
+          <w:color w:val="CCCCCC"/>
+          <w:sz w:val="21"/>
+          <w:szCs w:val="21"/>
+        </w:rPr>
+        <w:t>(</w:t>
+      </w:r>
+      <w:proofErr w:type="spellStart"/>
+      <w:r>
+        <w:rPr>
+          <w:rFonts w:ascii="Consolas" w:eastAsia="Times New Roman" w:hAnsi="Consolas" w:cs="Times New Roman"/>
+          <w:color w:val="9CDCFE"/>
+          <w:sz w:val="21"/>
+          <w:szCs w:val="21"/>
+        </w:rPr>
+        <w:t>stuName</w:t>
+      </w:r>
+      <w:proofErr w:type="spellEnd"/>
+      <w:r>
+        <w:rPr>
+          <w:rFonts w:ascii="Consolas" w:eastAsia="Times New Roman" w:hAnsi="Consolas" w:cs="Times New Roman"/>
+          <w:color w:val="CCCCCC"/>
+          <w:sz w:val="21"/>
+          <w:szCs w:val="21"/>
+        </w:rPr>
+        <w:t>);</w:t>
+      </w:r>
+    </w:p>
+    <w:p>
+      <w:pPr>
+        <w:shd w:val="clear" w:color="auto" w:fill="1F1F1F"/>
+        <w:spacing w:after="0" w:line="285" w:lineRule="atLeast"/>
+        <w:rPr>
+          <w:rFonts w:ascii="Consolas" w:eastAsia="Times New Roman" w:hAnsi="Consolas" w:cs="Times New Roman"/>
+          <w:color w:val="CCCCCC"/>
+          <w:sz w:val="21"/>
+          <w:szCs w:val="21"/>
+        </w:rPr>
+      </w:pPr>
+      <w:r>
+        <w:rPr>
+          <w:rFonts w:ascii="Consolas" w:eastAsia="Times New Roman" w:hAnsi="Consolas" w:cs="Times New Roman"/>
+          <w:color w:val="CCCCCC"/>
+          <w:sz w:val="21"/>
+          <w:szCs w:val="21"/>
+        </w:rPr>
+        <w:t>}</w:t>
+      </w:r>
+    </w:p>
+    <w:p>
+      <w:pPr>
+        <w:shd w:val="clear" w:color="auto" w:fill="1F1F1F"/>
+        <w:spacing w:after="0" w:line="285" w:lineRule="atLeast"/>
+        <w:rPr>
+          <w:rFonts w:ascii="Consolas" w:eastAsia="Times New Roman" w:hAnsi="Consolas" w:cs="Times New Roman"/>
+          <w:color w:val="CCCCCC"/>
+          <w:sz w:val="21"/>
+          <w:szCs w:val="21"/>
+        </w:rPr>
+      </w:pPr>
+      <w:proofErr w:type="gramStart"/>
+      <w:r>
+        <w:rPr>
+          <w:rFonts w:ascii="Consolas" w:eastAsia="Times New Roman" w:hAnsi="Consolas" w:cs="Times New Roman"/>
+          <w:color w:val="DCDCAA"/>
+          <w:sz w:val="21"/>
+          <w:szCs w:val="21"/>
+        </w:rPr>
+        <w:t>books</w:t>
+      </w:r>
+      <w:r>
+        <w:rPr>
+          <w:rFonts w:ascii="Consolas" w:eastAsia="Times New Roman" w:hAnsi="Consolas" w:cs="Times New Roman"/>
+          <w:color w:val="CCCCCC"/>
+          <w:sz w:val="21"/>
+          <w:szCs w:val="21"/>
+        </w:rPr>
+        <w:t>(</w:t>
+      </w:r>
+      <w:proofErr w:type="gramEnd"/>
+      <w:r>
+        <w:rPr>
+          <w:rFonts w:ascii="Consolas" w:eastAsia="Times New Roman" w:hAnsi="Consolas" w:cs="Times New Roman"/>
+          <w:color w:val="CCCCCC"/>
+          <w:sz w:val="21"/>
+          <w:szCs w:val="21"/>
+        </w:rPr>
+        <w:t>)  </w:t>
+      </w:r>
+      <w:r>
+        <w:rPr>
+          <w:rFonts w:ascii="Consolas" w:eastAsia="Times New Roman" w:hAnsi="Consolas" w:cs="Times New Roman"/>
+          <w:color w:val="6A9955"/>
+          <w:sz w:val="21"/>
+          <w:szCs w:val="21"/>
+        </w:rPr>
+        <w:t xml:space="preserve">// function </w:t>
+      </w:r>
+      <w:proofErr w:type="spellStart"/>
+      <w:r>
+        <w:rPr>
+          <w:rFonts w:ascii="Consolas" w:eastAsia="Times New Roman" w:hAnsi="Consolas" w:cs="Times New Roman"/>
+          <w:color w:val="6A9955"/>
+          <w:sz w:val="21"/>
+          <w:szCs w:val="21"/>
+        </w:rPr>
+        <w:t>caling</w:t>
+      </w:r>
+      <w:proofErr w:type="spellEnd"/>
+    </w:p>
+    <w:p>
+      <w:pPr>
+        <w:shd w:val="clear" w:color="auto" w:fill="1F1F1F"/>
+        <w:spacing w:after="0" w:line="285" w:lineRule="atLeast"/>
+        <w:rPr>
+          <w:rFonts w:ascii="Consolas" w:eastAsia="Times New Roman" w:hAnsi="Consolas" w:cs="Times New Roman"/>
+          <w:color w:val="CCCCCC"/>
+          <w:sz w:val="21"/>
+          <w:szCs w:val="21"/>
+        </w:rPr>
+      </w:pPr>
+    </w:p>
+    <w:p>
+      <w:pPr>
+        <w:shd w:val="clear" w:color="auto" w:fill="1F1F1F"/>
+        <w:spacing w:after="0" w:line="285" w:lineRule="atLeast"/>
+        <w:rPr>
+          <w:rFonts w:ascii="Consolas" w:eastAsia="Times New Roman" w:hAnsi="Consolas" w:cs="Times New Roman"/>
+          <w:color w:val="CCCCCC"/>
+          <w:sz w:val="21"/>
+          <w:szCs w:val="21"/>
+        </w:rPr>
+      </w:pPr>
+      <w:r>
+        <w:rPr>
+          <w:rFonts w:ascii="Consolas" w:eastAsia="Times New Roman" w:hAnsi="Consolas" w:cs="Times New Roman"/>
+          <w:color w:val="569CD6"/>
+          <w:sz w:val="21"/>
+          <w:szCs w:val="21"/>
+        </w:rPr>
+        <w:t>function</w:t>
+      </w:r>
+      <w:r>
+        <w:rPr>
+          <w:rFonts w:ascii="Consolas" w:eastAsia="Times New Roman" w:hAnsi="Consolas" w:cs="Times New Roman"/>
+          <w:color w:val="CCCCCC"/>
+          <w:sz w:val="21"/>
+          <w:szCs w:val="21"/>
+        </w:rPr>
+        <w:t xml:space="preserve"> </w:t>
+      </w:r>
+      <w:proofErr w:type="gramStart"/>
+      <w:r>
+        <w:rPr>
+          <w:rFonts w:ascii="Consolas" w:eastAsia="Times New Roman" w:hAnsi="Consolas" w:cs="Times New Roman"/>
+          <w:color w:val="DCDCAA"/>
+          <w:sz w:val="21"/>
+          <w:szCs w:val="21"/>
+        </w:rPr>
+        <w:t>branches</w:t>
+      </w:r>
+      <w:r>
+        <w:rPr>
+          <w:rFonts w:ascii="Consolas" w:eastAsia="Times New Roman" w:hAnsi="Consolas" w:cs="Times New Roman"/>
+          <w:color w:val="CCCCCC"/>
+          <w:sz w:val="21"/>
+          <w:szCs w:val="21"/>
+        </w:rPr>
+        <w:t>(</w:t>
+      </w:r>
+      <w:proofErr w:type="gramEnd"/>
+      <w:r>
+        <w:rPr>
+          <w:rFonts w:ascii="Consolas" w:eastAsia="Times New Roman" w:hAnsi="Consolas" w:cs="Times New Roman"/>
+          <w:color w:val="CCCCCC"/>
+          <w:sz w:val="21"/>
+          <w:szCs w:val="21"/>
+        </w:rPr>
+        <w:t xml:space="preserve">)   </w:t>
+      </w:r>
+      <w:r>
+        <w:rPr>
+          <w:rFonts w:ascii="Consolas" w:eastAsia="Times New Roman" w:hAnsi="Consolas" w:cs="Times New Roman"/>
+          <w:color w:val="6A9955"/>
+          <w:sz w:val="21"/>
+          <w:szCs w:val="21"/>
+        </w:rPr>
+        <w:t>// function declaration</w:t>
+      </w:r>
+    </w:p>
+    <w:p>
+      <w:pPr>
+        <w:shd w:val="clear" w:color="auto" w:fill="1F1F1F"/>
+        <w:spacing w:after="0" w:line="285" w:lineRule="atLeast"/>
+        <w:rPr>
+          <w:rFonts w:ascii="Consolas" w:eastAsia="Times New Roman" w:hAnsi="Consolas" w:cs="Times New Roman"/>
+          <w:color w:val="CCCCCC"/>
+          <w:sz w:val="21"/>
+          <w:szCs w:val="21"/>
+        </w:rPr>
+      </w:pPr>
+      <w:r>
+        <w:rPr>
+          <w:rFonts w:ascii="Consolas" w:eastAsia="Times New Roman" w:hAnsi="Consolas" w:cs="Times New Roman"/>
+          <w:color w:val="CCCCCC"/>
+          <w:sz w:val="21"/>
+          <w:szCs w:val="21"/>
+        </w:rPr>
+        <w:t>{</w:t>
+      </w:r>
+    </w:p>
+    <w:p>
+      <w:pPr>
+        <w:shd w:val="clear" w:color="auto" w:fill="1F1F1F"/>
+        <w:spacing w:after="0" w:line="285" w:lineRule="atLeast"/>
+        <w:rPr>
+          <w:rFonts w:ascii="Consolas" w:eastAsia="Times New Roman" w:hAnsi="Consolas" w:cs="Times New Roman"/>
+          <w:color w:val="CCCCCC"/>
+          <w:sz w:val="21"/>
+          <w:szCs w:val="21"/>
+        </w:rPr>
+      </w:pPr>
+      <w:r>
+        <w:rPr>
+          <w:rFonts w:ascii="Consolas" w:eastAsia="Times New Roman" w:hAnsi="Consolas" w:cs="Times New Roman"/>
+          <w:color w:val="569CD6"/>
+          <w:sz w:val="21"/>
+          <w:szCs w:val="21"/>
+        </w:rPr>
+        <w:t>let</w:t>
+      </w:r>
+      <w:r>
+        <w:rPr>
+          <w:rFonts w:ascii="Consolas" w:eastAsia="Times New Roman" w:hAnsi="Consolas" w:cs="Times New Roman"/>
+          <w:color w:val="CCCCCC"/>
+          <w:sz w:val="21"/>
+          <w:szCs w:val="21"/>
+        </w:rPr>
+        <w:t xml:space="preserve"> </w:t>
+      </w:r>
+      <w:proofErr w:type="spellStart"/>
+      <w:r>
+        <w:rPr>
+          <w:rFonts w:ascii="Consolas" w:eastAsia="Times New Roman" w:hAnsi="Consolas" w:cs="Times New Roman"/>
+          <w:color w:val="9CDCFE"/>
+          <w:sz w:val="21"/>
+          <w:szCs w:val="21"/>
+        </w:rPr>
+        <w:t>branchName</w:t>
+      </w:r>
+      <w:proofErr w:type="spellEnd"/>
+      <w:r>
+        <w:rPr>
+          <w:rFonts w:ascii="Consolas" w:eastAsia="Times New Roman" w:hAnsi="Consolas" w:cs="Times New Roman"/>
+          <w:color w:val="D4D4D4"/>
+          <w:sz w:val="21"/>
+          <w:szCs w:val="21"/>
+        </w:rPr>
+        <w:t>=</w:t>
+      </w:r>
+      <w:r>
+        <w:rPr>
+          <w:rFonts w:ascii="Consolas" w:eastAsia="Times New Roman" w:hAnsi="Consolas" w:cs="Times New Roman"/>
+          <w:color w:val="CCCCCC"/>
+          <w:sz w:val="21"/>
+          <w:szCs w:val="21"/>
+        </w:rPr>
+        <w:t>[</w:t>
+      </w:r>
+      <w:r>
+        <w:rPr>
+          <w:rFonts w:ascii="Consolas" w:eastAsia="Times New Roman" w:hAnsi="Consolas" w:cs="Times New Roman"/>
+          <w:color w:val="CE9178"/>
+          <w:sz w:val="21"/>
+          <w:szCs w:val="21"/>
+        </w:rPr>
+        <w:t>"</w:t>
+      </w:r>
+      <w:proofErr w:type="spellStart"/>
+      <w:r>
+        <w:rPr>
+          <w:rFonts w:ascii="Consolas" w:eastAsia="Times New Roman" w:hAnsi="Consolas" w:cs="Times New Roman"/>
+          <w:color w:val="CE9178"/>
+          <w:sz w:val="21"/>
+          <w:szCs w:val="21"/>
+        </w:rPr>
+        <w:t>cse</w:t>
+      </w:r>
+      <w:proofErr w:type="spellEnd"/>
+      <w:r>
+        <w:rPr>
+          <w:rFonts w:ascii="Consolas" w:eastAsia="Times New Roman" w:hAnsi="Consolas" w:cs="Times New Roman"/>
+          <w:color w:val="CE9178"/>
+          <w:sz w:val="21"/>
+          <w:szCs w:val="21"/>
+        </w:rPr>
+        <w:t>"</w:t>
+      </w:r>
+      <w:r>
+        <w:rPr>
+          <w:rFonts w:ascii="Consolas" w:eastAsia="Times New Roman" w:hAnsi="Consolas" w:cs="Times New Roman"/>
+          <w:color w:val="CCCCCC"/>
+          <w:sz w:val="21"/>
+          <w:szCs w:val="21"/>
+        </w:rPr>
+        <w:t>,</w:t>
+      </w:r>
+      <w:r>
+        <w:rPr>
+          <w:rFonts w:ascii="Consolas" w:eastAsia="Times New Roman" w:hAnsi="Consolas" w:cs="Times New Roman"/>
+          <w:color w:val="CE9178"/>
+          <w:sz w:val="21"/>
+          <w:szCs w:val="21"/>
+        </w:rPr>
+        <w:t>"EEE"</w:t>
+      </w:r>
+      <w:r>
+        <w:rPr>
+          <w:rFonts w:ascii="Consolas" w:eastAsia="Times New Roman" w:hAnsi="Consolas" w:cs="Times New Roman"/>
+          <w:color w:val="CCCCCC"/>
+          <w:sz w:val="21"/>
+          <w:szCs w:val="21"/>
+        </w:rPr>
+        <w:t>,</w:t>
+      </w:r>
+      <w:r>
+        <w:rPr>
+          <w:rFonts w:ascii="Consolas" w:eastAsia="Times New Roman" w:hAnsi="Consolas" w:cs="Times New Roman"/>
+          <w:color w:val="CE9178"/>
+          <w:sz w:val="21"/>
+          <w:szCs w:val="21"/>
+        </w:rPr>
+        <w:t>"ECE"</w:t>
+      </w:r>
+      <w:r>
+        <w:rPr>
+          <w:rFonts w:ascii="Consolas" w:eastAsia="Times New Roman" w:hAnsi="Consolas" w:cs="Times New Roman"/>
+          <w:color w:val="CCCCCC"/>
+          <w:sz w:val="21"/>
+          <w:szCs w:val="21"/>
+        </w:rPr>
+        <w:t>,</w:t>
+      </w:r>
+      <w:r>
+        <w:rPr>
+          <w:rFonts w:ascii="Consolas" w:eastAsia="Times New Roman" w:hAnsi="Consolas" w:cs="Times New Roman"/>
+          <w:color w:val="CE9178"/>
+          <w:sz w:val="21"/>
+          <w:szCs w:val="21"/>
+        </w:rPr>
+        <w:t>"CIVIL"</w:t>
+      </w:r>
+      <w:r>
+        <w:rPr>
+          <w:rFonts w:ascii="Consolas" w:eastAsia="Times New Roman" w:hAnsi="Consolas" w:cs="Times New Roman"/>
+          <w:color w:val="CCCCCC"/>
+          <w:sz w:val="21"/>
+          <w:szCs w:val="21"/>
+        </w:rPr>
+        <w:t>];</w:t>
+      </w:r>
+    </w:p>
+    <w:p>
+      <w:pPr>
+        <w:shd w:val="clear" w:color="auto" w:fill="1F1F1F"/>
+        <w:spacing w:after="0" w:line="285" w:lineRule="atLeast"/>
+        <w:rPr>
+          <w:rFonts w:ascii="Consolas" w:eastAsia="Times New Roman" w:hAnsi="Consolas" w:cs="Times New Roman"/>
+          <w:color w:val="CCCCCC"/>
+          <w:sz w:val="21"/>
+          <w:szCs w:val="21"/>
+        </w:rPr>
+      </w:pPr>
+      <w:proofErr w:type="spellStart"/>
+      <w:proofErr w:type="gramStart"/>
+      <w:r>
+        <w:rPr>
+          <w:rFonts w:ascii="Consolas" w:eastAsia="Times New Roman" w:hAnsi="Consolas" w:cs="Times New Roman"/>
+          <w:color w:val="DCDCAA"/>
+          <w:sz w:val="21"/>
+          <w:szCs w:val="21"/>
+        </w:rPr>
+        <w:t>greencolor</w:t>
+      </w:r>
+      <w:proofErr w:type="spellEnd"/>
+      <w:r>
+        <w:rPr>
+          <w:rFonts w:ascii="Consolas" w:eastAsia="Times New Roman" w:hAnsi="Consolas" w:cs="Times New Roman"/>
+          <w:color w:val="CCCCCC"/>
+          <w:sz w:val="21"/>
+          <w:szCs w:val="21"/>
+        </w:rPr>
+        <w:t>(</w:t>
+      </w:r>
+      <w:proofErr w:type="gramEnd"/>
+      <w:r>
+        <w:rPr>
+          <w:rFonts w:ascii="Consolas" w:eastAsia="Times New Roman" w:hAnsi="Consolas" w:cs="Times New Roman"/>
+          <w:color w:val="CCCCCC"/>
+          <w:sz w:val="21"/>
+          <w:szCs w:val="21"/>
+        </w:rPr>
+        <w:t>)</w:t>
+      </w:r>
+    </w:p>
+    <w:p>
+      <w:pPr>
+        <w:shd w:val="clear" w:color="auto" w:fill="1F1F1F"/>
+        <w:spacing w:after="0" w:line="285" w:lineRule="atLeast"/>
+        <w:rPr>
+          <w:rFonts w:ascii="Consolas" w:eastAsia="Times New Roman" w:hAnsi="Consolas" w:cs="Times New Roman"/>
+          <w:color w:val="CCCCCC"/>
+          <w:sz w:val="21"/>
+          <w:szCs w:val="21"/>
+        </w:rPr>
+      </w:pPr>
+      <w:r>
+        <w:rPr>
+          <w:rFonts w:ascii="Consolas" w:eastAsia="Times New Roman" w:hAnsi="Consolas" w:cs="Times New Roman"/>
+          <w:color w:val="9CDCFE"/>
+          <w:sz w:val="21"/>
+          <w:szCs w:val="21"/>
+        </w:rPr>
+        <w:t>console</w:t>
+      </w:r>
+      <w:r>
+        <w:rPr>
+          <w:rFonts w:ascii="Consolas" w:eastAsia="Times New Roman" w:hAnsi="Consolas" w:cs="Times New Roman"/>
+          <w:color w:val="CCCCCC"/>
+          <w:sz w:val="21"/>
+          <w:szCs w:val="21"/>
+        </w:rPr>
+        <w:t>.</w:t>
+      </w:r>
+      <w:r>
+        <w:rPr>
+          <w:rFonts w:ascii="Consolas" w:eastAsia="Times New Roman" w:hAnsi="Consolas" w:cs="Times New Roman"/>
+          <w:color w:val="DCDCAA"/>
+          <w:sz w:val="21"/>
+          <w:szCs w:val="21"/>
+        </w:rPr>
+        <w:t>log</w:t>
+      </w:r>
+      <w:r>
+        <w:rPr>
+          <w:rFonts w:ascii="Consolas" w:eastAsia="Times New Roman" w:hAnsi="Consolas" w:cs="Times New Roman"/>
+          <w:color w:val="CCCCCC"/>
+          <w:sz w:val="21"/>
+          <w:szCs w:val="21"/>
+        </w:rPr>
+        <w:t>(</w:t>
+      </w:r>
+      <w:proofErr w:type="spellStart"/>
+      <w:r>
+        <w:rPr>
+          <w:rFonts w:ascii="Consolas" w:eastAsia="Times New Roman" w:hAnsi="Consolas" w:cs="Times New Roman"/>
+          <w:color w:val="9CDCFE"/>
+          <w:sz w:val="21"/>
+          <w:szCs w:val="21"/>
+        </w:rPr>
+        <w:t>branchName</w:t>
+      </w:r>
+      <w:proofErr w:type="spellEnd"/>
+      <w:r>
+        <w:rPr>
+          <w:rFonts w:ascii="Consolas" w:eastAsia="Times New Roman" w:hAnsi="Consolas" w:cs="Times New Roman"/>
+          <w:color w:val="CCCCCC"/>
+          <w:sz w:val="21"/>
+          <w:szCs w:val="21"/>
+        </w:rPr>
+        <w:t>);</w:t>
+      </w:r>
+    </w:p>
+    <w:p>
+      <w:pPr>
+        <w:shd w:val="clear" w:color="auto" w:fill="1F1F1F"/>
+        <w:spacing w:after="0" w:line="285" w:lineRule="atLeast"/>
+        <w:rPr>
+          <w:rFonts w:ascii="Consolas" w:eastAsia="Times New Roman" w:hAnsi="Consolas" w:cs="Times New Roman"/>
+          <w:color w:val="CCCCCC"/>
+          <w:sz w:val="21"/>
+          <w:szCs w:val="21"/>
+        </w:rPr>
+      </w:pPr>
+      <w:r>
+        <w:rPr>
+          <w:rFonts w:ascii="Consolas" w:eastAsia="Times New Roman" w:hAnsi="Consolas" w:cs="Times New Roman"/>
+          <w:color w:val="569CD6"/>
+          <w:sz w:val="21"/>
+          <w:szCs w:val="21"/>
+        </w:rPr>
+        <w:t>let</w:t>
+      </w:r>
+      <w:r>
+        <w:rPr>
+          <w:rFonts w:ascii="Consolas" w:eastAsia="Times New Roman" w:hAnsi="Consolas" w:cs="Times New Roman"/>
+          <w:color w:val="CCCCCC"/>
+          <w:sz w:val="21"/>
+          <w:szCs w:val="21"/>
+        </w:rPr>
+        <w:t xml:space="preserve"> </w:t>
+      </w:r>
+      <w:proofErr w:type="spellStart"/>
+      <w:r>
+        <w:rPr>
+          <w:rFonts w:ascii="Consolas" w:eastAsia="Times New Roman" w:hAnsi="Consolas" w:cs="Times New Roman"/>
+          <w:color w:val="9CDCFE"/>
+          <w:sz w:val="21"/>
+          <w:szCs w:val="21"/>
+        </w:rPr>
+        <w:t>clgName</w:t>
+      </w:r>
+      <w:proofErr w:type="spellEnd"/>
+      <w:r>
+        <w:rPr>
+          <w:rFonts w:ascii="Consolas" w:eastAsia="Times New Roman" w:hAnsi="Consolas" w:cs="Times New Roman"/>
+          <w:color w:val="D4D4D4"/>
+          <w:sz w:val="21"/>
+          <w:szCs w:val="21"/>
+        </w:rPr>
+        <w:t>=</w:t>
+      </w:r>
+      <w:r>
+        <w:rPr>
+          <w:rFonts w:ascii="Consolas" w:eastAsia="Times New Roman" w:hAnsi="Consolas" w:cs="Times New Roman"/>
+          <w:color w:val="CCCCCC"/>
+          <w:sz w:val="21"/>
+          <w:szCs w:val="21"/>
+        </w:rPr>
+        <w:t>[</w:t>
+      </w:r>
+      <w:r>
+        <w:rPr>
+          <w:rFonts w:ascii="Consolas" w:eastAsia="Times New Roman" w:hAnsi="Consolas" w:cs="Times New Roman"/>
+          <w:color w:val="CE9178"/>
+          <w:sz w:val="21"/>
+          <w:szCs w:val="21"/>
+        </w:rPr>
+        <w:t>"TECH"</w:t>
+      </w:r>
+      <w:r>
+        <w:rPr>
+          <w:rFonts w:ascii="Consolas" w:eastAsia="Times New Roman" w:hAnsi="Consolas" w:cs="Times New Roman"/>
+          <w:color w:val="CCCCCC"/>
+          <w:sz w:val="21"/>
+          <w:szCs w:val="21"/>
+        </w:rPr>
+        <w:t>,</w:t>
+      </w:r>
+      <w:r>
+        <w:rPr>
+          <w:rFonts w:ascii="Consolas" w:eastAsia="Times New Roman" w:hAnsi="Consolas" w:cs="Times New Roman"/>
+          <w:color w:val="CE9178"/>
+          <w:sz w:val="21"/>
+          <w:szCs w:val="21"/>
+        </w:rPr>
+        <w:t>"CVRT"</w:t>
+      </w:r>
+      <w:r>
+        <w:rPr>
+          <w:rFonts w:ascii="Consolas" w:eastAsia="Times New Roman" w:hAnsi="Consolas" w:cs="Times New Roman"/>
+          <w:color w:val="CCCCCC"/>
+          <w:sz w:val="21"/>
+          <w:szCs w:val="21"/>
+        </w:rPr>
+        <w:t>,</w:t>
+      </w:r>
+      <w:r>
+        <w:rPr>
+          <w:rFonts w:ascii="Consolas" w:eastAsia="Times New Roman" w:hAnsi="Consolas" w:cs="Times New Roman"/>
+          <w:color w:val="CE9178"/>
+          <w:sz w:val="21"/>
+          <w:szCs w:val="21"/>
+        </w:rPr>
+        <w:t>"SRIT"</w:t>
+      </w:r>
+      <w:r>
+        <w:rPr>
+          <w:rFonts w:ascii="Consolas" w:eastAsia="Times New Roman" w:hAnsi="Consolas" w:cs="Times New Roman"/>
+          <w:color w:val="CCCCCC"/>
+          <w:sz w:val="21"/>
+          <w:szCs w:val="21"/>
+        </w:rPr>
+        <w:t>,</w:t>
+      </w:r>
+      <w:r>
+        <w:rPr>
+          <w:rFonts w:ascii="Consolas" w:eastAsia="Times New Roman" w:hAnsi="Consolas" w:cs="Times New Roman"/>
+          <w:color w:val="CE9178"/>
+          <w:sz w:val="21"/>
+          <w:szCs w:val="21"/>
+        </w:rPr>
+        <w:t>"SVCE"</w:t>
+      </w:r>
+      <w:r>
+        <w:rPr>
+          <w:rFonts w:ascii="Consolas" w:eastAsia="Times New Roman" w:hAnsi="Consolas" w:cs="Times New Roman"/>
+          <w:color w:val="CCCCCC"/>
+          <w:sz w:val="21"/>
+          <w:szCs w:val="21"/>
+        </w:rPr>
+        <w:t>,</w:t>
+      </w:r>
+      <w:r>
+        <w:rPr>
+          <w:rFonts w:ascii="Consolas" w:eastAsia="Times New Roman" w:hAnsi="Consolas" w:cs="Times New Roman"/>
+          <w:color w:val="CE9178"/>
+          <w:sz w:val="21"/>
+          <w:szCs w:val="21"/>
+        </w:rPr>
+        <w:t>"SVIT"</w:t>
+      </w:r>
+      <w:r>
+        <w:rPr>
+          <w:rFonts w:ascii="Consolas" w:eastAsia="Times New Roman" w:hAnsi="Consolas" w:cs="Times New Roman"/>
+          <w:color w:val="CCCCCC"/>
+          <w:sz w:val="21"/>
+          <w:szCs w:val="21"/>
+        </w:rPr>
+        <w:t>];</w:t>
+      </w:r>
+    </w:p>
+    <w:p>
+      <w:pPr>
+        <w:shd w:val="clear" w:color="auto" w:fill="1F1F1F"/>
+        <w:spacing w:after="0" w:line="285" w:lineRule="atLeast"/>
+        <w:rPr>
+          <w:rFonts w:ascii="Consolas" w:eastAsia="Times New Roman" w:hAnsi="Consolas" w:cs="Times New Roman"/>
+          <w:color w:val="CCCCCC"/>
+          <w:sz w:val="21"/>
+          <w:szCs w:val="21"/>
+        </w:rPr>
+      </w:pPr>
+      <w:r>
+        <w:rPr>
+          <w:rFonts w:ascii="Consolas" w:eastAsia="Times New Roman" w:hAnsi="Consolas" w:cs="Times New Roman"/>
+          <w:color w:val="9CDCFE"/>
+          <w:sz w:val="21"/>
+          <w:szCs w:val="21"/>
+        </w:rPr>
+        <w:t>console</w:t>
+      </w:r>
+      <w:r>
+        <w:rPr>
+          <w:rFonts w:ascii="Consolas" w:eastAsia="Times New Roman" w:hAnsi="Consolas" w:cs="Times New Roman"/>
+          <w:color w:val="CCCCCC"/>
+          <w:sz w:val="21"/>
+          <w:szCs w:val="21"/>
+        </w:rPr>
+        <w:t>.</w:t>
+      </w:r>
+      <w:r>
+        <w:rPr>
+          <w:rFonts w:ascii="Consolas" w:eastAsia="Times New Roman" w:hAnsi="Consolas" w:cs="Times New Roman"/>
+          <w:color w:val="DCDCAA"/>
+          <w:sz w:val="21"/>
+          <w:szCs w:val="21"/>
+        </w:rPr>
+        <w:t>log</w:t>
+      </w:r>
+      <w:r>
+        <w:rPr>
+          <w:rFonts w:ascii="Consolas" w:eastAsia="Times New Roman" w:hAnsi="Consolas" w:cs="Times New Roman"/>
+          <w:color w:val="CCCCCC"/>
+          <w:sz w:val="21"/>
+          <w:szCs w:val="21"/>
+        </w:rPr>
+        <w:t>(</w:t>
+      </w:r>
+      <w:proofErr w:type="spellStart"/>
+      <w:r>
+        <w:rPr>
+          <w:rFonts w:ascii="Consolas" w:eastAsia="Times New Roman" w:hAnsi="Consolas" w:cs="Times New Roman"/>
+          <w:color w:val="9CDCFE"/>
+          <w:sz w:val="21"/>
+          <w:szCs w:val="21"/>
+        </w:rPr>
+        <w:t>clgName</w:t>
+      </w:r>
+      <w:proofErr w:type="spellEnd"/>
+      <w:r>
+        <w:rPr>
+          <w:rFonts w:ascii="Consolas" w:eastAsia="Times New Roman" w:hAnsi="Consolas" w:cs="Times New Roman"/>
+          <w:color w:val="CCCCCC"/>
+          <w:sz w:val="21"/>
+          <w:szCs w:val="21"/>
+        </w:rPr>
+        <w:t>);</w:t>
+      </w:r>
+    </w:p>
+    <w:p>
+      <w:pPr>
+        <w:shd w:val="clear" w:color="auto" w:fill="1F1F1F"/>
+        <w:spacing w:after="0" w:line="285" w:lineRule="atLeast"/>
+        <w:rPr>
+          <w:rFonts w:ascii="Consolas" w:eastAsia="Times New Roman" w:hAnsi="Consolas" w:cs="Times New Roman"/>
+          <w:color w:val="CCCCCC"/>
+          <w:sz w:val="21"/>
+          <w:szCs w:val="21"/>
+        </w:rPr>
+      </w:pPr>
+      <w:r>
+        <w:rPr>
+          <w:rFonts w:ascii="Consolas" w:eastAsia="Times New Roman" w:hAnsi="Consolas" w:cs="Times New Roman"/>
+          <w:color w:val="569CD6"/>
+          <w:sz w:val="21"/>
+          <w:szCs w:val="21"/>
+        </w:rPr>
+        <w:t>let</w:t>
+      </w:r>
+      <w:r>
+        <w:rPr>
+          <w:rFonts w:ascii="Consolas" w:eastAsia="Times New Roman" w:hAnsi="Consolas" w:cs="Times New Roman"/>
+          <w:color w:val="CCCCCC"/>
+          <w:sz w:val="21"/>
+          <w:szCs w:val="21"/>
+        </w:rPr>
+        <w:t xml:space="preserve"> </w:t>
+      </w:r>
+      <w:r>
+        <w:rPr>
+          <w:rFonts w:ascii="Consolas" w:eastAsia="Times New Roman" w:hAnsi="Consolas" w:cs="Times New Roman"/>
+          <w:color w:val="9CDCFE"/>
+          <w:sz w:val="21"/>
+          <w:szCs w:val="21"/>
+        </w:rPr>
+        <w:t>HODS</w:t>
+      </w:r>
+      <w:r>
+        <w:rPr>
+          <w:rFonts w:ascii="Consolas" w:eastAsia="Times New Roman" w:hAnsi="Consolas" w:cs="Times New Roman"/>
+          <w:color w:val="D4D4D4"/>
+          <w:sz w:val="21"/>
+          <w:szCs w:val="21"/>
+        </w:rPr>
+        <w:t>=</w:t>
+      </w:r>
+      <w:r>
+        <w:rPr>
+          <w:rFonts w:ascii="Consolas" w:eastAsia="Times New Roman" w:hAnsi="Consolas" w:cs="Times New Roman"/>
+          <w:color w:val="CCCCCC"/>
+          <w:sz w:val="21"/>
+          <w:szCs w:val="21"/>
+        </w:rPr>
+        <w:t>[</w:t>
+      </w:r>
+      <w:r>
+        <w:rPr>
+          <w:rFonts w:ascii="Consolas" w:eastAsia="Times New Roman" w:hAnsi="Consolas" w:cs="Times New Roman"/>
+          <w:color w:val="CE9178"/>
+          <w:sz w:val="21"/>
+          <w:szCs w:val="21"/>
+        </w:rPr>
+        <w:t>"</w:t>
+      </w:r>
+      <w:proofErr w:type="spellStart"/>
+      <w:r>
+        <w:rPr>
+          <w:rFonts w:ascii="Consolas" w:eastAsia="Times New Roman" w:hAnsi="Consolas" w:cs="Times New Roman"/>
+          <w:color w:val="CE9178"/>
+          <w:sz w:val="21"/>
+          <w:szCs w:val="21"/>
+        </w:rPr>
+        <w:t>bhanu</w:t>
+      </w:r>
+      <w:proofErr w:type="spellEnd"/>
+      <w:r>
+        <w:rPr>
+          <w:rFonts w:ascii="Consolas" w:eastAsia="Times New Roman" w:hAnsi="Consolas" w:cs="Times New Roman"/>
+          <w:color w:val="CE9178"/>
+          <w:sz w:val="21"/>
+          <w:szCs w:val="21"/>
+        </w:rPr>
+        <w:t>"</w:t>
+      </w:r>
+      <w:r>
+        <w:rPr>
+          <w:rFonts w:ascii="Consolas" w:eastAsia="Times New Roman" w:hAnsi="Consolas" w:cs="Times New Roman"/>
+          <w:color w:val="CCCCCC"/>
+          <w:sz w:val="21"/>
+          <w:szCs w:val="21"/>
+        </w:rPr>
+        <w:t>,</w:t>
+      </w:r>
+      <w:r>
+        <w:rPr>
+          <w:rFonts w:ascii="Consolas" w:eastAsia="Times New Roman" w:hAnsi="Consolas" w:cs="Times New Roman"/>
+          <w:color w:val="CE9178"/>
+          <w:sz w:val="21"/>
+          <w:szCs w:val="21"/>
+        </w:rPr>
+        <w:t>"</w:t>
+      </w:r>
+      <w:proofErr w:type="spellStart"/>
+      <w:r>
+        <w:rPr>
+          <w:rFonts w:ascii="Consolas" w:eastAsia="Times New Roman" w:hAnsi="Consolas" w:cs="Times New Roman"/>
+          <w:color w:val="CE9178"/>
+          <w:sz w:val="21"/>
+          <w:szCs w:val="21"/>
+        </w:rPr>
+        <w:t>bramiah</w:t>
+      </w:r>
+      <w:proofErr w:type="spellEnd"/>
+      <w:r>
+        <w:rPr>
+          <w:rFonts w:ascii="Consolas" w:eastAsia="Times New Roman" w:hAnsi="Consolas" w:cs="Times New Roman"/>
+          <w:color w:val="CE9178"/>
+          <w:sz w:val="21"/>
+          <w:szCs w:val="21"/>
+        </w:rPr>
+        <w:t>"</w:t>
+      </w:r>
+      <w:r>
+        <w:rPr>
+          <w:rFonts w:ascii="Consolas" w:eastAsia="Times New Roman" w:hAnsi="Consolas" w:cs="Times New Roman"/>
+          <w:color w:val="CCCCCC"/>
+          <w:sz w:val="21"/>
+          <w:szCs w:val="21"/>
+        </w:rPr>
+        <w:t>,</w:t>
+      </w:r>
+      <w:r>
+        <w:rPr>
+          <w:rFonts w:ascii="Consolas" w:eastAsia="Times New Roman" w:hAnsi="Consolas" w:cs="Times New Roman"/>
+          <w:color w:val="CE9178"/>
+          <w:sz w:val="21"/>
+          <w:szCs w:val="21"/>
+        </w:rPr>
+        <w:t>"</w:t>
+      </w:r>
+      <w:proofErr w:type="spellStart"/>
+      <w:r>
+        <w:rPr>
+          <w:rFonts w:ascii="Consolas" w:eastAsia="Times New Roman" w:hAnsi="Consolas" w:cs="Times New Roman"/>
+          <w:color w:val="CE9178"/>
+          <w:sz w:val="21"/>
+          <w:szCs w:val="21"/>
+        </w:rPr>
+        <w:t>srinu</w:t>
+      </w:r>
+      <w:proofErr w:type="spellEnd"/>
+      <w:r>
+        <w:rPr>
+          <w:rFonts w:ascii="Consolas" w:eastAsia="Times New Roman" w:hAnsi="Consolas" w:cs="Times New Roman"/>
+          <w:color w:val="CE9178"/>
+          <w:sz w:val="21"/>
+          <w:szCs w:val="21"/>
+        </w:rPr>
+        <w:t>"</w:t>
+      </w:r>
+      <w:r>
+        <w:rPr>
+          <w:rFonts w:ascii="Consolas" w:eastAsia="Times New Roman" w:hAnsi="Consolas" w:cs="Times New Roman"/>
+          <w:color w:val="CCCCCC"/>
+          <w:sz w:val="21"/>
+          <w:szCs w:val="21"/>
+        </w:rPr>
+        <w:t>,</w:t>
+      </w:r>
+      <w:r>
+        <w:rPr>
+          <w:rFonts w:ascii="Consolas" w:eastAsia="Times New Roman" w:hAnsi="Consolas" w:cs="Times New Roman"/>
+          <w:color w:val="CE9178"/>
+          <w:sz w:val="21"/>
+          <w:szCs w:val="21"/>
+        </w:rPr>
+        <w:t>"</w:t>
+      </w:r>
+      <w:proofErr w:type="spellStart"/>
+      <w:r>
+        <w:rPr>
+          <w:rFonts w:ascii="Consolas" w:eastAsia="Times New Roman" w:hAnsi="Consolas" w:cs="Times New Roman"/>
+          <w:color w:val="CE9178"/>
+          <w:sz w:val="21"/>
+          <w:szCs w:val="21"/>
+        </w:rPr>
+        <w:t>naveen</w:t>
+      </w:r>
+      <w:proofErr w:type="spellEnd"/>
+      <w:r>
+        <w:rPr>
+          <w:rFonts w:ascii="Consolas" w:eastAsia="Times New Roman" w:hAnsi="Consolas" w:cs="Times New Roman"/>
+          <w:color w:val="CE9178"/>
+          <w:sz w:val="21"/>
+          <w:szCs w:val="21"/>
+        </w:rPr>
+        <w:t>"</w:t>
+      </w:r>
+      <w:r>
+        <w:rPr>
+          <w:rFonts w:ascii="Consolas" w:eastAsia="Times New Roman" w:hAnsi="Consolas" w:cs="Times New Roman"/>
+          <w:color w:val="CCCCCC"/>
+          <w:sz w:val="21"/>
+          <w:szCs w:val="21"/>
+        </w:rPr>
+        <w:t>];</w:t>
+      </w:r>
+    </w:p>
+    <w:p>
+      <w:pPr>
+        <w:shd w:val="clear" w:color="auto" w:fill="1F1F1F"/>
+        <w:spacing w:after="0" w:line="285" w:lineRule="atLeast"/>
+        <w:rPr>
+          <w:rFonts w:ascii="Consolas" w:eastAsia="Times New Roman" w:hAnsi="Consolas" w:cs="Times New Roman"/>
+          <w:color w:val="CCCCCC"/>
+          <w:sz w:val="21"/>
+          <w:szCs w:val="21"/>
+        </w:rPr>
+      </w:pPr>
+      <w:r>
+        <w:rPr>
+          <w:rFonts w:ascii="Consolas" w:eastAsia="Times New Roman" w:hAnsi="Consolas" w:cs="Times New Roman"/>
+          <w:color w:val="9CDCFE"/>
+          <w:sz w:val="21"/>
+          <w:szCs w:val="21"/>
+        </w:rPr>
+        <w:t>console</w:t>
+      </w:r>
+      <w:r>
+        <w:rPr>
+          <w:rFonts w:ascii="Consolas" w:eastAsia="Times New Roman" w:hAnsi="Consolas" w:cs="Times New Roman"/>
+          <w:color w:val="CCCCCC"/>
+          <w:sz w:val="21"/>
+          <w:szCs w:val="21"/>
+        </w:rPr>
+        <w:t>.</w:t>
+      </w:r>
+      <w:r>
+        <w:rPr>
+          <w:rFonts w:ascii="Consolas" w:eastAsia="Times New Roman" w:hAnsi="Consolas" w:cs="Times New Roman"/>
+          <w:color w:val="DCDCAA"/>
+          <w:sz w:val="21"/>
+          <w:szCs w:val="21"/>
+        </w:rPr>
+        <w:t>log</w:t>
+      </w:r>
+      <w:r>
+        <w:rPr>
+          <w:rFonts w:ascii="Consolas" w:eastAsia="Times New Roman" w:hAnsi="Consolas" w:cs="Times New Roman"/>
+          <w:color w:val="CCCCCC"/>
+          <w:sz w:val="21"/>
+          <w:szCs w:val="21"/>
+        </w:rPr>
+        <w:t>(</w:t>
+      </w:r>
+      <w:r>
+        <w:rPr>
+          <w:rFonts w:ascii="Consolas" w:eastAsia="Times New Roman" w:hAnsi="Consolas" w:cs="Times New Roman"/>
+          <w:color w:val="9CDCFE"/>
+          <w:sz w:val="21"/>
+          <w:szCs w:val="21"/>
+        </w:rPr>
+        <w:t>HODS</w:t>
+      </w:r>
+      <w:r>
+        <w:rPr>
+          <w:rFonts w:ascii="Consolas" w:eastAsia="Times New Roman" w:hAnsi="Consolas" w:cs="Times New Roman"/>
+          <w:color w:val="CCCCCC"/>
+          <w:sz w:val="21"/>
+          <w:szCs w:val="21"/>
+        </w:rPr>
+        <w:t>);</w:t>
+      </w:r>
+    </w:p>
+    <w:p>
+      <w:pPr>
+        <w:shd w:val="clear" w:color="auto" w:fill="1F1F1F"/>
+        <w:spacing w:after="0" w:line="285" w:lineRule="atLeast"/>
+        <w:rPr>
+          <w:rFonts w:ascii="Consolas" w:eastAsia="Times New Roman" w:hAnsi="Consolas" w:cs="Times New Roman"/>
+          <w:color w:val="CCCCCC"/>
+          <w:sz w:val="21"/>
+          <w:szCs w:val="21"/>
+        </w:rPr>
+      </w:pPr>
+      <w:r>
+        <w:rPr>
+          <w:rFonts w:ascii="Consolas" w:eastAsia="Times New Roman" w:hAnsi="Consolas" w:cs="Times New Roman"/>
+          <w:color w:val="CCCCCC"/>
+          <w:sz w:val="21"/>
+          <w:szCs w:val="21"/>
+        </w:rPr>
+        <w:t>}</w:t>
+      </w:r>
+    </w:p>
+    <w:p>
+      <w:pPr>
+        <w:shd w:val="clear" w:color="auto" w:fill="1F1F1F"/>
+        <w:spacing w:after="0" w:line="285" w:lineRule="atLeast"/>
+        <w:rPr>
+          <w:rFonts w:ascii="Consolas" w:eastAsia="Times New Roman" w:hAnsi="Consolas" w:cs="Times New Roman"/>
+          <w:color w:val="CCCCCC"/>
+          <w:sz w:val="21"/>
+          <w:szCs w:val="21"/>
+        </w:rPr>
+      </w:pPr>
+      <w:proofErr w:type="gramStart"/>
+      <w:r>
+        <w:rPr>
+          <w:rFonts w:ascii="Consolas" w:eastAsia="Times New Roman" w:hAnsi="Consolas" w:cs="Times New Roman"/>
+          <w:color w:val="DCDCAA"/>
+          <w:sz w:val="21"/>
+          <w:szCs w:val="21"/>
+        </w:rPr>
+        <w:t>branches</w:t>
+      </w:r>
+      <w:r>
+        <w:rPr>
+          <w:rFonts w:ascii="Consolas" w:eastAsia="Times New Roman" w:hAnsi="Consolas" w:cs="Times New Roman"/>
+          <w:color w:val="CCCCCC"/>
+          <w:sz w:val="21"/>
+          <w:szCs w:val="21"/>
+        </w:rPr>
+        <w:t>(</w:t>
+      </w:r>
+      <w:proofErr w:type="gramEnd"/>
+      <w:r>
+        <w:rPr>
+          <w:rFonts w:ascii="Consolas" w:eastAsia="Times New Roman" w:hAnsi="Consolas" w:cs="Times New Roman"/>
+          <w:color w:val="CCCCCC"/>
+          <w:sz w:val="21"/>
+          <w:szCs w:val="21"/>
+        </w:rPr>
+        <w:t xml:space="preserve">)   </w:t>
+      </w:r>
+      <w:r>
+        <w:rPr>
+          <w:rFonts w:ascii="Consolas" w:eastAsia="Times New Roman" w:hAnsi="Consolas" w:cs="Times New Roman"/>
+          <w:color w:val="6A9955"/>
+          <w:sz w:val="21"/>
+          <w:szCs w:val="21"/>
+        </w:rPr>
+        <w:t xml:space="preserve">// function </w:t>
+      </w:r>
+      <w:proofErr w:type="spellStart"/>
+      <w:r>
+        <w:rPr>
+          <w:rFonts w:ascii="Consolas" w:eastAsia="Times New Roman" w:hAnsi="Consolas" w:cs="Times New Roman"/>
+          <w:color w:val="6A9955"/>
+          <w:sz w:val="21"/>
+          <w:szCs w:val="21"/>
+        </w:rPr>
+        <w:t>caling</w:t>
+      </w:r>
+      <w:proofErr w:type="spellEnd"/>
+    </w:p>
+    <w:p>
+      <w:pPr>
+        <w:shd w:val="clear" w:color="auto" w:fill="1F1F1F"/>
+        <w:spacing w:after="0" w:line="285" w:lineRule="atLeast"/>
+        <w:rPr>
+          <w:rFonts w:ascii="Consolas" w:eastAsia="Times New Roman" w:hAnsi="Consolas" w:cs="Times New Roman"/>
+          <w:color w:val="CCCCCC"/>
+          <w:sz w:val="21"/>
+          <w:szCs w:val="21"/>
+        </w:rPr>
+      </w:pPr>
+      <w:r>
+        <w:rPr>
+          <w:rFonts w:ascii="Consolas" w:eastAsia="Times New Roman" w:hAnsi="Consolas" w:cs="Times New Roman"/>
+          <w:color w:val="569CD6"/>
+          <w:sz w:val="21"/>
+          <w:szCs w:val="21"/>
+        </w:rPr>
+        <w:t>function</w:t>
+      </w:r>
+      <w:r>
+        <w:rPr>
+          <w:rFonts w:ascii="Consolas" w:eastAsia="Times New Roman" w:hAnsi="Consolas" w:cs="Times New Roman"/>
+          <w:color w:val="CCCCCC"/>
+          <w:sz w:val="21"/>
+          <w:szCs w:val="21"/>
+        </w:rPr>
+        <w:t xml:space="preserve"> </w:t>
+      </w:r>
+      <w:proofErr w:type="spellStart"/>
+      <w:proofErr w:type="gramStart"/>
+      <w:r>
+        <w:rPr>
+          <w:rFonts w:ascii="Consolas" w:eastAsia="Times New Roman" w:hAnsi="Consolas" w:cs="Times New Roman"/>
+          <w:color w:val="DCDCAA"/>
+          <w:sz w:val="21"/>
+          <w:szCs w:val="21"/>
+        </w:rPr>
+        <w:t>greencolor</w:t>
+      </w:r>
+      <w:proofErr w:type="spellEnd"/>
+      <w:r>
+        <w:rPr>
+          <w:rFonts w:ascii="Consolas" w:eastAsia="Times New Roman" w:hAnsi="Consolas" w:cs="Times New Roman"/>
+          <w:color w:val="CCCCCC"/>
+          <w:sz w:val="21"/>
+          <w:szCs w:val="21"/>
+        </w:rPr>
+        <w:t>(</w:t>
+      </w:r>
+      <w:proofErr w:type="gramEnd"/>
+      <w:r>
+        <w:rPr>
+          <w:rFonts w:ascii="Consolas" w:eastAsia="Times New Roman" w:hAnsi="Consolas" w:cs="Times New Roman"/>
+          <w:color w:val="CCCCCC"/>
+          <w:sz w:val="21"/>
+          <w:szCs w:val="21"/>
+        </w:rPr>
+        <w:t>)</w:t>
+      </w:r>
+    </w:p>
+    <w:p>
+      <w:pPr>
+        <w:shd w:val="clear" w:color="auto" w:fill="1F1F1F"/>
+        <w:spacing w:after="0" w:line="285" w:lineRule="atLeast"/>
+        <w:rPr>
+          <w:rFonts w:ascii="Consolas" w:eastAsia="Times New Roman" w:hAnsi="Consolas" w:cs="Times New Roman"/>
+          <w:color w:val="CCCCCC"/>
+          <w:sz w:val="21"/>
+          <w:szCs w:val="21"/>
+        </w:rPr>
+      </w:pPr>
+      <w:r>
+        <w:rPr>
+          <w:rFonts w:ascii="Consolas" w:eastAsia="Times New Roman" w:hAnsi="Consolas" w:cs="Times New Roman"/>
+          <w:color w:val="CCCCCC"/>
+          <w:sz w:val="21"/>
+          <w:szCs w:val="21"/>
+        </w:rPr>
+        <w:t>{</w:t>
+      </w:r>
+    </w:p>
+    <w:p>
+      <w:pPr>
+        <w:shd w:val="clear" w:color="auto" w:fill="1F1F1F"/>
+        <w:spacing w:after="0" w:line="285" w:lineRule="atLeast"/>
+        <w:rPr>
+          <w:rFonts w:ascii="Consolas" w:eastAsia="Times New Roman" w:hAnsi="Consolas" w:cs="Times New Roman"/>
+          <w:color w:val="CCCCCC"/>
+          <w:sz w:val="21"/>
+          <w:szCs w:val="21"/>
+        </w:rPr>
+      </w:pPr>
+      <w:r>
+        <w:rPr>
+          <w:rFonts w:ascii="Consolas" w:eastAsia="Times New Roman" w:hAnsi="Consolas" w:cs="Times New Roman"/>
+          <w:color w:val="CCCCCC"/>
+          <w:sz w:val="21"/>
+          <w:szCs w:val="21"/>
+        </w:rPr>
+        <w:t xml:space="preserve">    </w:t>
+      </w:r>
+      <w:proofErr w:type="gramStart"/>
+      <w:r>
+        <w:rPr>
+          <w:rFonts w:ascii="Consolas" w:eastAsia="Times New Roman" w:hAnsi="Consolas" w:cs="Times New Roman"/>
+          <w:color w:val="9CDCFE"/>
+          <w:sz w:val="21"/>
+          <w:szCs w:val="21"/>
+        </w:rPr>
+        <w:t>console</w:t>
+      </w:r>
+      <w:r>
+        <w:rPr>
+          <w:rFonts w:ascii="Consolas" w:eastAsia="Times New Roman" w:hAnsi="Consolas" w:cs="Times New Roman"/>
+          <w:color w:val="CCCCCC"/>
+          <w:sz w:val="21"/>
+          <w:szCs w:val="21"/>
+        </w:rPr>
+        <w:t>.</w:t>
+      </w:r>
+      <w:r>
+        <w:rPr>
+          <w:rFonts w:ascii="Consolas" w:eastAsia="Times New Roman" w:hAnsi="Consolas" w:cs="Times New Roman"/>
+          <w:color w:val="DCDCAA"/>
+          <w:sz w:val="21"/>
+          <w:szCs w:val="21"/>
+        </w:rPr>
+        <w:t>log</w:t>
+      </w:r>
+      <w:r>
+        <w:rPr>
+          <w:rFonts w:ascii="Consolas" w:eastAsia="Times New Roman" w:hAnsi="Consolas" w:cs="Times New Roman"/>
+          <w:color w:val="CCCCCC"/>
+          <w:sz w:val="21"/>
+          <w:szCs w:val="21"/>
+        </w:rPr>
+        <w:t>(</w:t>
+      </w:r>
+      <w:proofErr w:type="gramEnd"/>
+      <w:r>
+        <w:rPr>
+          <w:rFonts w:ascii="Consolas" w:eastAsia="Times New Roman" w:hAnsi="Consolas" w:cs="Times New Roman"/>
+          <w:color w:val="CE9178"/>
+          <w:sz w:val="21"/>
+          <w:szCs w:val="21"/>
+        </w:rPr>
+        <w:t xml:space="preserve">"%c </w:t>
+      </w:r>
+      <w:proofErr w:type="spellStart"/>
+      <w:r>
+        <w:rPr>
+          <w:rFonts w:ascii="Consolas" w:eastAsia="Times New Roman" w:hAnsi="Consolas" w:cs="Times New Roman"/>
+          <w:color w:val="CE9178"/>
+          <w:sz w:val="21"/>
+          <w:szCs w:val="21"/>
+        </w:rPr>
+        <w:t>bookNames</w:t>
+      </w:r>
+      <w:proofErr w:type="spellEnd"/>
+      <w:r>
+        <w:rPr>
+          <w:rFonts w:ascii="Consolas" w:eastAsia="Times New Roman" w:hAnsi="Consolas" w:cs="Times New Roman"/>
+          <w:color w:val="CE9178"/>
+          <w:sz w:val="21"/>
+          <w:szCs w:val="21"/>
+        </w:rPr>
+        <w:t>"</w:t>
+      </w:r>
+      <w:r>
+        <w:rPr>
+          <w:rFonts w:ascii="Consolas" w:eastAsia="Times New Roman" w:hAnsi="Consolas" w:cs="Times New Roman"/>
+          <w:color w:val="CCCCCC"/>
+          <w:sz w:val="21"/>
+          <w:szCs w:val="21"/>
+        </w:rPr>
+        <w:t xml:space="preserve">, </w:t>
+      </w:r>
+      <w:r>
+        <w:rPr>
+          <w:rFonts w:ascii="Consolas" w:eastAsia="Times New Roman" w:hAnsi="Consolas" w:cs="Times New Roman"/>
+          <w:color w:val="CE9178"/>
+          <w:sz w:val="21"/>
+          <w:szCs w:val="21"/>
+        </w:rPr>
+        <w:t>"</w:t>
+      </w:r>
+      <w:proofErr w:type="spellStart"/>
+      <w:r>
+        <w:rPr>
+          <w:rFonts w:ascii="Consolas" w:eastAsia="Times New Roman" w:hAnsi="Consolas" w:cs="Times New Roman"/>
+          <w:color w:val="CE9178"/>
+          <w:sz w:val="21"/>
+          <w:szCs w:val="21"/>
+        </w:rPr>
+        <w:t>color:blue</w:t>
+      </w:r>
+      <w:proofErr w:type="spellEnd"/>
+      <w:r>
+        <w:rPr>
+          <w:rFonts w:ascii="Consolas" w:eastAsia="Times New Roman" w:hAnsi="Consolas" w:cs="Times New Roman"/>
+          <w:color w:val="CE9178"/>
+          <w:sz w:val="21"/>
+          <w:szCs w:val="21"/>
+        </w:rPr>
+        <w:t>"</w:t>
+      </w:r>
+      <w:r>
+        <w:rPr>
+          <w:rFonts w:ascii="Consolas" w:eastAsia="Times New Roman" w:hAnsi="Consolas" w:cs="Times New Roman"/>
+          <w:color w:val="CCCCCC"/>
+          <w:sz w:val="21"/>
+          <w:szCs w:val="21"/>
+        </w:rPr>
+        <w:t>);</w:t>
+      </w:r>
+    </w:p>
+    <w:p>
+      <w:pPr>
+        <w:shd w:val="clear" w:color="auto" w:fill="1F1F1F"/>
+        <w:spacing w:after="0" w:line="285" w:lineRule="atLeast"/>
+        <w:rPr>
+          <w:rFonts w:ascii="Consolas" w:eastAsia="Times New Roman" w:hAnsi="Consolas" w:cs="Times New Roman"/>
+          <w:color w:val="CCCCCC"/>
+          <w:sz w:val="21"/>
+          <w:szCs w:val="21"/>
+        </w:rPr>
+      </w:pPr>
+      <w:r>
+        <w:rPr>
+          <w:rFonts w:ascii="Consolas" w:eastAsia="Times New Roman" w:hAnsi="Consolas" w:cs="Times New Roman"/>
+          <w:color w:val="CCCCCC"/>
+          <w:sz w:val="21"/>
+          <w:szCs w:val="21"/>
+        </w:rPr>
+        <w:t xml:space="preserve">    </w:t>
+      </w:r>
+      <w:proofErr w:type="gramStart"/>
+      <w:r>
+        <w:rPr>
+          <w:rFonts w:ascii="Consolas" w:eastAsia="Times New Roman" w:hAnsi="Consolas" w:cs="Times New Roman"/>
+          <w:color w:val="9CDCFE"/>
+          <w:sz w:val="21"/>
+          <w:szCs w:val="21"/>
+        </w:rPr>
+        <w:t>console</w:t>
+      </w:r>
+      <w:r>
+        <w:rPr>
+          <w:rFonts w:ascii="Consolas" w:eastAsia="Times New Roman" w:hAnsi="Consolas" w:cs="Times New Roman"/>
+          <w:color w:val="CCCCCC"/>
+          <w:sz w:val="21"/>
+          <w:szCs w:val="21"/>
+        </w:rPr>
+        <w:t>.</w:t>
+      </w:r>
+      <w:r>
+        <w:rPr>
+          <w:rFonts w:ascii="Consolas" w:eastAsia="Times New Roman" w:hAnsi="Consolas" w:cs="Times New Roman"/>
+          <w:color w:val="DCDCAA"/>
+          <w:sz w:val="21"/>
+          <w:szCs w:val="21"/>
+        </w:rPr>
+        <w:t>log</w:t>
+      </w:r>
+      <w:r>
+        <w:rPr>
+          <w:rFonts w:ascii="Consolas" w:eastAsia="Times New Roman" w:hAnsi="Consolas" w:cs="Times New Roman"/>
+          <w:color w:val="CCCCCC"/>
+          <w:sz w:val="21"/>
+          <w:szCs w:val="21"/>
+        </w:rPr>
+        <w:t xml:space="preserve">( </w:t>
+      </w:r>
+      <w:r>
+        <w:rPr>
+          <w:rFonts w:ascii="Consolas" w:eastAsia="Times New Roman" w:hAnsi="Consolas" w:cs="Times New Roman"/>
+          <w:color w:val="CE9178"/>
+          <w:sz w:val="21"/>
+          <w:szCs w:val="21"/>
+        </w:rPr>
+        <w:t>"</w:t>
+      </w:r>
+      <w:proofErr w:type="gramEnd"/>
+      <w:r>
+        <w:rPr>
+          <w:rFonts w:ascii="Consolas" w:eastAsia="Times New Roman" w:hAnsi="Consolas" w:cs="Times New Roman"/>
+          <w:color w:val="CE9178"/>
+          <w:sz w:val="21"/>
+          <w:szCs w:val="21"/>
+        </w:rPr>
+        <w:t>%c        "</w:t>
+      </w:r>
+      <w:r>
+        <w:rPr>
+          <w:rFonts w:ascii="Consolas" w:eastAsia="Times New Roman" w:hAnsi="Consolas" w:cs="Times New Roman"/>
+          <w:color w:val="CCCCCC"/>
+          <w:sz w:val="21"/>
+          <w:szCs w:val="21"/>
+        </w:rPr>
+        <w:t xml:space="preserve"> ,</w:t>
+      </w:r>
+      <w:r>
+        <w:rPr>
+          <w:rFonts w:ascii="Consolas" w:eastAsia="Times New Roman" w:hAnsi="Consolas" w:cs="Times New Roman"/>
+          <w:color w:val="CE9178"/>
+          <w:sz w:val="21"/>
+          <w:szCs w:val="21"/>
+        </w:rPr>
+        <w:t>"</w:t>
+      </w:r>
+      <w:proofErr w:type="spellStart"/>
+      <w:r>
+        <w:rPr>
+          <w:rFonts w:ascii="Consolas" w:eastAsia="Times New Roman" w:hAnsi="Consolas" w:cs="Times New Roman"/>
+          <w:color w:val="CE9178"/>
+          <w:sz w:val="21"/>
+          <w:szCs w:val="21"/>
+        </w:rPr>
+        <w:t>background-color:green</w:t>
+      </w:r>
+      <w:proofErr w:type="spellEnd"/>
+      <w:r>
+        <w:rPr>
+          <w:rFonts w:ascii="Consolas" w:eastAsia="Times New Roman" w:hAnsi="Consolas" w:cs="Times New Roman"/>
+          <w:color w:val="CE9178"/>
+          <w:sz w:val="21"/>
+          <w:szCs w:val="21"/>
+        </w:rPr>
+        <w:t>"</w:t>
+      </w:r>
+      <w:r>
+        <w:rPr>
+          <w:rFonts w:ascii="Consolas" w:eastAsia="Times New Roman" w:hAnsi="Consolas" w:cs="Times New Roman"/>
+          <w:color w:val="CCCCCC"/>
+          <w:sz w:val="21"/>
+          <w:szCs w:val="21"/>
+        </w:rPr>
+        <w:t>)</w:t>
+      </w:r>
+    </w:p>
+    <w:p>
+      <w:pPr>
+        <w:shd w:val="clear" w:color="auto" w:fill="1F1F1F"/>
+        <w:spacing w:after="0" w:line="285" w:lineRule="atLeast"/>
+        <w:rPr>
+          <w:rFonts w:ascii="Consolas" w:eastAsia="Times New Roman" w:hAnsi="Consolas" w:cs="Times New Roman"/>
+          <w:color w:val="CCCCCC"/>
+          <w:sz w:val="21"/>
+          <w:szCs w:val="21"/>
+        </w:rPr>
+      </w:pPr>
+      <w:r>
+        <w:rPr>
+          <w:rFonts w:ascii="Consolas" w:eastAsia="Times New Roman" w:hAnsi="Consolas" w:cs="Times New Roman"/>
+          <w:color w:val="CCCCCC"/>
+          <w:sz w:val="21"/>
+          <w:szCs w:val="21"/>
+        </w:rPr>
+        <w:t>}</w:t>
+      </w:r>
+    </w:p>
+    <w:p>
+      <w:pPr>
+        <w:shd w:val="clear" w:color="auto" w:fill="1F1F1F"/>
+        <w:spacing w:after="0" w:line="285" w:lineRule="atLeast"/>
+        <w:rPr>
+          <w:rFonts w:ascii="Consolas" w:eastAsia="Times New Roman" w:hAnsi="Consolas" w:cs="Times New Roman"/>
+          <w:color w:val="CCCCCC"/>
+          <w:sz w:val="21"/>
+          <w:szCs w:val="21"/>
+        </w:rPr>
+      </w:pPr>
+      <w:proofErr w:type="spellStart"/>
+      <w:proofErr w:type="gramStart"/>
+      <w:r>
+        <w:rPr>
+          <w:rFonts w:ascii="Consolas" w:eastAsia="Times New Roman" w:hAnsi="Consolas" w:cs="Times New Roman"/>
+          <w:color w:val="DCDCAA"/>
+          <w:sz w:val="21"/>
+          <w:szCs w:val="21"/>
+        </w:rPr>
+        <w:t>greencolor</w:t>
+      </w:r>
+      <w:proofErr w:type="spellEnd"/>
+      <w:r>
+        <w:rPr>
+          <w:rFonts w:ascii="Consolas" w:eastAsia="Times New Roman" w:hAnsi="Consolas" w:cs="Times New Roman"/>
+          <w:color w:val="CCCCCC"/>
+          <w:sz w:val="21"/>
+          <w:szCs w:val="21"/>
+        </w:rPr>
+        <w:t>(</w:t>
+      </w:r>
+      <w:proofErr w:type="gramEnd"/>
+      <w:r>
+        <w:rPr>
+          <w:rFonts w:ascii="Consolas" w:eastAsia="Times New Roman" w:hAnsi="Consolas" w:cs="Times New Roman"/>
+          <w:color w:val="CCCCCC"/>
+          <w:sz w:val="21"/>
+          <w:szCs w:val="21"/>
+        </w:rPr>
+        <w:t>)</w:t>
+      </w:r>
+    </w:p>
+    <w:p>
+      <w:pPr>
+        <w:shd w:val="clear" w:color="auto" w:fill="1F1F1F"/>
+        <w:spacing w:after="0" w:line="285" w:lineRule="atLeast"/>
+        <w:rPr>
+          <w:rFonts w:ascii="Consolas" w:eastAsia="Times New Roman" w:hAnsi="Consolas" w:cs="Times New Roman"/>
+          <w:color w:val="CCCCCC"/>
+          <w:sz w:val="21"/>
+          <w:szCs w:val="21"/>
+        </w:rPr>
+      </w:pPr>
+      <w:r>
+        <w:rPr>
+          <w:rFonts w:ascii="Consolas" w:eastAsia="Times New Roman" w:hAnsi="Consolas" w:cs="Times New Roman"/>
+          <w:color w:val="569CD6"/>
+          <w:sz w:val="21"/>
+          <w:szCs w:val="21"/>
+        </w:rPr>
+        <w:t>function</w:t>
+      </w:r>
+      <w:r>
+        <w:rPr>
+          <w:rFonts w:ascii="Consolas" w:eastAsia="Times New Roman" w:hAnsi="Consolas" w:cs="Times New Roman"/>
+          <w:color w:val="CCCCCC"/>
+          <w:sz w:val="21"/>
+          <w:szCs w:val="21"/>
+        </w:rPr>
+        <w:t xml:space="preserve"> </w:t>
+      </w:r>
+      <w:proofErr w:type="spellStart"/>
+      <w:proofErr w:type="gramStart"/>
+      <w:r>
+        <w:rPr>
+          <w:rFonts w:ascii="Consolas" w:eastAsia="Times New Roman" w:hAnsi="Consolas" w:cs="Times New Roman"/>
+          <w:color w:val="DCDCAA"/>
+          <w:sz w:val="21"/>
+          <w:szCs w:val="21"/>
+        </w:rPr>
+        <w:t>redcolor</w:t>
+      </w:r>
+      <w:proofErr w:type="spellEnd"/>
+      <w:r>
+        <w:rPr>
+          <w:rFonts w:ascii="Consolas" w:eastAsia="Times New Roman" w:hAnsi="Consolas" w:cs="Times New Roman"/>
+          <w:color w:val="CCCCCC"/>
+          <w:sz w:val="21"/>
+          <w:szCs w:val="21"/>
+        </w:rPr>
+        <w:t>(</w:t>
+      </w:r>
+      <w:proofErr w:type="gramEnd"/>
+      <w:r>
+        <w:rPr>
+          <w:rFonts w:ascii="Consolas" w:eastAsia="Times New Roman" w:hAnsi="Consolas" w:cs="Times New Roman"/>
+          <w:color w:val="CCCCCC"/>
+          <w:sz w:val="21"/>
+          <w:szCs w:val="21"/>
+        </w:rPr>
+        <w:t>)</w:t>
+      </w:r>
+    </w:p>
+    <w:p>
+      <w:pPr>
+        <w:shd w:val="clear" w:color="auto" w:fill="1F1F1F"/>
+        <w:spacing w:after="0" w:line="285" w:lineRule="atLeast"/>
+        <w:rPr>
+          <w:rFonts w:ascii="Consolas" w:eastAsia="Times New Roman" w:hAnsi="Consolas" w:cs="Times New Roman"/>
+          <w:color w:val="CCCCCC"/>
+          <w:sz w:val="21"/>
+          <w:szCs w:val="21"/>
+        </w:rPr>
+      </w:pPr>
+      <w:r>
+        <w:rPr>
+          <w:rFonts w:ascii="Consolas" w:eastAsia="Times New Roman" w:hAnsi="Consolas" w:cs="Times New Roman"/>
+          <w:color w:val="CCCCCC"/>
+          <w:sz w:val="21"/>
+          <w:szCs w:val="21"/>
+        </w:rPr>
+        <w:t>{</w:t>
+      </w:r>
+    </w:p>
+    <w:p>
+      <w:pPr>
+        <w:shd w:val="clear" w:color="auto" w:fill="1F1F1F"/>
+        <w:spacing w:after="0" w:line="285" w:lineRule="atLeast"/>
+        <w:rPr>
+          <w:rFonts w:ascii="Consolas" w:eastAsia="Times New Roman" w:hAnsi="Consolas" w:cs="Times New Roman"/>
+          <w:color w:val="CCCCCC"/>
+          <w:sz w:val="21"/>
+          <w:szCs w:val="21"/>
+        </w:rPr>
+      </w:pPr>
+      <w:r>
+        <w:rPr>
+          <w:rFonts w:ascii="Consolas" w:eastAsia="Times New Roman" w:hAnsi="Consolas" w:cs="Times New Roman"/>
+          <w:color w:val="CCCCCC"/>
+          <w:sz w:val="21"/>
+          <w:szCs w:val="21"/>
+        </w:rPr>
+        <w:t xml:space="preserve">    </w:t>
+      </w:r>
+      <w:proofErr w:type="gramStart"/>
+      <w:r>
+        <w:rPr>
+          <w:rFonts w:ascii="Consolas" w:eastAsia="Times New Roman" w:hAnsi="Consolas" w:cs="Times New Roman"/>
+          <w:color w:val="9CDCFE"/>
+          <w:sz w:val="21"/>
+          <w:szCs w:val="21"/>
+        </w:rPr>
+        <w:t>console</w:t>
+      </w:r>
+      <w:r>
+        <w:rPr>
+          <w:rFonts w:ascii="Consolas" w:eastAsia="Times New Roman" w:hAnsi="Consolas" w:cs="Times New Roman"/>
+          <w:color w:val="CCCCCC"/>
+          <w:sz w:val="21"/>
+          <w:szCs w:val="21"/>
+        </w:rPr>
+        <w:t>.</w:t>
+      </w:r>
+      <w:r>
+        <w:rPr>
+          <w:rFonts w:ascii="Consolas" w:eastAsia="Times New Roman" w:hAnsi="Consolas" w:cs="Times New Roman"/>
+          <w:color w:val="DCDCAA"/>
+          <w:sz w:val="21"/>
+          <w:szCs w:val="21"/>
+        </w:rPr>
+        <w:t>log</w:t>
+      </w:r>
+      <w:r>
+        <w:rPr>
+          <w:rFonts w:ascii="Consolas" w:eastAsia="Times New Roman" w:hAnsi="Consolas" w:cs="Times New Roman"/>
+          <w:color w:val="CCCCCC"/>
+          <w:sz w:val="21"/>
+          <w:szCs w:val="21"/>
+        </w:rPr>
+        <w:t>(</w:t>
+      </w:r>
+      <w:proofErr w:type="gramEnd"/>
+      <w:r>
+        <w:rPr>
+          <w:rFonts w:ascii="Consolas" w:eastAsia="Times New Roman" w:hAnsi="Consolas" w:cs="Times New Roman"/>
+          <w:color w:val="CE9178"/>
+          <w:sz w:val="21"/>
+          <w:szCs w:val="21"/>
+        </w:rPr>
+        <w:t xml:space="preserve">"%c </w:t>
+      </w:r>
+      <w:proofErr w:type="spellStart"/>
+      <w:r>
+        <w:rPr>
+          <w:rFonts w:ascii="Consolas" w:eastAsia="Times New Roman" w:hAnsi="Consolas" w:cs="Times New Roman"/>
+          <w:color w:val="CE9178"/>
+          <w:sz w:val="21"/>
+          <w:szCs w:val="21"/>
+        </w:rPr>
+        <w:t>bookNames</w:t>
+      </w:r>
+      <w:proofErr w:type="spellEnd"/>
+      <w:r>
+        <w:rPr>
+          <w:rFonts w:ascii="Consolas" w:eastAsia="Times New Roman" w:hAnsi="Consolas" w:cs="Times New Roman"/>
+          <w:color w:val="CE9178"/>
+          <w:sz w:val="21"/>
+          <w:szCs w:val="21"/>
+        </w:rPr>
+        <w:t>"</w:t>
+      </w:r>
+      <w:r>
+        <w:rPr>
+          <w:rFonts w:ascii="Consolas" w:eastAsia="Times New Roman" w:hAnsi="Consolas" w:cs="Times New Roman"/>
+          <w:color w:val="CCCCCC"/>
+          <w:sz w:val="21"/>
+          <w:szCs w:val="21"/>
+        </w:rPr>
+        <w:t xml:space="preserve">, </w:t>
+      </w:r>
+      <w:r>
+        <w:rPr>
+          <w:rFonts w:ascii="Consolas" w:eastAsia="Times New Roman" w:hAnsi="Consolas" w:cs="Times New Roman"/>
+          <w:color w:val="CE9178"/>
+          <w:sz w:val="21"/>
+          <w:szCs w:val="21"/>
+        </w:rPr>
+        <w:t>"</w:t>
+      </w:r>
+      <w:proofErr w:type="spellStart"/>
+      <w:r>
+        <w:rPr>
+          <w:rFonts w:ascii="Consolas" w:eastAsia="Times New Roman" w:hAnsi="Consolas" w:cs="Times New Roman"/>
+          <w:color w:val="CE9178"/>
+          <w:sz w:val="21"/>
+          <w:szCs w:val="21"/>
+        </w:rPr>
+        <w:t>color:blue</w:t>
+      </w:r>
+      <w:proofErr w:type="spellEnd"/>
+      <w:r>
+        <w:rPr>
+          <w:rFonts w:ascii="Consolas" w:eastAsia="Times New Roman" w:hAnsi="Consolas" w:cs="Times New Roman"/>
+          <w:color w:val="CE9178"/>
+          <w:sz w:val="21"/>
+          <w:szCs w:val="21"/>
+        </w:rPr>
+        <w:t>"</w:t>
+      </w:r>
+      <w:r>
+        <w:rPr>
+          <w:rFonts w:ascii="Consolas" w:eastAsia="Times New Roman" w:hAnsi="Consolas" w:cs="Times New Roman"/>
+          <w:color w:val="CCCCCC"/>
+          <w:sz w:val="21"/>
+          <w:szCs w:val="21"/>
+        </w:rPr>
+        <w:t>);</w:t>
+      </w:r>
+    </w:p>
+    <w:p>
+      <w:pPr>
+        <w:shd w:val="clear" w:color="auto" w:fill="1F1F1F"/>
+        <w:spacing w:after="0" w:line="285" w:lineRule="atLeast"/>
+        <w:rPr>
+          <w:rFonts w:ascii="Consolas" w:eastAsia="Times New Roman" w:hAnsi="Consolas" w:cs="Times New Roman"/>
+          <w:color w:val="CCCCCC"/>
+          <w:sz w:val="21"/>
+          <w:szCs w:val="21"/>
+        </w:rPr>
+      </w:pPr>
+      <w:r>
+        <w:rPr>
+          <w:rFonts w:ascii="Consolas" w:eastAsia="Times New Roman" w:hAnsi="Consolas" w:cs="Times New Roman"/>
+          <w:color w:val="CCCCCC"/>
+          <w:sz w:val="21"/>
+          <w:szCs w:val="21"/>
+        </w:rPr>
+        <w:t xml:space="preserve">    </w:t>
+      </w:r>
+      <w:proofErr w:type="gramStart"/>
+      <w:r>
+        <w:rPr>
+          <w:rFonts w:ascii="Consolas" w:eastAsia="Times New Roman" w:hAnsi="Consolas" w:cs="Times New Roman"/>
+          <w:color w:val="9CDCFE"/>
+          <w:sz w:val="21"/>
+          <w:szCs w:val="21"/>
+        </w:rPr>
+        <w:t>console</w:t>
+      </w:r>
+      <w:r>
+        <w:rPr>
+          <w:rFonts w:ascii="Consolas" w:eastAsia="Times New Roman" w:hAnsi="Consolas" w:cs="Times New Roman"/>
+          <w:color w:val="CCCCCC"/>
+          <w:sz w:val="21"/>
+          <w:szCs w:val="21"/>
+        </w:rPr>
+        <w:t>.</w:t>
+      </w:r>
+      <w:r>
+        <w:rPr>
+          <w:rFonts w:ascii="Consolas" w:eastAsia="Times New Roman" w:hAnsi="Consolas" w:cs="Times New Roman"/>
+          <w:color w:val="DCDCAA"/>
+          <w:sz w:val="21"/>
+          <w:szCs w:val="21"/>
+        </w:rPr>
+        <w:t>log</w:t>
+      </w:r>
+      <w:r>
+        <w:rPr>
+          <w:rFonts w:ascii="Consolas" w:eastAsia="Times New Roman" w:hAnsi="Consolas" w:cs="Times New Roman"/>
+          <w:color w:val="CCCCCC"/>
+          <w:sz w:val="21"/>
+          <w:szCs w:val="21"/>
+        </w:rPr>
+        <w:t xml:space="preserve">( </w:t>
+      </w:r>
+      <w:r>
+        <w:rPr>
+          <w:rFonts w:ascii="Consolas" w:eastAsia="Times New Roman" w:hAnsi="Consolas" w:cs="Times New Roman"/>
+          <w:color w:val="CE9178"/>
+          <w:sz w:val="21"/>
+          <w:szCs w:val="21"/>
+        </w:rPr>
+        <w:t>"</w:t>
+      </w:r>
+      <w:proofErr w:type="gramEnd"/>
+      <w:r>
+        <w:rPr>
+          <w:rFonts w:ascii="Consolas" w:eastAsia="Times New Roman" w:hAnsi="Consolas" w:cs="Times New Roman"/>
+          <w:color w:val="CE9178"/>
+          <w:sz w:val="21"/>
+          <w:szCs w:val="21"/>
+        </w:rPr>
+        <w:t>%c        "</w:t>
+      </w:r>
+      <w:r>
+        <w:rPr>
+          <w:rFonts w:ascii="Consolas" w:eastAsia="Times New Roman" w:hAnsi="Consolas" w:cs="Times New Roman"/>
+          <w:color w:val="CCCCCC"/>
+          <w:sz w:val="21"/>
+          <w:szCs w:val="21"/>
+        </w:rPr>
+        <w:t xml:space="preserve"> ,</w:t>
+      </w:r>
+      <w:r>
+        <w:rPr>
+          <w:rFonts w:ascii="Consolas" w:eastAsia="Times New Roman" w:hAnsi="Consolas" w:cs="Times New Roman"/>
+          <w:color w:val="CE9178"/>
+          <w:sz w:val="21"/>
+          <w:szCs w:val="21"/>
+        </w:rPr>
+        <w:t>"</w:t>
+      </w:r>
+      <w:proofErr w:type="spellStart"/>
+      <w:r>
+        <w:rPr>
+          <w:rFonts w:ascii="Consolas" w:eastAsia="Times New Roman" w:hAnsi="Consolas" w:cs="Times New Roman"/>
+          <w:color w:val="CE9178"/>
+          <w:sz w:val="21"/>
+          <w:szCs w:val="21"/>
+        </w:rPr>
+        <w:t>background-color:red</w:t>
+      </w:r>
+      <w:proofErr w:type="spellEnd"/>
+      <w:r>
+        <w:rPr>
+          <w:rFonts w:ascii="Consolas" w:eastAsia="Times New Roman" w:hAnsi="Consolas" w:cs="Times New Roman"/>
+          <w:color w:val="CE9178"/>
+          <w:sz w:val="21"/>
+          <w:szCs w:val="21"/>
+        </w:rPr>
+        <w:t>"</w:t>
+      </w:r>
+      <w:r>
+        <w:rPr>
+          <w:rFonts w:ascii="Consolas" w:eastAsia="Times New Roman" w:hAnsi="Consolas" w:cs="Times New Roman"/>
+          <w:color w:val="CCCCCC"/>
+          <w:sz w:val="21"/>
+          <w:szCs w:val="21"/>
+        </w:rPr>
+        <w:t>)</w:t>
+      </w:r>
+    </w:p>
+    <w:p>
+      <w:pPr>
+        <w:shd w:val="clear" w:color="auto" w:fill="1F1F1F"/>
+        <w:spacing w:after="0" w:line="285" w:lineRule="atLeast"/>
+        <w:rPr>
+          <w:rFonts w:ascii="Consolas" w:eastAsia="Times New Roman" w:hAnsi="Consolas" w:cs="Times New Roman"/>
+          <w:color w:val="CCCCCC"/>
+          <w:sz w:val="21"/>
+          <w:szCs w:val="21"/>
+        </w:rPr>
+      </w:pPr>
+      <w:r>
+        <w:rPr>
+          <w:rFonts w:ascii="Consolas" w:eastAsia="Times New Roman" w:hAnsi="Consolas" w:cs="Times New Roman"/>
+          <w:color w:val="CCCCCC"/>
+          <w:sz w:val="21"/>
+          <w:szCs w:val="21"/>
+        </w:rPr>
+        <w:t>}</w:t>
+      </w:r>
+    </w:p>
+    <w:p>
+      <w:pPr>
+        <w:shd w:val="clear" w:color="auto" w:fill="1F1F1F"/>
+        <w:spacing w:after="0" w:line="285" w:lineRule="atLeast"/>
+        <w:rPr>
+          <w:rFonts w:ascii="Consolas" w:eastAsia="Times New Roman" w:hAnsi="Consolas" w:cs="Times New Roman"/>
+          <w:color w:val="CCCCCC"/>
+          <w:sz w:val="21"/>
+          <w:szCs w:val="21"/>
+        </w:rPr>
+      </w:pPr>
+      <w:proofErr w:type="spellStart"/>
+      <w:proofErr w:type="gramStart"/>
+      <w:r>
+        <w:rPr>
+          <w:rFonts w:ascii="Consolas" w:eastAsia="Times New Roman" w:hAnsi="Consolas" w:cs="Times New Roman"/>
+          <w:color w:val="DCDCAA"/>
+          <w:sz w:val="21"/>
+          <w:szCs w:val="21"/>
+        </w:rPr>
+        <w:t>redcolor</w:t>
+      </w:r>
+      <w:proofErr w:type="spellEnd"/>
+      <w:r>
+        <w:rPr>
+          <w:rFonts w:ascii="Consolas" w:eastAsia="Times New Roman" w:hAnsi="Consolas" w:cs="Times New Roman"/>
+          <w:color w:val="CCCCCC"/>
+          <w:sz w:val="21"/>
+          <w:szCs w:val="21"/>
+        </w:rPr>
+        <w:t>(</w:t>
+      </w:r>
+      <w:proofErr w:type="gramEnd"/>
+      <w:r>
+        <w:rPr>
+          <w:rFonts w:ascii="Consolas" w:eastAsia="Times New Roman" w:hAnsi="Consolas" w:cs="Times New Roman"/>
+          <w:color w:val="CCCCCC"/>
+          <w:sz w:val="21"/>
+          <w:szCs w:val="21"/>
+        </w:rPr>
+        <w:t>)</w:t>
+      </w:r>
+    </w:p>
+    <w:p>
+      <w:pPr>
+        <w:shd w:val="clear" w:color="auto" w:fill="1F1F1F"/>
+        <w:spacing w:after="0" w:line="285" w:lineRule="atLeast"/>
+        <w:rPr>
+          <w:rFonts w:ascii="Consolas" w:eastAsia="Times New Roman" w:hAnsi="Consolas" w:cs="Times New Roman"/>
+          <w:color w:val="CCCCCC"/>
+          <w:sz w:val="21"/>
+          <w:szCs w:val="21"/>
+        </w:rPr>
+      </w:pPr>
+      <w:r>
+        <w:rPr>
+          <w:rFonts w:ascii="Consolas" w:eastAsia="Times New Roman" w:hAnsi="Consolas" w:cs="Times New Roman"/>
+          <w:color w:val="569CD6"/>
+          <w:sz w:val="21"/>
+          <w:szCs w:val="21"/>
+        </w:rPr>
+        <w:t>function</w:t>
+      </w:r>
+      <w:r>
+        <w:rPr>
+          <w:rFonts w:ascii="Consolas" w:eastAsia="Times New Roman" w:hAnsi="Consolas" w:cs="Times New Roman"/>
+          <w:color w:val="CCCCCC"/>
+          <w:sz w:val="21"/>
+          <w:szCs w:val="21"/>
+        </w:rPr>
+        <w:t xml:space="preserve"> </w:t>
+      </w:r>
+      <w:proofErr w:type="spellStart"/>
+      <w:proofErr w:type="gramStart"/>
+      <w:r>
+        <w:rPr>
+          <w:rFonts w:ascii="Consolas" w:eastAsia="Times New Roman" w:hAnsi="Consolas" w:cs="Times New Roman"/>
+          <w:color w:val="DCDCAA"/>
+          <w:sz w:val="21"/>
+          <w:szCs w:val="21"/>
+        </w:rPr>
+        <w:t>blackcolor</w:t>
+      </w:r>
+      <w:proofErr w:type="spellEnd"/>
+      <w:r>
+        <w:rPr>
+          <w:rFonts w:ascii="Consolas" w:eastAsia="Times New Roman" w:hAnsi="Consolas" w:cs="Times New Roman"/>
+          <w:color w:val="CCCCCC"/>
+          <w:sz w:val="21"/>
+          <w:szCs w:val="21"/>
+        </w:rPr>
+        <w:t>(</w:t>
+      </w:r>
+      <w:proofErr w:type="gramEnd"/>
+      <w:r>
+        <w:rPr>
+          <w:rFonts w:ascii="Consolas" w:eastAsia="Times New Roman" w:hAnsi="Consolas" w:cs="Times New Roman"/>
+          <w:color w:val="CCCCCC"/>
+          <w:sz w:val="21"/>
+          <w:szCs w:val="21"/>
+        </w:rPr>
+        <w:t>)</w:t>
+      </w:r>
+    </w:p>
+    <w:p>
+      <w:pPr>
+        <w:shd w:val="clear" w:color="auto" w:fill="1F1F1F"/>
+        <w:spacing w:after="0" w:line="285" w:lineRule="atLeast"/>
+        <w:rPr>
+          <w:rFonts w:ascii="Consolas" w:eastAsia="Times New Roman" w:hAnsi="Consolas" w:cs="Times New Roman"/>
+          <w:color w:val="CCCCCC"/>
+          <w:sz w:val="21"/>
+          <w:szCs w:val="21"/>
+        </w:rPr>
+      </w:pPr>
+      <w:r>
+        <w:rPr>
+          <w:rFonts w:ascii="Consolas" w:eastAsia="Times New Roman" w:hAnsi="Consolas" w:cs="Times New Roman"/>
+          <w:color w:val="CCCCCC"/>
+          <w:sz w:val="21"/>
+          <w:szCs w:val="21"/>
+        </w:rPr>
+        <w:t>{</w:t>
+      </w:r>
+    </w:p>
+    <w:p>
+      <w:pPr>
+        <w:shd w:val="clear" w:color="auto" w:fill="1F1F1F"/>
+        <w:spacing w:after="0" w:line="285" w:lineRule="atLeast"/>
+        <w:rPr>
+          <w:rFonts w:ascii="Consolas" w:eastAsia="Times New Roman" w:hAnsi="Consolas" w:cs="Times New Roman"/>
+          <w:color w:val="CCCCCC"/>
+          <w:sz w:val="21"/>
+          <w:szCs w:val="21"/>
+        </w:rPr>
+      </w:pPr>
+      <w:r>
+        <w:rPr>
+          <w:rFonts w:ascii="Consolas" w:eastAsia="Times New Roman" w:hAnsi="Consolas" w:cs="Times New Roman"/>
+          <w:color w:val="CCCCCC"/>
+          <w:sz w:val="21"/>
+          <w:szCs w:val="21"/>
+        </w:rPr>
+        <w:t xml:space="preserve">    </w:t>
+      </w:r>
+      <w:proofErr w:type="gramStart"/>
+      <w:r>
+        <w:rPr>
+          <w:rFonts w:ascii="Consolas" w:eastAsia="Times New Roman" w:hAnsi="Consolas" w:cs="Times New Roman"/>
+          <w:color w:val="9CDCFE"/>
+          <w:sz w:val="21"/>
+          <w:szCs w:val="21"/>
+        </w:rPr>
+        <w:t>console</w:t>
+      </w:r>
+      <w:r>
+        <w:rPr>
+          <w:rFonts w:ascii="Consolas" w:eastAsia="Times New Roman" w:hAnsi="Consolas" w:cs="Times New Roman"/>
+          <w:color w:val="CCCCCC"/>
+          <w:sz w:val="21"/>
+          <w:szCs w:val="21"/>
+        </w:rPr>
+        <w:t>.</w:t>
+      </w:r>
+      <w:r>
+        <w:rPr>
+          <w:rFonts w:ascii="Consolas" w:eastAsia="Times New Roman" w:hAnsi="Consolas" w:cs="Times New Roman"/>
+          <w:color w:val="DCDCAA"/>
+          <w:sz w:val="21"/>
+          <w:szCs w:val="21"/>
+        </w:rPr>
+        <w:t>log</w:t>
+      </w:r>
+      <w:r>
+        <w:rPr>
+          <w:rFonts w:ascii="Consolas" w:eastAsia="Times New Roman" w:hAnsi="Consolas" w:cs="Times New Roman"/>
+          <w:color w:val="CCCCCC"/>
+          <w:sz w:val="21"/>
+          <w:szCs w:val="21"/>
+        </w:rPr>
+        <w:t>(</w:t>
+      </w:r>
+      <w:proofErr w:type="gramEnd"/>
+      <w:r>
+        <w:rPr>
+          <w:rFonts w:ascii="Consolas" w:eastAsia="Times New Roman" w:hAnsi="Consolas" w:cs="Times New Roman"/>
+          <w:color w:val="CE9178"/>
+          <w:sz w:val="21"/>
+          <w:szCs w:val="21"/>
+        </w:rPr>
+        <w:t xml:space="preserve">"%c </w:t>
+      </w:r>
+      <w:proofErr w:type="spellStart"/>
+      <w:r>
+        <w:rPr>
+          <w:rFonts w:ascii="Consolas" w:eastAsia="Times New Roman" w:hAnsi="Consolas" w:cs="Times New Roman"/>
+          <w:color w:val="CE9178"/>
+          <w:sz w:val="21"/>
+          <w:szCs w:val="21"/>
+        </w:rPr>
+        <w:t>bookNames</w:t>
+      </w:r>
+      <w:proofErr w:type="spellEnd"/>
+      <w:r>
+        <w:rPr>
+          <w:rFonts w:ascii="Consolas" w:eastAsia="Times New Roman" w:hAnsi="Consolas" w:cs="Times New Roman"/>
+          <w:color w:val="CE9178"/>
+          <w:sz w:val="21"/>
+          <w:szCs w:val="21"/>
+        </w:rPr>
+        <w:t>"</w:t>
+      </w:r>
+      <w:r>
+        <w:rPr>
+          <w:rFonts w:ascii="Consolas" w:eastAsia="Times New Roman" w:hAnsi="Consolas" w:cs="Times New Roman"/>
+          <w:color w:val="CCCCCC"/>
+          <w:sz w:val="21"/>
+          <w:szCs w:val="21"/>
+        </w:rPr>
+        <w:t xml:space="preserve">, </w:t>
+      </w:r>
+      <w:r>
+        <w:rPr>
+          <w:rFonts w:ascii="Consolas" w:eastAsia="Times New Roman" w:hAnsi="Consolas" w:cs="Times New Roman"/>
+          <w:color w:val="CE9178"/>
+          <w:sz w:val="21"/>
+          <w:szCs w:val="21"/>
+        </w:rPr>
+        <w:t>"</w:t>
+      </w:r>
+      <w:proofErr w:type="spellStart"/>
+      <w:r>
+        <w:rPr>
+          <w:rFonts w:ascii="Consolas" w:eastAsia="Times New Roman" w:hAnsi="Consolas" w:cs="Times New Roman"/>
+          <w:color w:val="CE9178"/>
+          <w:sz w:val="21"/>
+          <w:szCs w:val="21"/>
+        </w:rPr>
+        <w:t>color:black</w:t>
+      </w:r>
+      <w:proofErr w:type="spellEnd"/>
+      <w:r>
+        <w:rPr>
+          <w:rFonts w:ascii="Consolas" w:eastAsia="Times New Roman" w:hAnsi="Consolas" w:cs="Times New Roman"/>
+          <w:color w:val="CE9178"/>
+          <w:sz w:val="21"/>
+          <w:szCs w:val="21"/>
+        </w:rPr>
+        <w:t>"</w:t>
+      </w:r>
+      <w:r>
+        <w:rPr>
+          <w:rFonts w:ascii="Consolas" w:eastAsia="Times New Roman" w:hAnsi="Consolas" w:cs="Times New Roman"/>
+          <w:color w:val="CCCCCC"/>
+          <w:sz w:val="21"/>
+          <w:szCs w:val="21"/>
+        </w:rPr>
+        <w:t>);</w:t>
+      </w:r>
+    </w:p>
+    <w:p>
+      <w:pPr>
+        <w:shd w:val="clear" w:color="auto" w:fill="1F1F1F"/>
+        <w:spacing w:after="0" w:line="285" w:lineRule="atLeast"/>
+        <w:rPr>
+          <w:rFonts w:ascii="Consolas" w:eastAsia="Times New Roman" w:hAnsi="Consolas" w:cs="Times New Roman"/>
+          <w:color w:val="CCCCCC"/>
+          <w:sz w:val="21"/>
+          <w:szCs w:val="21"/>
+        </w:rPr>
+      </w:pPr>
+      <w:r>
+        <w:rPr>
+          <w:rFonts w:ascii="Consolas" w:eastAsia="Times New Roman" w:hAnsi="Consolas" w:cs="Times New Roman"/>
+          <w:color w:val="CCCCCC"/>
+          <w:sz w:val="21"/>
+          <w:szCs w:val="21"/>
+        </w:rPr>
+        <w:lastRenderedPageBreak/>
+        <w:t xml:space="preserve">    </w:t>
+      </w:r>
+      <w:proofErr w:type="gramStart"/>
+      <w:r>
+        <w:rPr>
+          <w:rFonts w:ascii="Consolas" w:eastAsia="Times New Roman" w:hAnsi="Consolas" w:cs="Times New Roman"/>
+          <w:color w:val="9CDCFE"/>
+          <w:sz w:val="21"/>
+          <w:szCs w:val="21"/>
+        </w:rPr>
+        <w:t>console</w:t>
+      </w:r>
+      <w:r>
+        <w:rPr>
+          <w:rFonts w:ascii="Consolas" w:eastAsia="Times New Roman" w:hAnsi="Consolas" w:cs="Times New Roman"/>
+          <w:color w:val="CCCCCC"/>
+          <w:sz w:val="21"/>
+          <w:szCs w:val="21"/>
+        </w:rPr>
+        <w:t>.</w:t>
+      </w:r>
+      <w:r>
+        <w:rPr>
+          <w:rFonts w:ascii="Consolas" w:eastAsia="Times New Roman" w:hAnsi="Consolas" w:cs="Times New Roman"/>
+          <w:color w:val="DCDCAA"/>
+          <w:sz w:val="21"/>
+          <w:szCs w:val="21"/>
+        </w:rPr>
+        <w:t>log</w:t>
+      </w:r>
+      <w:r>
+        <w:rPr>
+          <w:rFonts w:ascii="Consolas" w:eastAsia="Times New Roman" w:hAnsi="Consolas" w:cs="Times New Roman"/>
+          <w:color w:val="CCCCCC"/>
+          <w:sz w:val="21"/>
+          <w:szCs w:val="21"/>
+        </w:rPr>
+        <w:t xml:space="preserve">( </w:t>
+      </w:r>
+      <w:r>
+        <w:rPr>
+          <w:rFonts w:ascii="Consolas" w:eastAsia="Times New Roman" w:hAnsi="Consolas" w:cs="Times New Roman"/>
+          <w:color w:val="CE9178"/>
+          <w:sz w:val="21"/>
+          <w:szCs w:val="21"/>
+        </w:rPr>
+        <w:t>"</w:t>
+      </w:r>
+      <w:proofErr w:type="gramEnd"/>
+      <w:r>
+        <w:rPr>
+          <w:rFonts w:ascii="Consolas" w:eastAsia="Times New Roman" w:hAnsi="Consolas" w:cs="Times New Roman"/>
+          <w:color w:val="CE9178"/>
+          <w:sz w:val="21"/>
+          <w:szCs w:val="21"/>
+        </w:rPr>
+        <w:t>%c        "</w:t>
+      </w:r>
+      <w:r>
+        <w:rPr>
+          <w:rFonts w:ascii="Consolas" w:eastAsia="Times New Roman" w:hAnsi="Consolas" w:cs="Times New Roman"/>
+          <w:color w:val="CCCCCC"/>
+          <w:sz w:val="21"/>
+          <w:szCs w:val="21"/>
+        </w:rPr>
+        <w:t xml:space="preserve"> ,</w:t>
+      </w:r>
+      <w:r>
+        <w:rPr>
+          <w:rFonts w:ascii="Consolas" w:eastAsia="Times New Roman" w:hAnsi="Consolas" w:cs="Times New Roman"/>
+          <w:color w:val="CE9178"/>
+          <w:sz w:val="21"/>
+          <w:szCs w:val="21"/>
+        </w:rPr>
+        <w:t>"</w:t>
+      </w:r>
+      <w:proofErr w:type="spellStart"/>
+      <w:r>
+        <w:rPr>
+          <w:rFonts w:ascii="Consolas" w:eastAsia="Times New Roman" w:hAnsi="Consolas" w:cs="Times New Roman"/>
+          <w:color w:val="CE9178"/>
+          <w:sz w:val="21"/>
+          <w:szCs w:val="21"/>
+        </w:rPr>
+        <w:t>background-color:black</w:t>
+      </w:r>
+      <w:proofErr w:type="spellEnd"/>
+      <w:r>
+        <w:rPr>
+          <w:rFonts w:ascii="Consolas" w:eastAsia="Times New Roman" w:hAnsi="Consolas" w:cs="Times New Roman"/>
+          <w:color w:val="CE9178"/>
+          <w:sz w:val="21"/>
+          <w:szCs w:val="21"/>
+        </w:rPr>
+        <w:t>"</w:t>
+      </w:r>
+      <w:r>
+        <w:rPr>
+          <w:rFonts w:ascii="Consolas" w:eastAsia="Times New Roman" w:hAnsi="Consolas" w:cs="Times New Roman"/>
+          <w:color w:val="CCCCCC"/>
+          <w:sz w:val="21"/>
+          <w:szCs w:val="21"/>
+        </w:rPr>
+        <w:t>)</w:t>
+      </w:r>
+    </w:p>
+    <w:p>
+      <w:pPr>
+        <w:shd w:val="clear" w:color="auto" w:fill="1F1F1F"/>
+        <w:spacing w:after="0" w:line="285" w:lineRule="atLeast"/>
+        <w:rPr>
+          <w:rFonts w:ascii="Consolas" w:eastAsia="Times New Roman" w:hAnsi="Consolas" w:cs="Times New Roman"/>
+          <w:color w:val="CCCCCC"/>
+          <w:sz w:val="21"/>
+          <w:szCs w:val="21"/>
+        </w:rPr>
+      </w:pPr>
+      <w:r>
+        <w:rPr>
+          <w:rFonts w:ascii="Consolas" w:eastAsia="Times New Roman" w:hAnsi="Consolas" w:cs="Times New Roman"/>
+          <w:color w:val="CCCCCC"/>
+          <w:sz w:val="21"/>
+          <w:szCs w:val="21"/>
+        </w:rPr>
+        <w:t>}</w:t>
+      </w:r>
+    </w:p>
+    <w:p>
+      <w:pPr>
+        <w:shd w:val="clear" w:color="auto" w:fill="1F1F1F"/>
+        <w:spacing w:after="0" w:line="285" w:lineRule="atLeast"/>
+        <w:rPr>
+          <w:rFonts w:ascii="Consolas" w:eastAsia="Times New Roman" w:hAnsi="Consolas" w:cs="Times New Roman"/>
+          <w:color w:val="CCCCCC"/>
+          <w:sz w:val="21"/>
+          <w:szCs w:val="21"/>
+        </w:rPr>
+      </w:pPr>
+      <w:proofErr w:type="spellStart"/>
+      <w:proofErr w:type="gramStart"/>
+      <w:r>
+        <w:rPr>
+          <w:rFonts w:ascii="Consolas" w:eastAsia="Times New Roman" w:hAnsi="Consolas" w:cs="Times New Roman"/>
+          <w:color w:val="DCDCAA"/>
+          <w:sz w:val="21"/>
+          <w:szCs w:val="21"/>
+        </w:rPr>
+        <w:t>blackcolor</w:t>
+      </w:r>
+      <w:proofErr w:type="spellEnd"/>
+      <w:r>
+        <w:rPr>
+          <w:rFonts w:ascii="Consolas" w:eastAsia="Times New Roman" w:hAnsi="Consolas" w:cs="Times New Roman"/>
+          <w:color w:val="CCCCCC"/>
+          <w:sz w:val="21"/>
+          <w:szCs w:val="21"/>
+        </w:rPr>
+        <w:t>(</w:t>
+      </w:r>
+      <w:proofErr w:type="gramEnd"/>
+      <w:r>
+        <w:rPr>
+          <w:rFonts w:ascii="Consolas" w:eastAsia="Times New Roman" w:hAnsi="Consolas" w:cs="Times New Roman"/>
+          <w:color w:val="CCCCCC"/>
+          <w:sz w:val="21"/>
+          <w:szCs w:val="21"/>
+        </w:rPr>
+        <w:t>)</w:t>
+      </w:r>
+    </w:p>
+    <w:p>
+      <w:pPr>
+        <w:shd w:val="clear" w:color="auto" w:fill="1F1F1F"/>
+        <w:spacing w:after="0" w:line="285" w:lineRule="atLeast"/>
+        <w:rPr>
+          <w:rFonts w:ascii="Consolas" w:eastAsia="Times New Roman" w:hAnsi="Consolas" w:cs="Times New Roman"/>
+          <w:color w:val="CCCCCC"/>
+          <w:sz w:val="21"/>
+          <w:szCs w:val="21"/>
+        </w:rPr>
+      </w:pPr>
+      <w:r>
+        <w:rPr>
+          <w:rFonts w:ascii="Consolas" w:eastAsia="Times New Roman" w:hAnsi="Consolas" w:cs="Times New Roman"/>
+          <w:color w:val="569CD6"/>
+          <w:sz w:val="21"/>
+          <w:szCs w:val="21"/>
+        </w:rPr>
+        <w:t>function</w:t>
+      </w:r>
+      <w:r>
+        <w:rPr>
+          <w:rFonts w:ascii="Consolas" w:eastAsia="Times New Roman" w:hAnsi="Consolas" w:cs="Times New Roman"/>
+          <w:color w:val="CCCCCC"/>
+          <w:sz w:val="21"/>
+          <w:szCs w:val="21"/>
+        </w:rPr>
+        <w:t xml:space="preserve"> </w:t>
+      </w:r>
+      <w:proofErr w:type="spellStart"/>
+      <w:proofErr w:type="gramStart"/>
+      <w:r>
+        <w:rPr>
+          <w:rFonts w:ascii="Consolas" w:eastAsia="Times New Roman" w:hAnsi="Consolas" w:cs="Times New Roman"/>
+          <w:color w:val="DCDCAA"/>
+          <w:sz w:val="21"/>
+          <w:szCs w:val="21"/>
+        </w:rPr>
+        <w:t>orangecolor</w:t>
+      </w:r>
+      <w:proofErr w:type="spellEnd"/>
+      <w:r>
+        <w:rPr>
+          <w:rFonts w:ascii="Consolas" w:eastAsia="Times New Roman" w:hAnsi="Consolas" w:cs="Times New Roman"/>
+          <w:color w:val="CCCCCC"/>
+          <w:sz w:val="21"/>
+          <w:szCs w:val="21"/>
+        </w:rPr>
+        <w:t>(</w:t>
+      </w:r>
+      <w:proofErr w:type="gramEnd"/>
+      <w:r>
+        <w:rPr>
+          <w:rFonts w:ascii="Consolas" w:eastAsia="Times New Roman" w:hAnsi="Consolas" w:cs="Times New Roman"/>
+          <w:color w:val="CCCCCC"/>
+          <w:sz w:val="21"/>
+          <w:szCs w:val="21"/>
+        </w:rPr>
+        <w:t>)</w:t>
+      </w:r>
+    </w:p>
+    <w:p>
+      <w:pPr>
+        <w:shd w:val="clear" w:color="auto" w:fill="1F1F1F"/>
+        <w:spacing w:after="0" w:line="285" w:lineRule="atLeast"/>
+        <w:rPr>
+          <w:rFonts w:ascii="Consolas" w:eastAsia="Times New Roman" w:hAnsi="Consolas" w:cs="Times New Roman"/>
+          <w:color w:val="CCCCCC"/>
+          <w:sz w:val="21"/>
+          <w:szCs w:val="21"/>
+        </w:rPr>
+      </w:pPr>
+      <w:r>
+        <w:rPr>
+          <w:rFonts w:ascii="Consolas" w:eastAsia="Times New Roman" w:hAnsi="Consolas" w:cs="Times New Roman"/>
+          <w:color w:val="CCCCCC"/>
+          <w:sz w:val="21"/>
+          <w:szCs w:val="21"/>
+        </w:rPr>
+        <w:t>{</w:t>
+      </w:r>
+    </w:p>
+    <w:p>
+      <w:pPr>
+        <w:shd w:val="clear" w:color="auto" w:fill="1F1F1F"/>
+        <w:spacing w:after="0" w:line="285" w:lineRule="atLeast"/>
+        <w:rPr>
+          <w:rFonts w:ascii="Consolas" w:eastAsia="Times New Roman" w:hAnsi="Consolas" w:cs="Times New Roman"/>
+          <w:color w:val="CCCCCC"/>
+          <w:sz w:val="21"/>
+          <w:szCs w:val="21"/>
+        </w:rPr>
+      </w:pPr>
+      <w:r>
+        <w:rPr>
+          <w:rFonts w:ascii="Consolas" w:eastAsia="Times New Roman" w:hAnsi="Consolas" w:cs="Times New Roman"/>
+          <w:color w:val="CCCCCC"/>
+          <w:sz w:val="21"/>
+          <w:szCs w:val="21"/>
+        </w:rPr>
+        <w:t xml:space="preserve">    </w:t>
+      </w:r>
+      <w:proofErr w:type="gramStart"/>
+      <w:r>
+        <w:rPr>
+          <w:rFonts w:ascii="Consolas" w:eastAsia="Times New Roman" w:hAnsi="Consolas" w:cs="Times New Roman"/>
+          <w:color w:val="9CDCFE"/>
+          <w:sz w:val="21"/>
+          <w:szCs w:val="21"/>
+        </w:rPr>
+        <w:t>console</w:t>
+      </w:r>
+      <w:r>
+        <w:rPr>
+          <w:rFonts w:ascii="Consolas" w:eastAsia="Times New Roman" w:hAnsi="Consolas" w:cs="Times New Roman"/>
+          <w:color w:val="CCCCCC"/>
+          <w:sz w:val="21"/>
+          <w:szCs w:val="21"/>
+        </w:rPr>
+        <w:t>.</w:t>
+      </w:r>
+      <w:r>
+        <w:rPr>
+          <w:rFonts w:ascii="Consolas" w:eastAsia="Times New Roman" w:hAnsi="Consolas" w:cs="Times New Roman"/>
+          <w:color w:val="DCDCAA"/>
+          <w:sz w:val="21"/>
+          <w:szCs w:val="21"/>
+        </w:rPr>
+        <w:t>log</w:t>
+      </w:r>
+      <w:r>
+        <w:rPr>
+          <w:rFonts w:ascii="Consolas" w:eastAsia="Times New Roman" w:hAnsi="Consolas" w:cs="Times New Roman"/>
+          <w:color w:val="CCCCCC"/>
+          <w:sz w:val="21"/>
+          <w:szCs w:val="21"/>
+        </w:rPr>
+        <w:t>(</w:t>
+      </w:r>
+      <w:proofErr w:type="gramEnd"/>
+      <w:r>
+        <w:rPr>
+          <w:rFonts w:ascii="Consolas" w:eastAsia="Times New Roman" w:hAnsi="Consolas" w:cs="Times New Roman"/>
+          <w:color w:val="CE9178"/>
+          <w:sz w:val="21"/>
+          <w:szCs w:val="21"/>
+        </w:rPr>
+        <w:t xml:space="preserve">"%c </w:t>
+      </w:r>
+      <w:proofErr w:type="spellStart"/>
+      <w:r>
+        <w:rPr>
+          <w:rFonts w:ascii="Consolas" w:eastAsia="Times New Roman" w:hAnsi="Consolas" w:cs="Times New Roman"/>
+          <w:color w:val="CE9178"/>
+          <w:sz w:val="21"/>
+          <w:szCs w:val="21"/>
+        </w:rPr>
+        <w:t>bookNames</w:t>
+      </w:r>
+      <w:proofErr w:type="spellEnd"/>
+      <w:r>
+        <w:rPr>
+          <w:rFonts w:ascii="Consolas" w:eastAsia="Times New Roman" w:hAnsi="Consolas" w:cs="Times New Roman"/>
+          <w:color w:val="CE9178"/>
+          <w:sz w:val="21"/>
+          <w:szCs w:val="21"/>
+        </w:rPr>
+        <w:t>"</w:t>
+      </w:r>
+      <w:r>
+        <w:rPr>
+          <w:rFonts w:ascii="Consolas" w:eastAsia="Times New Roman" w:hAnsi="Consolas" w:cs="Times New Roman"/>
+          <w:color w:val="CCCCCC"/>
+          <w:sz w:val="21"/>
+          <w:szCs w:val="21"/>
+        </w:rPr>
+        <w:t xml:space="preserve">, </w:t>
+      </w:r>
+      <w:r>
+        <w:rPr>
+          <w:rFonts w:ascii="Consolas" w:eastAsia="Times New Roman" w:hAnsi="Consolas" w:cs="Times New Roman"/>
+          <w:color w:val="CE9178"/>
+          <w:sz w:val="21"/>
+          <w:szCs w:val="21"/>
+        </w:rPr>
+        <w:t>"</w:t>
+      </w:r>
+      <w:proofErr w:type="spellStart"/>
+      <w:r>
+        <w:rPr>
+          <w:rFonts w:ascii="Consolas" w:eastAsia="Times New Roman" w:hAnsi="Consolas" w:cs="Times New Roman"/>
+          <w:color w:val="CE9178"/>
+          <w:sz w:val="21"/>
+          <w:szCs w:val="21"/>
+        </w:rPr>
+        <w:t>color:orange</w:t>
+      </w:r>
+      <w:proofErr w:type="spellEnd"/>
+      <w:r>
+        <w:rPr>
+          <w:rFonts w:ascii="Consolas" w:eastAsia="Times New Roman" w:hAnsi="Consolas" w:cs="Times New Roman"/>
+          <w:color w:val="CE9178"/>
+          <w:sz w:val="21"/>
+          <w:szCs w:val="21"/>
+        </w:rPr>
+        <w:t>"</w:t>
+      </w:r>
+      <w:r>
+        <w:rPr>
+          <w:rFonts w:ascii="Consolas" w:eastAsia="Times New Roman" w:hAnsi="Consolas" w:cs="Times New Roman"/>
+          <w:color w:val="CCCCCC"/>
+          <w:sz w:val="21"/>
+          <w:szCs w:val="21"/>
+        </w:rPr>
+        <w:t>);</w:t>
+      </w:r>
+    </w:p>
+    <w:p>
+      <w:pPr>
+        <w:shd w:val="clear" w:color="auto" w:fill="1F1F1F"/>
+        <w:spacing w:after="0" w:line="285" w:lineRule="atLeast"/>
+        <w:rPr>
+          <w:rFonts w:ascii="Consolas" w:eastAsia="Times New Roman" w:hAnsi="Consolas" w:cs="Times New Roman"/>
+          <w:color w:val="CCCCCC"/>
+          <w:sz w:val="21"/>
+          <w:szCs w:val="21"/>
+        </w:rPr>
+      </w:pPr>
+      <w:r>
+        <w:rPr>
+          <w:rFonts w:ascii="Consolas" w:eastAsia="Times New Roman" w:hAnsi="Consolas" w:cs="Times New Roman"/>
+          <w:color w:val="CCCCCC"/>
+          <w:sz w:val="21"/>
+          <w:szCs w:val="21"/>
+        </w:rPr>
+        <w:t xml:space="preserve">    </w:t>
+      </w:r>
+      <w:proofErr w:type="gramStart"/>
+      <w:r>
+        <w:rPr>
+          <w:rFonts w:ascii="Consolas" w:eastAsia="Times New Roman" w:hAnsi="Consolas" w:cs="Times New Roman"/>
+          <w:color w:val="9CDCFE"/>
+          <w:sz w:val="21"/>
+          <w:szCs w:val="21"/>
+        </w:rPr>
+        <w:t>console</w:t>
+      </w:r>
+      <w:r>
+        <w:rPr>
+          <w:rFonts w:ascii="Consolas" w:eastAsia="Times New Roman" w:hAnsi="Consolas" w:cs="Times New Roman"/>
+          <w:color w:val="CCCCCC"/>
+          <w:sz w:val="21"/>
+          <w:szCs w:val="21"/>
+        </w:rPr>
+        <w:t>.</w:t>
+      </w:r>
+      <w:r>
+        <w:rPr>
+          <w:rFonts w:ascii="Consolas" w:eastAsia="Times New Roman" w:hAnsi="Consolas" w:cs="Times New Roman"/>
+          <w:color w:val="DCDCAA"/>
+          <w:sz w:val="21"/>
+          <w:szCs w:val="21"/>
+        </w:rPr>
+        <w:t>log</w:t>
+      </w:r>
+      <w:r>
+        <w:rPr>
+          <w:rFonts w:ascii="Consolas" w:eastAsia="Times New Roman" w:hAnsi="Consolas" w:cs="Times New Roman"/>
+          <w:color w:val="CCCCCC"/>
+          <w:sz w:val="21"/>
+          <w:szCs w:val="21"/>
+        </w:rPr>
+        <w:t xml:space="preserve">( </w:t>
+      </w:r>
+      <w:r>
+        <w:rPr>
+          <w:rFonts w:ascii="Consolas" w:eastAsia="Times New Roman" w:hAnsi="Consolas" w:cs="Times New Roman"/>
+          <w:color w:val="CE9178"/>
+          <w:sz w:val="21"/>
+          <w:szCs w:val="21"/>
+        </w:rPr>
+        <w:t>"</w:t>
+      </w:r>
+      <w:proofErr w:type="gramEnd"/>
+      <w:r>
+        <w:rPr>
+          <w:rFonts w:ascii="Consolas" w:eastAsia="Times New Roman" w:hAnsi="Consolas" w:cs="Times New Roman"/>
+          <w:color w:val="CE9178"/>
+          <w:sz w:val="21"/>
+          <w:szCs w:val="21"/>
+        </w:rPr>
+        <w:t>%c        "</w:t>
+      </w:r>
+      <w:r>
+        <w:rPr>
+          <w:rFonts w:ascii="Consolas" w:eastAsia="Times New Roman" w:hAnsi="Consolas" w:cs="Times New Roman"/>
+          <w:color w:val="CCCCCC"/>
+          <w:sz w:val="21"/>
+          <w:szCs w:val="21"/>
+        </w:rPr>
+        <w:t xml:space="preserve"> ,</w:t>
+      </w:r>
+      <w:r>
+        <w:rPr>
+          <w:rFonts w:ascii="Consolas" w:eastAsia="Times New Roman" w:hAnsi="Consolas" w:cs="Times New Roman"/>
+          <w:color w:val="CE9178"/>
+          <w:sz w:val="21"/>
+          <w:szCs w:val="21"/>
+        </w:rPr>
+        <w:t>"</w:t>
+      </w:r>
+      <w:proofErr w:type="spellStart"/>
+      <w:r>
+        <w:rPr>
+          <w:rFonts w:ascii="Consolas" w:eastAsia="Times New Roman" w:hAnsi="Consolas" w:cs="Times New Roman"/>
+          <w:color w:val="CE9178"/>
+          <w:sz w:val="21"/>
+          <w:szCs w:val="21"/>
+        </w:rPr>
+        <w:t>background-color:orange</w:t>
+      </w:r>
+      <w:proofErr w:type="spellEnd"/>
+      <w:r>
+        <w:rPr>
+          <w:rFonts w:ascii="Consolas" w:eastAsia="Times New Roman" w:hAnsi="Consolas" w:cs="Times New Roman"/>
+          <w:color w:val="CE9178"/>
+          <w:sz w:val="21"/>
+          <w:szCs w:val="21"/>
+        </w:rPr>
+        <w:t>"</w:t>
+      </w:r>
+      <w:r>
+        <w:rPr>
+          <w:rFonts w:ascii="Consolas" w:eastAsia="Times New Roman" w:hAnsi="Consolas" w:cs="Times New Roman"/>
+          <w:color w:val="CCCCCC"/>
+          <w:sz w:val="21"/>
+          <w:szCs w:val="21"/>
+        </w:rPr>
+        <w:t>)</w:t>
+      </w:r>
+    </w:p>
+    <w:p>
+      <w:pPr>
+        <w:shd w:val="clear" w:color="auto" w:fill="1F1F1F"/>
+        <w:spacing w:after="0" w:line="285" w:lineRule="atLeast"/>
+        <w:rPr>
+          <w:rFonts w:ascii="Consolas" w:eastAsia="Times New Roman" w:hAnsi="Consolas" w:cs="Times New Roman"/>
+          <w:color w:val="CCCCCC"/>
+          <w:sz w:val="21"/>
+          <w:szCs w:val="21"/>
+        </w:rPr>
+      </w:pPr>
+      <w:r>
+        <w:rPr>
+          <w:rFonts w:ascii="Consolas" w:eastAsia="Times New Roman" w:hAnsi="Consolas" w:cs="Times New Roman"/>
+          <w:color w:val="CCCCCC"/>
+          <w:sz w:val="21"/>
+          <w:szCs w:val="21"/>
+        </w:rPr>
+        <w:t>}</w:t>
+      </w:r>
+    </w:p>
+    <w:p>
+      <w:pPr>
+        <w:shd w:val="clear" w:color="auto" w:fill="1F1F1F"/>
+        <w:spacing w:after="0" w:line="285" w:lineRule="atLeast"/>
+        <w:rPr>
+          <w:rFonts w:ascii="Consolas" w:eastAsia="Times New Roman" w:hAnsi="Consolas" w:cs="Times New Roman"/>
+          <w:color w:val="CCCCCC"/>
+          <w:sz w:val="21"/>
+          <w:szCs w:val="21"/>
+        </w:rPr>
+      </w:pPr>
+      <w:proofErr w:type="spellStart"/>
+      <w:proofErr w:type="gramStart"/>
+      <w:r>
+        <w:rPr>
+          <w:rFonts w:ascii="Consolas" w:eastAsia="Times New Roman" w:hAnsi="Consolas" w:cs="Times New Roman"/>
+          <w:color w:val="DCDCAA"/>
+          <w:sz w:val="21"/>
+          <w:szCs w:val="21"/>
+        </w:rPr>
+        <w:t>orangecolor</w:t>
+      </w:r>
+      <w:proofErr w:type="spellEnd"/>
+      <w:r>
+        <w:rPr>
+          <w:rFonts w:ascii="Consolas" w:eastAsia="Times New Roman" w:hAnsi="Consolas" w:cs="Times New Roman"/>
+          <w:color w:val="CCCCCC"/>
+          <w:sz w:val="21"/>
+          <w:szCs w:val="21"/>
+        </w:rPr>
+        <w:t>(</w:t>
+      </w:r>
+      <w:proofErr w:type="gramEnd"/>
+      <w:r>
+        <w:rPr>
+          <w:rFonts w:ascii="Consolas" w:eastAsia="Times New Roman" w:hAnsi="Consolas" w:cs="Times New Roman"/>
+          <w:color w:val="CCCCCC"/>
+          <w:sz w:val="21"/>
+          <w:szCs w:val="21"/>
+        </w:rPr>
+        <w:t>)</w:t>
+      </w:r>
+    </w:p>
+    <w:p>
+      <w:pPr>
+        <w:tabs>
+          <w:tab w:val="left" w:pos="1800"/>
+        </w:tabs>
+      </w:pPr>
     </w:p>
     <w:sectPr>
       <w:pgSz w:w="12240" w:h="15840"/>
